--- a/DetailedDesign/ClassDesign/ClassDesignSpecification/packageCart.docx
+++ b/DetailedDesign/ClassDesign/ClassDesignSpecification/packageCart.docx
@@ -27,15 +27,6 @@
         <w:rPr>
           <w:b/>
           <w:bCs/>
-          <w:lang w:val="vi-VN"/>
-        </w:rPr>
-      </w:pPr>
-    </w:p>
-    <w:p>
-      <w:pPr>
-        <w:rPr>
-          <w:b/>
-          <w:bCs/>
         </w:rPr>
       </w:pPr>
       <w:r>
@@ -43,29 +34,46 @@
           <w:b/>
           <w:bCs/>
         </w:rPr>
-        <w:t>Table 1. Attribute design</w:t>
+        <w:t>Table 1. Attribute Design</w:t>
       </w:r>
     </w:p>
     <w:tbl>
       <w:tblPr>
-        <w:tblStyle w:val="TableGrid"/>
         <w:tblW w:w="0" w:type="auto"/>
+        <w:tblCellSpacing w:w="15" w:type="dxa"/>
+        <w:tblCellMar>
+          <w:top w:w="15" w:type="dxa"/>
+          <w:left w:w="15" w:type="dxa"/>
+          <w:bottom w:w="15" w:type="dxa"/>
+          <w:right w:w="15" w:type="dxa"/>
+        </w:tblCellMar>
         <w:tblLook w:val="04A0" w:firstRow="1" w:lastRow="0" w:firstColumn="1" w:lastColumn="0" w:noHBand="0" w:noVBand="1"/>
       </w:tblPr>
       <w:tblGrid>
-        <w:gridCol w:w="1870"/>
-        <w:gridCol w:w="1870"/>
-        <w:gridCol w:w="1870"/>
-        <w:gridCol w:w="1870"/>
-        <w:gridCol w:w="1870"/>
+        <w:gridCol w:w="187"/>
+        <w:gridCol w:w="1233"/>
+        <w:gridCol w:w="1390"/>
+        <w:gridCol w:w="1468"/>
+        <w:gridCol w:w="5082"/>
       </w:tblGrid>
       <w:tr>
+        <w:trPr>
+          <w:tblHeader/>
+          <w:tblCellSpacing w:w="15" w:type="dxa"/>
+        </w:trPr>
         <w:tc>
           <w:tcPr>
-            <w:tcW w:w="1870" w:type="dxa"/>
+            <w:tcW w:w="0" w:type="auto"/>
             <w:vAlign w:val="center"/>
+            <w:hideMark/>
           </w:tcPr>
           <w:p>
+            <w:pPr>
+              <w:rPr>
+                <w:b/>
+                <w:bCs/>
+              </w:rPr>
+            </w:pPr>
             <w:r>
               <w:rPr>
                 <w:b/>
@@ -77,10 +85,17 @@
         </w:tc>
         <w:tc>
           <w:tcPr>
-            <w:tcW w:w="1870" w:type="dxa"/>
+            <w:tcW w:w="0" w:type="auto"/>
             <w:vAlign w:val="center"/>
+            <w:hideMark/>
           </w:tcPr>
           <w:p>
+            <w:pPr>
+              <w:rPr>
+                <w:b/>
+                <w:bCs/>
+              </w:rPr>
+            </w:pPr>
             <w:r>
               <w:rPr>
                 <w:b/>
@@ -92,10 +107,17 @@
         </w:tc>
         <w:tc>
           <w:tcPr>
-            <w:tcW w:w="1870" w:type="dxa"/>
+            <w:tcW w:w="0" w:type="auto"/>
             <w:vAlign w:val="center"/>
+            <w:hideMark/>
           </w:tcPr>
           <w:p>
+            <w:pPr>
+              <w:rPr>
+                <w:b/>
+                <w:bCs/>
+              </w:rPr>
+            </w:pPr>
             <w:r>
               <w:rPr>
                 <w:b/>
@@ -107,10 +129,17 @@
         </w:tc>
         <w:tc>
           <w:tcPr>
-            <w:tcW w:w="1870" w:type="dxa"/>
+            <w:tcW w:w="0" w:type="auto"/>
             <w:vAlign w:val="center"/>
+            <w:hideMark/>
           </w:tcPr>
           <w:p>
+            <w:pPr>
+              <w:rPr>
+                <w:b/>
+                <w:bCs/>
+              </w:rPr>
+            </w:pPr>
             <w:r>
               <w:rPr>
                 <w:b/>
@@ -122,10 +151,17 @@
         </w:tc>
         <w:tc>
           <w:tcPr>
-            <w:tcW w:w="1870" w:type="dxa"/>
+            <w:tcW w:w="0" w:type="auto"/>
             <w:vAlign w:val="center"/>
+            <w:hideMark/>
           </w:tcPr>
           <w:p>
+            <w:pPr>
+              <w:rPr>
+                <w:b/>
+                <w:bCs/>
+              </w:rPr>
+            </w:pPr>
             <w:r>
               <w:rPr>
                 <w:b/>
@@ -137,431 +173,260 @@
         </w:tc>
       </w:tr>
       <w:tr>
+        <w:trPr>
+          <w:tblCellSpacing w:w="15" w:type="dxa"/>
+        </w:trPr>
         <w:tc>
           <w:tcPr>
-            <w:tcW w:w="1870" w:type="dxa"/>
+            <w:tcW w:w="0" w:type="auto"/>
             <w:vAlign w:val="center"/>
+            <w:hideMark/>
           </w:tcPr>
           <w:p>
+            <w:pPr>
+              <w:rPr>
+                <w:b/>
+                <w:bCs/>
+              </w:rPr>
+            </w:pPr>
             <w:r>
+              <w:rPr>
+                <w:b/>
+                <w:bCs/>
+              </w:rPr>
               <w:t>1</w:t>
             </w:r>
           </w:p>
         </w:tc>
         <w:tc>
           <w:tcPr>
-            <w:tcW w:w="1870" w:type="dxa"/>
+            <w:tcW w:w="0" w:type="auto"/>
             <w:vAlign w:val="center"/>
+            <w:hideMark/>
           </w:tcPr>
           <w:p>
-            <w:proofErr w:type="spellStart"/>
+            <w:pPr>
+              <w:rPr>
+                <w:b/>
+                <w:bCs/>
+              </w:rPr>
+            </w:pPr>
             <w:r>
+              <w:rPr>
+                <w:b/>
+                <w:bCs/>
+              </w:rPr>
               <w:t>cartID</w:t>
             </w:r>
-            <w:proofErr w:type="spellEnd"/>
           </w:p>
         </w:tc>
         <w:tc>
           <w:tcPr>
-            <w:tcW w:w="1870" w:type="dxa"/>
+            <w:tcW w:w="0" w:type="auto"/>
             <w:vAlign w:val="center"/>
+            <w:hideMark/>
           </w:tcPr>
           <w:p>
+            <w:pPr>
+              <w:rPr>
+                <w:b/>
+                <w:bCs/>
+              </w:rPr>
+            </w:pPr>
             <w:r>
+              <w:rPr>
+                <w:b/>
+                <w:bCs/>
+              </w:rPr>
               <w:t>String</w:t>
             </w:r>
           </w:p>
         </w:tc>
         <w:tc>
           <w:tcPr>
-            <w:tcW w:w="1870" w:type="dxa"/>
+            <w:tcW w:w="0" w:type="auto"/>
             <w:vAlign w:val="center"/>
+            <w:hideMark/>
           </w:tcPr>
           <w:p>
+            <w:pPr>
+              <w:rPr>
+                <w:b/>
+                <w:bCs/>
+              </w:rPr>
+            </w:pPr>
             <w:r>
+              <w:rPr>
+                <w:b/>
+                <w:bCs/>
+              </w:rPr>
               <w:t>null</w:t>
             </w:r>
           </w:p>
         </w:tc>
         <w:tc>
           <w:tcPr>
-            <w:tcW w:w="1870" w:type="dxa"/>
+            <w:tcW w:w="0" w:type="auto"/>
             <w:vAlign w:val="center"/>
+            <w:hideMark/>
           </w:tcPr>
           <w:p>
-            <w:proofErr w:type="spellStart"/>
+            <w:pPr>
+              <w:rPr>
+                <w:b/>
+                <w:bCs/>
+              </w:rPr>
+            </w:pPr>
             <w:r>
-              <w:t>Mã</w:t>
-            </w:r>
-            <w:proofErr w:type="spellEnd"/>
-            <w:r>
-              <w:t xml:space="preserve"> </w:t>
-            </w:r>
-            <w:proofErr w:type="spellStart"/>
-            <w:r>
-              <w:t>định</w:t>
-            </w:r>
-            <w:proofErr w:type="spellEnd"/>
-            <w:r>
-              <w:t xml:space="preserve"> </w:t>
-            </w:r>
-            <w:proofErr w:type="spellStart"/>
-            <w:r>
-              <w:t>danh</w:t>
-            </w:r>
-            <w:proofErr w:type="spellEnd"/>
-            <w:r>
-              <w:t xml:space="preserve"> (unique ID) </w:t>
-            </w:r>
-            <w:proofErr w:type="spellStart"/>
-            <w:r>
-              <w:t>cho</w:t>
-            </w:r>
-            <w:proofErr w:type="spellEnd"/>
-            <w:r>
-              <w:t xml:space="preserve"> </w:t>
-            </w:r>
-            <w:proofErr w:type="spellStart"/>
-            <w:r>
-              <w:t>mỗi</w:t>
-            </w:r>
-            <w:proofErr w:type="spellEnd"/>
-            <w:r>
-              <w:t xml:space="preserve"> </w:t>
-            </w:r>
-            <w:proofErr w:type="spellStart"/>
-            <w:r>
-              <w:t>giỏ</w:t>
-            </w:r>
-            <w:proofErr w:type="spellEnd"/>
-            <w:r>
-              <w:t xml:space="preserve"> </w:t>
-            </w:r>
-            <w:proofErr w:type="spellStart"/>
-            <w:r>
-              <w:t>hàng</w:t>
-            </w:r>
-            <w:proofErr w:type="spellEnd"/>
-            <w:r>
-              <w:t xml:space="preserve">, </w:t>
-            </w:r>
-            <w:proofErr w:type="spellStart"/>
-            <w:r>
-              <w:t>được</w:t>
-            </w:r>
-            <w:proofErr w:type="spellEnd"/>
-            <w:r>
-              <w:t xml:space="preserve"> </w:t>
-            </w:r>
-            <w:proofErr w:type="spellStart"/>
-            <w:r>
-              <w:t>gán</w:t>
-            </w:r>
-            <w:proofErr w:type="spellEnd"/>
-            <w:r>
-              <w:t xml:space="preserve"> </w:t>
-            </w:r>
-            <w:proofErr w:type="spellStart"/>
-            <w:r>
-              <w:t>khi</w:t>
-            </w:r>
-            <w:proofErr w:type="spellEnd"/>
-            <w:r>
-              <w:t xml:space="preserve"> </w:t>
-            </w:r>
-            <w:proofErr w:type="spellStart"/>
-            <w:r>
-              <w:t>khởi</w:t>
-            </w:r>
-            <w:proofErr w:type="spellEnd"/>
-            <w:r>
-              <w:t xml:space="preserve"> </w:t>
-            </w:r>
-            <w:proofErr w:type="spellStart"/>
-            <w:r>
-              <w:t>tạo</w:t>
-            </w:r>
-            <w:proofErr w:type="spellEnd"/>
-            <w:r>
-              <w:t xml:space="preserve"> </w:t>
-            </w:r>
-            <w:proofErr w:type="spellStart"/>
-            <w:r>
-              <w:t>hoặc</w:t>
-            </w:r>
-            <w:proofErr w:type="spellEnd"/>
-            <w:r>
-              <w:t xml:space="preserve"> </w:t>
-            </w:r>
-            <w:proofErr w:type="spellStart"/>
-            <w:r>
-              <w:t>liên</w:t>
-            </w:r>
-            <w:proofErr w:type="spellEnd"/>
-            <w:r>
-              <w:t xml:space="preserve"> </w:t>
-            </w:r>
-            <w:proofErr w:type="spellStart"/>
-            <w:r>
-              <w:t>kết</w:t>
-            </w:r>
-            <w:proofErr w:type="spellEnd"/>
-            <w:r>
-              <w:t xml:space="preserve"> </w:t>
-            </w:r>
-            <w:proofErr w:type="spellStart"/>
-            <w:r>
-              <w:t>với</w:t>
-            </w:r>
-            <w:proofErr w:type="spellEnd"/>
-            <w:r>
-              <w:t xml:space="preserve"> </w:t>
-            </w:r>
-            <w:proofErr w:type="spellStart"/>
-            <w:r>
-              <w:t>người</w:t>
-            </w:r>
-            <w:proofErr w:type="spellEnd"/>
-            <w:r>
-              <w:t xml:space="preserve"> </w:t>
-            </w:r>
-            <w:proofErr w:type="spellStart"/>
-            <w:r>
-              <w:t>dùng</w:t>
-            </w:r>
-            <w:proofErr w:type="spellEnd"/>
-            <w:r>
-              <w:t>.</w:t>
+              <w:rPr>
+                <w:b/>
+                <w:bCs/>
+              </w:rPr>
+              <w:t>Mã định danh (unique ID) của giỏ hàng. Có thể gắn với session hoặc user đăng nhập.</w:t>
             </w:r>
           </w:p>
         </w:tc>
       </w:tr>
       <w:tr>
+        <w:trPr>
+          <w:tblCellSpacing w:w="15" w:type="dxa"/>
+        </w:trPr>
         <w:tc>
           <w:tcPr>
-            <w:tcW w:w="1870" w:type="dxa"/>
+            <w:tcW w:w="0" w:type="auto"/>
             <w:vAlign w:val="center"/>
+            <w:hideMark/>
           </w:tcPr>
           <w:p>
+            <w:pPr>
+              <w:rPr>
+                <w:b/>
+                <w:bCs/>
+              </w:rPr>
+            </w:pPr>
             <w:r>
+              <w:rPr>
+                <w:b/>
+                <w:bCs/>
+              </w:rPr>
               <w:t>2</w:t>
             </w:r>
           </w:p>
         </w:tc>
         <w:tc>
           <w:tcPr>
-            <w:tcW w:w="1870" w:type="dxa"/>
+            <w:tcW w:w="0" w:type="auto"/>
             <w:vAlign w:val="center"/>
+            <w:hideMark/>
           </w:tcPr>
           <w:p>
-            <w:proofErr w:type="spellStart"/>
+            <w:pPr>
+              <w:rPr>
+                <w:b/>
+                <w:bCs/>
+              </w:rPr>
+            </w:pPr>
             <w:r>
+              <w:rPr>
+                <w:b/>
+                <w:bCs/>
+              </w:rPr>
               <w:t>cartItemsList</w:t>
-            </w:r>
-            <w:proofErr w:type="spellEnd"/>
-          </w:p>
-        </w:tc>
-        <w:tc>
-          <w:tcPr>
-            <w:tcW w:w="1870" w:type="dxa"/>
-            <w:vAlign w:val="center"/>
-          </w:tcPr>
-          <w:p>
-            <w:r>
-              <w:t>List&lt;</w:t>
-            </w:r>
-            <w:proofErr w:type="spellStart"/>
-            <w:r>
-              <w:t>CartItem</w:t>
-            </w:r>
-            <w:proofErr w:type="spellEnd"/>
-            <w:r>
-              <w:t>&gt;</w:t>
             </w:r>
           </w:p>
         </w:tc>
         <w:tc>
           <w:tcPr>
-            <w:tcW w:w="1870" w:type="dxa"/>
+            <w:tcW w:w="0" w:type="auto"/>
             <w:vAlign w:val="center"/>
+            <w:hideMark/>
           </w:tcPr>
           <w:p>
+            <w:pPr>
+              <w:rPr>
+                <w:b/>
+                <w:bCs/>
+              </w:rPr>
+            </w:pPr>
             <w:r>
-              <w:t xml:space="preserve">new </w:t>
-            </w:r>
-            <w:proofErr w:type="spellStart"/>
-            <w:r>
-              <w:t>ArrayList</w:t>
-            </w:r>
-            <w:proofErr w:type="spellEnd"/>
-            <w:r>
-              <w:t>&lt;</w:t>
-            </w:r>
-            <w:proofErr w:type="gramStart"/>
-            <w:r>
-              <w:t>&gt;(</w:t>
-            </w:r>
-            <w:proofErr w:type="gramEnd"/>
-            <w:r>
-              <w:t>)</w:t>
+              <w:rPr>
+                <w:b/>
+                <w:bCs/>
+              </w:rPr>
+              <w:t>List&lt;CartItem&gt;</w:t>
             </w:r>
           </w:p>
         </w:tc>
         <w:tc>
           <w:tcPr>
-            <w:tcW w:w="1870" w:type="dxa"/>
+            <w:tcW w:w="0" w:type="auto"/>
             <w:vAlign w:val="center"/>
+            <w:hideMark/>
           </w:tcPr>
           <w:p>
-            <w:proofErr w:type="spellStart"/>
+            <w:pPr>
+              <w:rPr>
+                <w:b/>
+                <w:bCs/>
+              </w:rPr>
+            </w:pPr>
             <w:r>
-              <w:t>Mã</w:t>
+              <w:rPr>
+                <w:b/>
+                <w:bCs/>
+              </w:rPr>
+              <w:t>new ArrayList&lt;&gt;()</w:t>
             </w:r>
-            <w:proofErr w:type="spellEnd"/>
+          </w:p>
+        </w:tc>
+        <w:tc>
+          <w:tcPr>
+            <w:tcW w:w="0" w:type="auto"/>
+            <w:vAlign w:val="center"/>
+            <w:hideMark/>
+          </w:tcPr>
+          <w:p>
+            <w:pPr>
+              <w:rPr>
+                <w:b/>
+                <w:bCs/>
+              </w:rPr>
+            </w:pPr>
             <w:r>
-              <w:t xml:space="preserve"> </w:t>
-            </w:r>
-            <w:proofErr w:type="spellStart"/>
-            <w:r>
-              <w:t>định</w:t>
-            </w:r>
-            <w:proofErr w:type="spellEnd"/>
-            <w:r>
-              <w:t xml:space="preserve"> </w:t>
-            </w:r>
-            <w:proofErr w:type="spellStart"/>
-            <w:r>
-              <w:t>danh</w:t>
-            </w:r>
-            <w:proofErr w:type="spellEnd"/>
-            <w:r>
-              <w:t xml:space="preserve"> (unique ID) </w:t>
-            </w:r>
-            <w:proofErr w:type="spellStart"/>
-            <w:r>
-              <w:t>cho</w:t>
-            </w:r>
-            <w:proofErr w:type="spellEnd"/>
-            <w:r>
-              <w:t xml:space="preserve"> </w:t>
-            </w:r>
-            <w:proofErr w:type="spellStart"/>
-            <w:r>
-              <w:t>mỗi</w:t>
-            </w:r>
-            <w:proofErr w:type="spellEnd"/>
-            <w:r>
-              <w:t xml:space="preserve"> </w:t>
-            </w:r>
-            <w:proofErr w:type="spellStart"/>
-            <w:r>
-              <w:t>giỏ</w:t>
-            </w:r>
-            <w:proofErr w:type="spellEnd"/>
-            <w:r>
-              <w:t xml:space="preserve"> </w:t>
-            </w:r>
-            <w:proofErr w:type="spellStart"/>
-            <w:r>
-              <w:t>hàng</w:t>
-            </w:r>
-            <w:proofErr w:type="spellEnd"/>
-            <w:r>
-              <w:t xml:space="preserve">, </w:t>
-            </w:r>
-            <w:proofErr w:type="spellStart"/>
-            <w:r>
-              <w:t>được</w:t>
-            </w:r>
-            <w:proofErr w:type="spellEnd"/>
-            <w:r>
-              <w:t xml:space="preserve"> </w:t>
-            </w:r>
-            <w:proofErr w:type="spellStart"/>
-            <w:r>
-              <w:t>gán</w:t>
-            </w:r>
-            <w:proofErr w:type="spellEnd"/>
-            <w:r>
-              <w:t xml:space="preserve"> </w:t>
-            </w:r>
-            <w:proofErr w:type="spellStart"/>
-            <w:r>
-              <w:t>khi</w:t>
-            </w:r>
-            <w:proofErr w:type="spellEnd"/>
-            <w:r>
-              <w:t xml:space="preserve"> </w:t>
-            </w:r>
-            <w:proofErr w:type="spellStart"/>
-            <w:r>
-              <w:t>khởi</w:t>
-            </w:r>
-            <w:proofErr w:type="spellEnd"/>
-            <w:r>
-              <w:t xml:space="preserve"> </w:t>
-            </w:r>
-            <w:proofErr w:type="spellStart"/>
-            <w:r>
-              <w:t>tạo</w:t>
-            </w:r>
-            <w:proofErr w:type="spellEnd"/>
-            <w:r>
-              <w:t xml:space="preserve"> </w:t>
-            </w:r>
-            <w:proofErr w:type="spellStart"/>
-            <w:r>
-              <w:t>hoặc</w:t>
-            </w:r>
-            <w:proofErr w:type="spellEnd"/>
-            <w:r>
-              <w:t xml:space="preserve"> </w:t>
-            </w:r>
-            <w:proofErr w:type="spellStart"/>
-            <w:r>
-              <w:t>liên</w:t>
-            </w:r>
-            <w:proofErr w:type="spellEnd"/>
-            <w:r>
-              <w:t xml:space="preserve"> </w:t>
-            </w:r>
-            <w:proofErr w:type="spellStart"/>
-            <w:r>
-              <w:t>kết</w:t>
-            </w:r>
-            <w:proofErr w:type="spellEnd"/>
-            <w:r>
-              <w:t xml:space="preserve"> </w:t>
-            </w:r>
-            <w:proofErr w:type="spellStart"/>
-            <w:r>
-              <w:t>với</w:t>
-            </w:r>
-            <w:proofErr w:type="spellEnd"/>
-            <w:r>
-              <w:t xml:space="preserve"> </w:t>
-            </w:r>
-            <w:proofErr w:type="spellStart"/>
-            <w:r>
-              <w:t>người</w:t>
-            </w:r>
-            <w:proofErr w:type="spellEnd"/>
-            <w:r>
-              <w:t xml:space="preserve"> </w:t>
-            </w:r>
-            <w:proofErr w:type="spellStart"/>
-            <w:r>
-              <w:t>dùng</w:t>
-            </w:r>
-            <w:proofErr w:type="spellEnd"/>
-            <w:r>
-              <w:t>.</w:t>
+              <w:rPr>
+                <w:b/>
+                <w:bCs/>
+              </w:rPr>
+              <w:t>Danh sách các sản phẩm hiện có trong giỏ hàng. Mỗi phần tử đại diện cho một CartItem.</w:t>
             </w:r>
           </w:p>
         </w:tc>
       </w:tr>
     </w:tbl>
     <w:p>
+      <w:pPr>
+        <w:rPr>
+          <w:b/>
+          <w:bCs/>
+        </w:rPr>
+      </w:pPr>
+      <w:r>
+        <w:rPr>
+          <w:b/>
+          <w:bCs/>
+        </w:rPr>
+        <w:pict w14:anchorId="3918FF7E">
+          <v:rect id="_x0000_i1061" style="width:0;height:1.5pt" o:hralign="center" o:hrstd="t" o:hr="t" fillcolor="#a0a0a0" stroked="f"/>
+        </w:pict>
+      </w:r>
+    </w:p>
+    <w:p>
+      <w:pPr>
+        <w:rPr>
+          <w:b/>
+          <w:bCs/>
+        </w:rPr>
+      </w:pPr>
       <w:r>
         <w:rPr>
           <w:b/>
@@ -570,29 +435,42 @@
         <w:t>Table 2. Operation Design</w:t>
       </w:r>
     </w:p>
-    <w:p/>
     <w:tbl>
       <w:tblPr>
-        <w:tblStyle w:val="TableGrid"/>
-        <w:tblW w:w="9522" w:type="dxa"/>
+        <w:tblW w:w="0" w:type="auto"/>
+        <w:tblCellSpacing w:w="15" w:type="dxa"/>
+        <w:tblCellMar>
+          <w:top w:w="15" w:type="dxa"/>
+          <w:left w:w="15" w:type="dxa"/>
+          <w:bottom w:w="15" w:type="dxa"/>
+          <w:right w:w="15" w:type="dxa"/>
+        </w:tblCellMar>
         <w:tblLook w:val="04A0" w:firstRow="1" w:lastRow="0" w:firstColumn="1" w:lastColumn="0" w:noHBand="0" w:noVBand="1"/>
       </w:tblPr>
       <w:tblGrid>
-        <w:gridCol w:w="2380"/>
-        <w:gridCol w:w="2380"/>
-        <w:gridCol w:w="2381"/>
-        <w:gridCol w:w="2381"/>
+        <w:gridCol w:w="187"/>
+        <w:gridCol w:w="2991"/>
+        <w:gridCol w:w="1075"/>
+        <w:gridCol w:w="5107"/>
       </w:tblGrid>
       <w:tr>
         <w:trPr>
-          <w:trHeight w:val="642"/>
+          <w:tblHeader/>
+          <w:tblCellSpacing w:w="15" w:type="dxa"/>
         </w:trPr>
         <w:tc>
           <w:tcPr>
-            <w:tcW w:w="2380" w:type="dxa"/>
+            <w:tcW w:w="0" w:type="auto"/>
             <w:vAlign w:val="center"/>
+            <w:hideMark/>
           </w:tcPr>
           <w:p>
+            <w:pPr>
+              <w:rPr>
+                <w:b/>
+                <w:bCs/>
+              </w:rPr>
+            </w:pPr>
             <w:r>
               <w:rPr>
                 <w:b/>
@@ -604,10 +482,17 @@
         </w:tc>
         <w:tc>
           <w:tcPr>
-            <w:tcW w:w="2380" w:type="dxa"/>
+            <w:tcW w:w="0" w:type="auto"/>
             <w:vAlign w:val="center"/>
+            <w:hideMark/>
           </w:tcPr>
           <w:p>
+            <w:pPr>
+              <w:rPr>
+                <w:b/>
+                <w:bCs/>
+              </w:rPr>
+            </w:pPr>
             <w:r>
               <w:rPr>
                 <w:b/>
@@ -619,10 +504,17 @@
         </w:tc>
         <w:tc>
           <w:tcPr>
-            <w:tcW w:w="2381" w:type="dxa"/>
+            <w:tcW w:w="0" w:type="auto"/>
             <w:vAlign w:val="center"/>
+            <w:hideMark/>
           </w:tcPr>
           <w:p>
+            <w:pPr>
+              <w:rPr>
+                <w:b/>
+                <w:bCs/>
+              </w:rPr>
+            </w:pPr>
             <w:r>
               <w:rPr>
                 <w:b/>
@@ -634,10 +526,17 @@
         </w:tc>
         <w:tc>
           <w:tcPr>
-            <w:tcW w:w="2381" w:type="dxa"/>
+            <w:tcW w:w="0" w:type="auto"/>
             <w:vAlign w:val="center"/>
+            <w:hideMark/>
           </w:tcPr>
           <w:p>
+            <w:pPr>
+              <w:rPr>
+                <w:b/>
+                <w:bCs/>
+              </w:rPr>
+            </w:pPr>
             <w:r>
               <w:rPr>
                 <w:b/>
@@ -650,316 +549,372 @@
       </w:tr>
       <w:tr>
         <w:trPr>
-          <w:trHeight w:val="1600"/>
+          <w:tblCellSpacing w:w="15" w:type="dxa"/>
         </w:trPr>
         <w:tc>
           <w:tcPr>
-            <w:tcW w:w="2380" w:type="dxa"/>
+            <w:tcW w:w="0" w:type="auto"/>
             <w:vAlign w:val="center"/>
+            <w:hideMark/>
           </w:tcPr>
           <w:p>
+            <w:pPr>
+              <w:rPr>
+                <w:b/>
+                <w:bCs/>
+              </w:rPr>
+            </w:pPr>
             <w:r>
+              <w:rPr>
+                <w:b/>
+                <w:bCs/>
+              </w:rPr>
               <w:t>1</w:t>
             </w:r>
           </w:p>
         </w:tc>
         <w:tc>
           <w:tcPr>
-            <w:tcW w:w="2380" w:type="dxa"/>
+            <w:tcW w:w="0" w:type="auto"/>
             <w:vAlign w:val="center"/>
+            <w:hideMark/>
           </w:tcPr>
           <w:p>
-            <w:proofErr w:type="spellStart"/>
-            <w:proofErr w:type="gramStart"/>
+            <w:pPr>
+              <w:rPr>
+                <w:b/>
+                <w:bCs/>
+              </w:rPr>
+            </w:pPr>
             <w:r>
+              <w:rPr>
+                <w:b/>
+                <w:bCs/>
+              </w:rPr>
               <w:t>calculateTotalPrice</w:t>
-            </w:r>
-            <w:proofErr w:type="spellEnd"/>
-            <w:r>
-              <w:t>(</w:t>
-            </w:r>
-            <w:proofErr w:type="gramEnd"/>
-            <w:r>
-              <w:t>)</w:t>
             </w:r>
           </w:p>
         </w:tc>
         <w:tc>
           <w:tcPr>
-            <w:tcW w:w="2381" w:type="dxa"/>
+            <w:tcW w:w="0" w:type="auto"/>
             <w:vAlign w:val="center"/>
+            <w:hideMark/>
           </w:tcPr>
           <w:p>
+            <w:pPr>
+              <w:rPr>
+                <w:b/>
+                <w:bCs/>
+              </w:rPr>
+            </w:pPr>
             <w:r>
+              <w:rPr>
+                <w:b/>
+                <w:bCs/>
+              </w:rPr>
               <w:t>float</w:t>
             </w:r>
           </w:p>
         </w:tc>
         <w:tc>
           <w:tcPr>
-            <w:tcW w:w="2381" w:type="dxa"/>
+            <w:tcW w:w="0" w:type="auto"/>
             <w:vAlign w:val="center"/>
+            <w:hideMark/>
           </w:tcPr>
           <w:p>
-            <w:proofErr w:type="spellStart"/>
+            <w:pPr>
+              <w:rPr>
+                <w:b/>
+                <w:bCs/>
+              </w:rPr>
+            </w:pPr>
             <w:r>
-              <w:t>Tính</w:t>
-            </w:r>
-            <w:proofErr w:type="spellEnd"/>
-            <w:r>
-              <w:t xml:space="preserve"> </w:t>
-            </w:r>
-            <w:proofErr w:type="spellStart"/>
-            <w:r>
-              <w:t>tổng</w:t>
-            </w:r>
-            <w:proofErr w:type="spellEnd"/>
-            <w:r>
-              <w:t xml:space="preserve"> </w:t>
-            </w:r>
-            <w:proofErr w:type="spellStart"/>
-            <w:r>
-              <w:t>giá</w:t>
-            </w:r>
-            <w:proofErr w:type="spellEnd"/>
-            <w:r>
-              <w:t xml:space="preserve"> </w:t>
-            </w:r>
-            <w:proofErr w:type="spellStart"/>
-            <w:r>
-              <w:t>trị</w:t>
-            </w:r>
-            <w:proofErr w:type="spellEnd"/>
-            <w:r>
-              <w:t xml:space="preserve"> </w:t>
-            </w:r>
-            <w:proofErr w:type="spellStart"/>
-            <w:r>
-              <w:t>của</w:t>
-            </w:r>
-            <w:proofErr w:type="spellEnd"/>
-            <w:r>
-              <w:t xml:space="preserve"> </w:t>
-            </w:r>
-            <w:proofErr w:type="spellStart"/>
-            <w:r>
-              <w:t>toàn</w:t>
-            </w:r>
-            <w:proofErr w:type="spellEnd"/>
-            <w:r>
-              <w:t xml:space="preserve"> </w:t>
-            </w:r>
-            <w:proofErr w:type="spellStart"/>
-            <w:r>
-              <w:t>bộ</w:t>
-            </w:r>
-            <w:proofErr w:type="spellEnd"/>
-            <w:r>
-              <w:t xml:space="preserve"> </w:t>
-            </w:r>
-            <w:proofErr w:type="spellStart"/>
-            <w:r>
-              <w:t>sản</w:t>
-            </w:r>
-            <w:proofErr w:type="spellEnd"/>
-            <w:r>
-              <w:t xml:space="preserve"> </w:t>
-            </w:r>
-            <w:proofErr w:type="spellStart"/>
-            <w:r>
-              <w:t>phẩm</w:t>
-            </w:r>
-            <w:proofErr w:type="spellEnd"/>
-            <w:r>
-              <w:t xml:space="preserve"> </w:t>
-            </w:r>
-            <w:proofErr w:type="spellStart"/>
-            <w:r>
-              <w:t>trong</w:t>
-            </w:r>
-            <w:proofErr w:type="spellEnd"/>
-            <w:r>
-              <w:t xml:space="preserve"> </w:t>
-            </w:r>
-            <w:proofErr w:type="spellStart"/>
-            <w:r>
-              <w:t>giỏ</w:t>
-            </w:r>
-            <w:proofErr w:type="spellEnd"/>
-            <w:r>
-              <w:t xml:space="preserve"> </w:t>
-            </w:r>
-            <w:proofErr w:type="spellStart"/>
-            <w:r>
-              <w:t>hàng</w:t>
-            </w:r>
-            <w:proofErr w:type="spellEnd"/>
-            <w:r>
-              <w:t xml:space="preserve"> (</w:t>
-            </w:r>
-            <w:proofErr w:type="spellStart"/>
-            <w:r>
-              <w:t>dựa</w:t>
-            </w:r>
-            <w:proofErr w:type="spellEnd"/>
-            <w:r>
-              <w:t xml:space="preserve"> </w:t>
-            </w:r>
-            <w:proofErr w:type="spellStart"/>
-            <w:r>
-              <w:t>trên</w:t>
-            </w:r>
-            <w:proofErr w:type="spellEnd"/>
-            <w:r>
-              <w:t xml:space="preserve"> quantity × </w:t>
-            </w:r>
-            <w:proofErr w:type="spellStart"/>
-            <w:proofErr w:type="gramStart"/>
-            <w:r>
-              <w:t>product.price</w:t>
-            </w:r>
-            <w:proofErr w:type="spellEnd"/>
-            <w:proofErr w:type="gramEnd"/>
-            <w:r>
-              <w:t xml:space="preserve"> </w:t>
-            </w:r>
-            <w:proofErr w:type="spellStart"/>
-            <w:r>
-              <w:t>từng</w:t>
-            </w:r>
-            <w:proofErr w:type="spellEnd"/>
-            <w:r>
-              <w:t xml:space="preserve"> </w:t>
-            </w:r>
-            <w:proofErr w:type="spellStart"/>
-            <w:r>
-              <w:t>CartItem</w:t>
-            </w:r>
-            <w:proofErr w:type="spellEnd"/>
-            <w:r>
-              <w:t>).</w:t>
+              <w:rPr>
+                <w:b/>
+                <w:bCs/>
+              </w:rPr>
+              <w:t>Tính tổng giá trị của toàn bộ sản phẩm trong giỏ hàng.</w:t>
             </w:r>
           </w:p>
         </w:tc>
       </w:tr>
       <w:tr>
         <w:trPr>
-          <w:trHeight w:val="944"/>
+          <w:tblCellSpacing w:w="15" w:type="dxa"/>
         </w:trPr>
         <w:tc>
           <w:tcPr>
-            <w:tcW w:w="2380" w:type="dxa"/>
+            <w:tcW w:w="0" w:type="auto"/>
             <w:vAlign w:val="center"/>
+            <w:hideMark/>
           </w:tcPr>
           <w:p>
+            <w:pPr>
+              <w:rPr>
+                <w:b/>
+                <w:bCs/>
+              </w:rPr>
+            </w:pPr>
             <w:r>
+              <w:rPr>
+                <w:b/>
+                <w:bCs/>
+              </w:rPr>
               <w:t>2</w:t>
             </w:r>
           </w:p>
         </w:tc>
         <w:tc>
           <w:tcPr>
-            <w:tcW w:w="2380" w:type="dxa"/>
+            <w:tcW w:w="0" w:type="auto"/>
             <w:vAlign w:val="center"/>
+            <w:hideMark/>
           </w:tcPr>
           <w:p>
-            <w:proofErr w:type="spellStart"/>
-            <w:proofErr w:type="gramStart"/>
+            <w:pPr>
+              <w:rPr>
+                <w:b/>
+                <w:bCs/>
+              </w:rPr>
+            </w:pPr>
             <w:r>
+              <w:rPr>
+                <w:b/>
+                <w:bCs/>
+              </w:rPr>
               <w:t>isEmpty</w:t>
-            </w:r>
-            <w:proofErr w:type="spellEnd"/>
-            <w:r>
-              <w:t>(</w:t>
-            </w:r>
-            <w:proofErr w:type="gramEnd"/>
-            <w:r>
-              <w:t>)</w:t>
             </w:r>
           </w:p>
         </w:tc>
         <w:tc>
           <w:tcPr>
-            <w:tcW w:w="2381" w:type="dxa"/>
+            <w:tcW w:w="0" w:type="auto"/>
             <w:vAlign w:val="center"/>
+            <w:hideMark/>
           </w:tcPr>
           <w:p>
-            <w:proofErr w:type="spellStart"/>
+            <w:pPr>
+              <w:rPr>
+                <w:b/>
+                <w:bCs/>
+              </w:rPr>
+            </w:pPr>
             <w:r>
+              <w:rPr>
+                <w:b/>
+                <w:bCs/>
+              </w:rPr>
               <w:t>boolean</w:t>
             </w:r>
-            <w:proofErr w:type="spellEnd"/>
           </w:p>
         </w:tc>
         <w:tc>
           <w:tcPr>
-            <w:tcW w:w="2381" w:type="dxa"/>
+            <w:tcW w:w="0" w:type="auto"/>
             <w:vAlign w:val="center"/>
+            <w:hideMark/>
           </w:tcPr>
           <w:p>
-            <w:proofErr w:type="spellStart"/>
+            <w:pPr>
+              <w:rPr>
+                <w:b/>
+                <w:bCs/>
+              </w:rPr>
+            </w:pPr>
             <w:r>
-              <w:t>Kiểm</w:t>
+              <w:rPr>
+                <w:b/>
+                <w:bCs/>
+              </w:rPr>
+              <w:t>Kiểm tra giỏ hàng có rỗng hay không.</w:t>
             </w:r>
-            <w:proofErr w:type="spellEnd"/>
+          </w:p>
+        </w:tc>
+      </w:tr>
+      <w:tr>
+        <w:trPr>
+          <w:tblCellSpacing w:w="15" w:type="dxa"/>
+        </w:trPr>
+        <w:tc>
+          <w:tcPr>
+            <w:tcW w:w="0" w:type="auto"/>
+            <w:vAlign w:val="center"/>
+            <w:hideMark/>
+          </w:tcPr>
+          <w:p>
+            <w:pPr>
+              <w:rPr>
+                <w:b/>
+                <w:bCs/>
+              </w:rPr>
+            </w:pPr>
             <w:r>
-              <w:t xml:space="preserve"> </w:t>
+              <w:rPr>
+                <w:b/>
+                <w:bCs/>
+              </w:rPr>
+              <w:t>3</w:t>
             </w:r>
-            <w:proofErr w:type="spellStart"/>
+          </w:p>
+        </w:tc>
+        <w:tc>
+          <w:tcPr>
+            <w:tcW w:w="0" w:type="auto"/>
+            <w:vAlign w:val="center"/>
+            <w:hideMark/>
+          </w:tcPr>
+          <w:p>
+            <w:pPr>
+              <w:rPr>
+                <w:b/>
+                <w:bCs/>
+              </w:rPr>
+            </w:pPr>
             <w:r>
-              <w:t>tra</w:t>
+              <w:rPr>
+                <w:b/>
+                <w:bCs/>
+              </w:rPr>
+              <w:t>checkAvailabilityOfChosenItems</w:t>
             </w:r>
-            <w:proofErr w:type="spellEnd"/>
+          </w:p>
+        </w:tc>
+        <w:tc>
+          <w:tcPr>
+            <w:tcW w:w="0" w:type="auto"/>
+            <w:vAlign w:val="center"/>
+            <w:hideMark/>
+          </w:tcPr>
+          <w:p>
+            <w:pPr>
+              <w:rPr>
+                <w:b/>
+                <w:bCs/>
+              </w:rPr>
+            </w:pPr>
             <w:r>
-              <w:t xml:space="preserve"> </w:t>
+              <w:rPr>
+                <w:b/>
+                <w:bCs/>
+              </w:rPr>
+              <w:t>boolean</w:t>
             </w:r>
-            <w:proofErr w:type="spellStart"/>
+          </w:p>
+        </w:tc>
+        <w:tc>
+          <w:tcPr>
+            <w:tcW w:w="0" w:type="auto"/>
+            <w:vAlign w:val="center"/>
+            <w:hideMark/>
+          </w:tcPr>
+          <w:p>
+            <w:pPr>
+              <w:rPr>
+                <w:b/>
+                <w:bCs/>
+              </w:rPr>
+            </w:pPr>
             <w:r>
-              <w:t>xem</w:t>
+              <w:rPr>
+                <w:b/>
+                <w:bCs/>
+              </w:rPr>
+              <w:t>Kiểm tra tồn kho của sản phẩm được chọn hoặc toàn bộ giỏ hàng.</w:t>
             </w:r>
-            <w:proofErr w:type="spellEnd"/>
+          </w:p>
+        </w:tc>
+      </w:tr>
+      <w:tr>
+        <w:trPr>
+          <w:tblCellSpacing w:w="15" w:type="dxa"/>
+        </w:trPr>
+        <w:tc>
+          <w:tcPr>
+            <w:tcW w:w="0" w:type="auto"/>
+            <w:vAlign w:val="center"/>
+            <w:hideMark/>
+          </w:tcPr>
+          <w:p>
+            <w:pPr>
+              <w:rPr>
+                <w:b/>
+                <w:bCs/>
+              </w:rPr>
+            </w:pPr>
             <w:r>
-              <w:t xml:space="preserve"> </w:t>
+              <w:rPr>
+                <w:b/>
+                <w:bCs/>
+              </w:rPr>
+              <w:t>4</w:t>
             </w:r>
-            <w:proofErr w:type="spellStart"/>
+          </w:p>
+        </w:tc>
+        <w:tc>
+          <w:tcPr>
+            <w:tcW w:w="0" w:type="auto"/>
+            <w:vAlign w:val="center"/>
+            <w:hideMark/>
+          </w:tcPr>
+          <w:p>
+            <w:pPr>
+              <w:rPr>
+                <w:b/>
+                <w:bCs/>
+              </w:rPr>
+            </w:pPr>
             <w:r>
-              <w:t>giỏ</w:t>
+              <w:rPr>
+                <w:b/>
+                <w:bCs/>
+              </w:rPr>
+              <w:t>emptyCart</w:t>
             </w:r>
-            <w:proofErr w:type="spellEnd"/>
+          </w:p>
+        </w:tc>
+        <w:tc>
+          <w:tcPr>
+            <w:tcW w:w="0" w:type="auto"/>
+            <w:vAlign w:val="center"/>
+            <w:hideMark/>
+          </w:tcPr>
+          <w:p>
+            <w:pPr>
+              <w:rPr>
+                <w:b/>
+                <w:bCs/>
+              </w:rPr>
+            </w:pPr>
             <w:r>
-              <w:t xml:space="preserve"> </w:t>
+              <w:rPr>
+                <w:b/>
+                <w:bCs/>
+              </w:rPr>
+              <w:t>void</w:t>
             </w:r>
-            <w:proofErr w:type="spellStart"/>
+          </w:p>
+        </w:tc>
+        <w:tc>
+          <w:tcPr>
+            <w:tcW w:w="0" w:type="auto"/>
+            <w:vAlign w:val="center"/>
+            <w:hideMark/>
+          </w:tcPr>
+          <w:p>
+            <w:pPr>
+              <w:rPr>
+                <w:b/>
+                <w:bCs/>
+              </w:rPr>
+            </w:pPr>
             <w:r>
-              <w:t>hàng</w:t>
-            </w:r>
-            <w:proofErr w:type="spellEnd"/>
-            <w:r>
-              <w:t xml:space="preserve"> </w:t>
-            </w:r>
-            <w:proofErr w:type="spellStart"/>
-            <w:r>
-              <w:t>có</w:t>
-            </w:r>
-            <w:proofErr w:type="spellEnd"/>
-            <w:r>
-              <w:t xml:space="preserve"> </w:t>
-            </w:r>
-            <w:proofErr w:type="spellStart"/>
-            <w:r>
-              <w:t>rỗng</w:t>
-            </w:r>
-            <w:proofErr w:type="spellEnd"/>
-            <w:r>
-              <w:t xml:space="preserve"> hay </w:t>
-            </w:r>
-            <w:proofErr w:type="spellStart"/>
-            <w:r>
-              <w:t>không</w:t>
-            </w:r>
-            <w:proofErr w:type="spellEnd"/>
-            <w:r>
-              <w:t>.</w:t>
+              <w:rPr>
+                <w:b/>
+                <w:bCs/>
+              </w:rPr>
+              <w:t>Xóa toàn bộ sản phẩm khỏi giỏ hàng.</w:t>
             </w:r>
           </w:p>
         </w:tc>
@@ -972,524 +927,14 @@
           <w:bCs/>
         </w:rPr>
       </w:pPr>
-    </w:p>
-    <w:p>
-      <w:pPr>
-        <w:rPr>
-          <w:lang w:val="vi-VN"/>
-        </w:rPr>
-      </w:pPr>
-    </w:p>
-    <w:p>
-      <w:pPr>
-        <w:rPr>
-          <w:b/>
-          <w:bCs/>
-          <w:lang w:val="vi-VN"/>
-        </w:rPr>
-      </w:pPr>
-    </w:p>
-    <w:p>
-      <w:pPr>
-        <w:rPr>
-          <w:b/>
-          <w:bCs/>
-          <w:lang w:val="vi-VN"/>
-        </w:rPr>
-      </w:pPr>
-    </w:p>
-    <w:p>
-      <w:pPr>
-        <w:rPr>
-          <w:b/>
-          <w:bCs/>
-          <w:lang w:val="vi-VN"/>
-        </w:rPr>
-      </w:pPr>
-    </w:p>
-    <w:p>
-      <w:bookmarkStart w:id="0" w:name="_Hlk214127569"/>
-    </w:p>
-    <w:tbl>
-      <w:tblPr>
-        <w:tblStyle w:val="TableGrid"/>
-        <w:tblW w:w="0" w:type="auto"/>
-        <w:tblLook w:val="04A0" w:firstRow="1" w:lastRow="0" w:firstColumn="1" w:lastColumn="0" w:noHBand="0" w:noVBand="1"/>
-      </w:tblPr>
-      <w:tblGrid>
-        <w:gridCol w:w="1390"/>
-        <w:gridCol w:w="4377"/>
-        <w:gridCol w:w="1710"/>
-        <w:gridCol w:w="1873"/>
-      </w:tblGrid>
-      <w:tr>
-        <w:tc>
-          <w:tcPr>
-            <w:tcW w:w="2337" w:type="dxa"/>
-            <w:vAlign w:val="center"/>
-          </w:tcPr>
-          <w:p>
-            <w:bookmarkStart w:id="1" w:name="_Hlk214127845"/>
-            <w:r>
-              <w:rPr>
-                <w:b/>
-                <w:bCs/>
-              </w:rPr>
-              <w:t>#</w:t>
-            </w:r>
-          </w:p>
-        </w:tc>
-        <w:tc>
-          <w:tcPr>
-            <w:tcW w:w="2337" w:type="dxa"/>
-            <w:vAlign w:val="center"/>
-          </w:tcPr>
-          <w:p>
-            <w:r>
-              <w:rPr>
-                <w:b/>
-                <w:bCs/>
-              </w:rPr>
-              <w:t>Name</w:t>
-            </w:r>
-          </w:p>
-        </w:tc>
-        <w:tc>
-          <w:tcPr>
-            <w:tcW w:w="2338" w:type="dxa"/>
-            <w:vAlign w:val="center"/>
-          </w:tcPr>
-          <w:p>
-            <w:r>
-              <w:rPr>
-                <w:b/>
-                <w:bCs/>
-              </w:rPr>
-              <w:t>Return type</w:t>
-            </w:r>
-          </w:p>
-        </w:tc>
-        <w:tc>
-          <w:tcPr>
-            <w:tcW w:w="2338" w:type="dxa"/>
-            <w:vAlign w:val="center"/>
-          </w:tcPr>
-          <w:p>
-            <w:r>
-              <w:rPr>
-                <w:b/>
-                <w:bCs/>
-              </w:rPr>
-              <w:t>Description (purpose)</w:t>
-            </w:r>
-          </w:p>
-        </w:tc>
-      </w:tr>
-      <w:tr>
-        <w:tc>
-          <w:tcPr>
-            <w:tcW w:w="2337" w:type="dxa"/>
-            <w:vAlign w:val="center"/>
-          </w:tcPr>
-          <w:p>
-            <w:r>
-              <w:t>3</w:t>
-            </w:r>
-          </w:p>
-        </w:tc>
-        <w:tc>
-          <w:tcPr>
-            <w:tcW w:w="2337" w:type="dxa"/>
-            <w:vAlign w:val="center"/>
-          </w:tcPr>
-          <w:p>
-            <w:proofErr w:type="spellStart"/>
-            <w:proofErr w:type="gramStart"/>
-            <w:r>
-              <w:t>checkAvailabilityOfChosenItems</w:t>
-            </w:r>
-            <w:proofErr w:type="spellEnd"/>
-            <w:r>
-              <w:t>(</w:t>
-            </w:r>
-            <w:proofErr w:type="spellStart"/>
-            <w:r>
-              <w:t>productID</w:t>
-            </w:r>
-            <w:proofErr w:type="spellEnd"/>
-            <w:r>
-              <w:t xml:space="preserve"> :</w:t>
-            </w:r>
-            <w:proofErr w:type="gramEnd"/>
-            <w:r>
-              <w:t xml:space="preserve"> int)</w:t>
-            </w:r>
-          </w:p>
-        </w:tc>
-        <w:tc>
-          <w:tcPr>
-            <w:tcW w:w="2338" w:type="dxa"/>
-            <w:vAlign w:val="center"/>
-          </w:tcPr>
-          <w:p>
-            <w:proofErr w:type="spellStart"/>
-            <w:r>
-              <w:t>boolean</w:t>
-            </w:r>
-            <w:proofErr w:type="spellEnd"/>
-          </w:p>
-        </w:tc>
-        <w:tc>
-          <w:tcPr>
-            <w:tcW w:w="2338" w:type="dxa"/>
-            <w:vAlign w:val="center"/>
-          </w:tcPr>
-          <w:p>
-            <w:proofErr w:type="spellStart"/>
-            <w:r>
-              <w:t>Kiểm</w:t>
-            </w:r>
-            <w:proofErr w:type="spellEnd"/>
-            <w:r>
-              <w:t xml:space="preserve"> </w:t>
-            </w:r>
-            <w:proofErr w:type="spellStart"/>
-            <w:r>
-              <w:t>tra</w:t>
-            </w:r>
-            <w:proofErr w:type="spellEnd"/>
-            <w:r>
-              <w:t xml:space="preserve"> </w:t>
-            </w:r>
-            <w:proofErr w:type="spellStart"/>
-            <w:r>
-              <w:t>xem</w:t>
-            </w:r>
-            <w:proofErr w:type="spellEnd"/>
-            <w:r>
-              <w:t xml:space="preserve"> </w:t>
-            </w:r>
-            <w:proofErr w:type="spellStart"/>
-            <w:r>
-              <w:t>sản</w:t>
-            </w:r>
-            <w:proofErr w:type="spellEnd"/>
-            <w:r>
-              <w:t xml:space="preserve"> </w:t>
-            </w:r>
-            <w:proofErr w:type="spellStart"/>
-            <w:r>
-              <w:t>phẩm</w:t>
-            </w:r>
-            <w:proofErr w:type="spellEnd"/>
-            <w:r>
-              <w:t xml:space="preserve"> </w:t>
-            </w:r>
-            <w:proofErr w:type="spellStart"/>
-            <w:r>
-              <w:t>có</w:t>
-            </w:r>
-            <w:proofErr w:type="spellEnd"/>
-            <w:r>
-              <w:t xml:space="preserve"> </w:t>
-            </w:r>
-            <w:proofErr w:type="spellStart"/>
-            <w:r>
-              <w:t>sẵn</w:t>
-            </w:r>
-            <w:proofErr w:type="spellEnd"/>
-            <w:r>
-              <w:t xml:space="preserve"> </w:t>
-            </w:r>
-            <w:proofErr w:type="spellStart"/>
-            <w:r>
-              <w:t>hàng</w:t>
-            </w:r>
-            <w:proofErr w:type="spellEnd"/>
-            <w:r>
-              <w:t xml:space="preserve"> </w:t>
-            </w:r>
-            <w:proofErr w:type="spellStart"/>
-            <w:r>
-              <w:t>trong</w:t>
-            </w:r>
-            <w:proofErr w:type="spellEnd"/>
-            <w:r>
-              <w:t xml:space="preserve"> </w:t>
-            </w:r>
-            <w:proofErr w:type="spellStart"/>
-            <w:r>
-              <w:t>kho</w:t>
-            </w:r>
-            <w:proofErr w:type="spellEnd"/>
-            <w:r>
-              <w:t xml:space="preserve"> hay </w:t>
-            </w:r>
-            <w:proofErr w:type="spellStart"/>
-            <w:r>
-              <w:t>không</w:t>
-            </w:r>
-            <w:proofErr w:type="spellEnd"/>
-            <w:r>
-              <w:t>.</w:t>
-            </w:r>
-          </w:p>
-        </w:tc>
-      </w:tr>
-      <w:tr>
-        <w:tc>
-          <w:tcPr>
-            <w:tcW w:w="2337" w:type="dxa"/>
-            <w:vAlign w:val="center"/>
-          </w:tcPr>
-          <w:p>
-            <w:r>
-              <w:t>4</w:t>
-            </w:r>
-          </w:p>
-        </w:tc>
-        <w:tc>
-          <w:tcPr>
-            <w:tcW w:w="2337" w:type="dxa"/>
-            <w:vAlign w:val="center"/>
-          </w:tcPr>
-          <w:p>
-            <w:proofErr w:type="spellStart"/>
-            <w:proofErr w:type="gramStart"/>
-            <w:r>
-              <w:t>emptyCart</w:t>
-            </w:r>
-            <w:proofErr w:type="spellEnd"/>
-            <w:r>
-              <w:t>(</w:t>
-            </w:r>
-            <w:proofErr w:type="gramEnd"/>
-            <w:r>
-              <w:t>)</w:t>
-            </w:r>
-          </w:p>
-        </w:tc>
-        <w:tc>
-          <w:tcPr>
-            <w:tcW w:w="2338" w:type="dxa"/>
-            <w:vAlign w:val="center"/>
-          </w:tcPr>
-          <w:p>
-            <w:r>
-              <w:t>void</w:t>
-            </w:r>
-          </w:p>
-        </w:tc>
-        <w:tc>
-          <w:tcPr>
-            <w:tcW w:w="2338" w:type="dxa"/>
-            <w:vAlign w:val="center"/>
-          </w:tcPr>
-          <w:p>
-            <w:proofErr w:type="spellStart"/>
-            <w:r>
-              <w:t>Xóa</w:t>
-            </w:r>
-            <w:proofErr w:type="spellEnd"/>
-            <w:r>
-              <w:t xml:space="preserve"> </w:t>
-            </w:r>
-            <w:proofErr w:type="spellStart"/>
-            <w:r>
-              <w:t>toàn</w:t>
-            </w:r>
-            <w:proofErr w:type="spellEnd"/>
-            <w:r>
-              <w:t xml:space="preserve"> </w:t>
-            </w:r>
-            <w:proofErr w:type="spellStart"/>
-            <w:r>
-              <w:t>bộ</w:t>
-            </w:r>
-            <w:proofErr w:type="spellEnd"/>
-            <w:r>
-              <w:t xml:space="preserve"> </w:t>
-            </w:r>
-            <w:proofErr w:type="spellStart"/>
-            <w:r>
-              <w:t>sản</w:t>
-            </w:r>
-            <w:proofErr w:type="spellEnd"/>
-            <w:r>
-              <w:t xml:space="preserve"> </w:t>
-            </w:r>
-            <w:proofErr w:type="spellStart"/>
-            <w:r>
-              <w:t>phẩm</w:t>
-            </w:r>
-            <w:proofErr w:type="spellEnd"/>
-            <w:r>
-              <w:t xml:space="preserve"> </w:t>
-            </w:r>
-            <w:proofErr w:type="spellStart"/>
-            <w:r>
-              <w:t>khỏi</w:t>
-            </w:r>
-            <w:proofErr w:type="spellEnd"/>
-            <w:r>
-              <w:t xml:space="preserve"> </w:t>
-            </w:r>
-            <w:proofErr w:type="spellStart"/>
-            <w:r>
-              <w:t>giỏ</w:t>
-            </w:r>
-            <w:proofErr w:type="spellEnd"/>
-            <w:r>
-              <w:t xml:space="preserve"> </w:t>
-            </w:r>
-            <w:proofErr w:type="spellStart"/>
-            <w:r>
-              <w:t>hàng</w:t>
-            </w:r>
-            <w:proofErr w:type="spellEnd"/>
-            <w:r>
-              <w:t xml:space="preserve">, </w:t>
-            </w:r>
-            <w:proofErr w:type="spellStart"/>
-            <w:r>
-              <w:t>đưa</w:t>
-            </w:r>
-            <w:proofErr w:type="spellEnd"/>
-            <w:r>
-              <w:t xml:space="preserve"> </w:t>
-            </w:r>
-            <w:proofErr w:type="spellStart"/>
-            <w:r>
-              <w:t>giỏ</w:t>
-            </w:r>
-            <w:proofErr w:type="spellEnd"/>
-            <w:r>
-              <w:t xml:space="preserve"> </w:t>
-            </w:r>
-            <w:proofErr w:type="spellStart"/>
-            <w:r>
-              <w:t>về</w:t>
-            </w:r>
-            <w:proofErr w:type="spellEnd"/>
-            <w:r>
-              <w:t xml:space="preserve"> </w:t>
-            </w:r>
-            <w:proofErr w:type="spellStart"/>
-            <w:r>
-              <w:t>trạng</w:t>
-            </w:r>
-            <w:proofErr w:type="spellEnd"/>
-            <w:r>
-              <w:t xml:space="preserve"> </w:t>
-            </w:r>
-            <w:proofErr w:type="spellStart"/>
-            <w:r>
-              <w:t>thái</w:t>
-            </w:r>
-            <w:proofErr w:type="spellEnd"/>
-            <w:r>
-              <w:t xml:space="preserve"> </w:t>
-            </w:r>
-            <w:proofErr w:type="spellStart"/>
-            <w:r>
-              <w:t>rỗng</w:t>
-            </w:r>
-            <w:proofErr w:type="spellEnd"/>
-            <w:r>
-              <w:t>.</w:t>
-            </w:r>
-          </w:p>
-        </w:tc>
-      </w:tr>
-      <w:bookmarkEnd w:id="0"/>
-      <w:bookmarkEnd w:id="1"/>
-    </w:tbl>
-    <w:p>
-      <w:pPr>
-        <w:rPr>
-          <w:b/>
-          <w:bCs/>
-        </w:rPr>
-      </w:pPr>
-    </w:p>
-    <w:p>
-      <w:pPr>
-        <w:rPr>
-          <w:b/>
-          <w:bCs/>
-        </w:rPr>
-      </w:pPr>
-    </w:p>
-    <w:p>
-      <w:pPr>
-        <w:rPr>
-          <w:b/>
-          <w:bCs/>
-        </w:rPr>
-      </w:pPr>
-      <w:proofErr w:type="spellStart"/>
       <w:r>
         <w:rPr>
           <w:b/>
           <w:bCs/>
         </w:rPr>
-        <w:t>Mô</w:t>
-      </w:r>
-      <w:proofErr w:type="spellEnd"/>
-      <w:r>
-        <w:rPr>
-          <w:b/>
-          <w:bCs/>
-        </w:rPr>
-        <w:t xml:space="preserve"> </w:t>
-      </w:r>
-      <w:proofErr w:type="spellStart"/>
-      <w:r>
-        <w:rPr>
-          <w:b/>
-          <w:bCs/>
-        </w:rPr>
-        <w:t>tả</w:t>
-      </w:r>
-      <w:proofErr w:type="spellEnd"/>
-      <w:r>
-        <w:rPr>
-          <w:b/>
-          <w:bCs/>
-        </w:rPr>
-        <w:t xml:space="preserve"> chi </w:t>
-      </w:r>
-      <w:proofErr w:type="spellStart"/>
-      <w:r>
-        <w:rPr>
-          <w:b/>
-          <w:bCs/>
-        </w:rPr>
-        <w:t>tiết</w:t>
-      </w:r>
-      <w:proofErr w:type="spellEnd"/>
-      <w:r>
-        <w:rPr>
-          <w:b/>
-          <w:bCs/>
-        </w:rPr>
-        <w:t xml:space="preserve"> </w:t>
-      </w:r>
-      <w:proofErr w:type="spellStart"/>
-      <w:r>
-        <w:rPr>
-          <w:b/>
-          <w:bCs/>
-        </w:rPr>
-        <w:t>từng</w:t>
-      </w:r>
-      <w:proofErr w:type="spellEnd"/>
-      <w:r>
-        <w:rPr>
-          <w:b/>
-          <w:bCs/>
-        </w:rPr>
-        <w:t xml:space="preserve"> Operation</w:t>
+        <w:pict w14:anchorId="0F0E51BA">
+          <v:rect id="_x0000_i1062" style="width:0;height:1.5pt" o:hralign="center" o:hrstd="t" o:hr="t" fillcolor="#a0a0a0" stroked="f"/>
+        </w:pict>
       </w:r>
     </w:p>
     <w:p>
@@ -1504,24 +949,11 @@
           <w:b/>
           <w:bCs/>
         </w:rPr>
-        <w:t xml:space="preserve">1) Operation: </w:t>
+        <w:t>Detailed Operation Description</w:t>
       </w:r>
-      <w:proofErr w:type="spellStart"/>
-      <w:r>
-        <w:rPr>
-          <w:b/>
-          <w:bCs/>
-        </w:rPr>
-        <w:t>calculateTotalPrice</w:t>
-      </w:r>
-      <w:proofErr w:type="spellEnd"/>
     </w:p>
     <w:p>
       <w:pPr>
-        <w:numPr>
-          <w:ilvl w:val="0"/>
-          <w:numId w:val="6"/>
-        </w:numPr>
         <w:rPr>
           <w:b/>
           <w:bCs/>
@@ -1532,24 +964,13 @@
           <w:b/>
           <w:bCs/>
         </w:rPr>
-        <w:t xml:space="preserve">Name: </w:t>
+        <w:pict w14:anchorId="336214F4">
+          <v:rect id="_x0000_i1063" style="width:0;height:1.5pt" o:hralign="center" o:hrstd="t" o:hr="t" fillcolor="#a0a0a0" stroked="f"/>
+        </w:pict>
       </w:r>
-      <w:proofErr w:type="spellStart"/>
-      <w:r>
-        <w:rPr>
-          <w:b/>
-          <w:bCs/>
-        </w:rPr>
-        <w:t>calculateTotalPrice</w:t>
-      </w:r>
-      <w:proofErr w:type="spellEnd"/>
     </w:p>
     <w:p>
       <w:pPr>
-        <w:numPr>
-          <w:ilvl w:val="0"/>
-          <w:numId w:val="6"/>
-        </w:numPr>
         <w:rPr>
           <w:b/>
           <w:bCs/>
@@ -1560,6 +981,44 @@
           <w:b/>
           <w:bCs/>
         </w:rPr>
+        <w:t>1️</w:t>
+      </w:r>
+      <w:r>
+        <w:rPr>
+          <w:rFonts w:ascii="Segoe UI Symbol" w:hAnsi="Segoe UI Symbol" w:cs="Segoe UI Symbol"/>
+          <w:b/>
+          <w:bCs/>
+        </w:rPr>
+        <w:t>⃣</w:t>
+      </w:r>
+      <w:r>
+        <w:rPr>
+          <w:b/>
+          <w:bCs/>
+        </w:rPr>
+        <w:t xml:space="preserve"> Operation: calculateTotalPrice</w:t>
+      </w:r>
+    </w:p>
+    <w:p>
+      <w:pPr>
+        <w:rPr>
+          <w:b/>
+          <w:bCs/>
+        </w:rPr>
+      </w:pPr>
+      <w:r>
+        <w:rPr>
+          <w:b/>
+          <w:bCs/>
+        </w:rPr>
+        <w:t>Name: calculateTotalPrice</w:t>
+      </w:r>
+      <w:r>
+        <w:rPr>
+          <w:b/>
+          <w:bCs/>
+        </w:rPr>
+        <w:br/>
         <w:t>Return type: float</w:t>
       </w:r>
     </w:p>
@@ -1575,99 +1034,26 @@
           <w:b/>
           <w:bCs/>
         </w:rPr>
-        <w:t>Parameter:</w:t>
+        <w:t>Parameters:</w:t>
       </w:r>
     </w:p>
     <w:p>
       <w:pPr>
         <w:numPr>
           <w:ilvl w:val="0"/>
-          <w:numId w:val="7"/>
+          <w:numId w:val="22"/>
         </w:numPr>
         <w:rPr>
           <w:b/>
           <w:bCs/>
         </w:rPr>
       </w:pPr>
-      <w:proofErr w:type="spellStart"/>
       <w:r>
         <w:rPr>
           <w:b/>
           <w:bCs/>
-          <w:i/>
-          <w:iCs/>
-        </w:rPr>
-        <w:t>Không</w:t>
-      </w:r>
-      <w:proofErr w:type="spellEnd"/>
-      <w:r>
-        <w:rPr>
-          <w:b/>
-          <w:bCs/>
-          <w:i/>
-          <w:iCs/>
-        </w:rPr>
-        <w:t xml:space="preserve"> </w:t>
-      </w:r>
-      <w:proofErr w:type="spellStart"/>
-      <w:r>
-        <w:rPr>
-          <w:b/>
-          <w:bCs/>
-          <w:i/>
-          <w:iCs/>
-        </w:rPr>
-        <w:t>có</w:t>
-      </w:r>
-      <w:proofErr w:type="spellEnd"/>
-      <w:r>
-        <w:rPr>
-          <w:b/>
-          <w:bCs/>
-          <w:i/>
-          <w:iCs/>
-        </w:rPr>
-        <w:t xml:space="preserve"> </w:t>
-      </w:r>
-      <w:proofErr w:type="spellStart"/>
-      <w:r>
-        <w:rPr>
-          <w:b/>
-          <w:bCs/>
-          <w:i/>
-          <w:iCs/>
-        </w:rPr>
-        <w:t>tham</w:t>
-      </w:r>
-      <w:proofErr w:type="spellEnd"/>
-      <w:r>
-        <w:rPr>
-          <w:b/>
-          <w:bCs/>
-          <w:i/>
-          <w:iCs/>
-        </w:rPr>
-        <w:t xml:space="preserve"> </w:t>
-      </w:r>
-      <w:proofErr w:type="spellStart"/>
-      <w:r>
-        <w:rPr>
-          <w:b/>
-          <w:bCs/>
-          <w:i/>
-          <w:iCs/>
-        </w:rPr>
-        <w:t>số</w:t>
-      </w:r>
-      <w:proofErr w:type="spellEnd"/>
-      <w:r>
-        <w:rPr>
-          <w:b/>
-          <w:bCs/>
-          <w:i/>
-          <w:iCs/>
-        </w:rPr>
-        <w:t>.</w:t>
+        </w:rPr>
+        <w:t>Không có tham số.</w:t>
       </w:r>
     </w:p>
     <w:p>
@@ -1689,383 +1075,27 @@
       <w:pPr>
         <w:numPr>
           <w:ilvl w:val="0"/>
-          <w:numId w:val="8"/>
+          <w:numId w:val="23"/>
         </w:numPr>
         <w:rPr>
           <w:b/>
           <w:bCs/>
         </w:rPr>
       </w:pPr>
-      <w:proofErr w:type="spellStart"/>
       <w:r>
         <w:rPr>
           <w:b/>
           <w:bCs/>
-          <w:i/>
-          <w:iCs/>
-        </w:rPr>
-        <w:t>Không</w:t>
-      </w:r>
-      <w:proofErr w:type="spellEnd"/>
-      <w:r>
-        <w:rPr>
-          <w:b/>
-          <w:bCs/>
-          <w:i/>
-          <w:iCs/>
-        </w:rPr>
-        <w:t xml:space="preserve"> </w:t>
-      </w:r>
-      <w:proofErr w:type="spellStart"/>
-      <w:r>
-        <w:rPr>
-          <w:b/>
-          <w:bCs/>
-          <w:i/>
-          <w:iCs/>
-        </w:rPr>
-        <w:t>có</w:t>
-      </w:r>
-      <w:proofErr w:type="spellEnd"/>
-      <w:r>
-        <w:rPr>
-          <w:b/>
-          <w:bCs/>
-          <w:i/>
-          <w:iCs/>
-        </w:rPr>
-        <w:t xml:space="preserve"> </w:t>
-      </w:r>
-      <w:proofErr w:type="spellStart"/>
-      <w:r>
-        <w:rPr>
-          <w:b/>
-          <w:bCs/>
-          <w:i/>
-          <w:iCs/>
-        </w:rPr>
-        <w:t>ngoại</w:t>
-      </w:r>
-      <w:proofErr w:type="spellEnd"/>
-      <w:r>
-        <w:rPr>
-          <w:b/>
-          <w:bCs/>
-          <w:i/>
-          <w:iCs/>
-        </w:rPr>
-        <w:t xml:space="preserve"> </w:t>
-      </w:r>
-      <w:proofErr w:type="spellStart"/>
-      <w:r>
-        <w:rPr>
-          <w:b/>
-          <w:bCs/>
-          <w:i/>
-          <w:iCs/>
-        </w:rPr>
-        <w:t>lệ</w:t>
-      </w:r>
-      <w:proofErr w:type="spellEnd"/>
-      <w:r>
-        <w:rPr>
-          <w:b/>
-          <w:bCs/>
-          <w:i/>
-          <w:iCs/>
-        </w:rPr>
-        <w:t xml:space="preserve"> </w:t>
-      </w:r>
-      <w:proofErr w:type="spellStart"/>
-      <w:r>
-        <w:rPr>
-          <w:b/>
-          <w:bCs/>
-          <w:i/>
-          <w:iCs/>
-        </w:rPr>
-        <w:t>dự</w:t>
-      </w:r>
-      <w:proofErr w:type="spellEnd"/>
-      <w:r>
-        <w:rPr>
-          <w:b/>
-          <w:bCs/>
-          <w:i/>
-          <w:iCs/>
-        </w:rPr>
-        <w:t xml:space="preserve"> </w:t>
-      </w:r>
-      <w:proofErr w:type="spellStart"/>
-      <w:r>
-        <w:rPr>
-          <w:b/>
-          <w:bCs/>
-          <w:i/>
-          <w:iCs/>
-        </w:rPr>
-        <w:t>kiến</w:t>
-      </w:r>
-      <w:proofErr w:type="spellEnd"/>
-      <w:r>
-        <w:rPr>
-          <w:b/>
-          <w:bCs/>
-          <w:i/>
-          <w:iCs/>
-        </w:rPr>
-        <w:t>.</w:t>
-      </w:r>
-      <w:r>
-        <w:rPr>
-          <w:b/>
-          <w:bCs/>
-        </w:rPr>
-        <w:t xml:space="preserve"> (</w:t>
-      </w:r>
-      <w:proofErr w:type="spellStart"/>
-      <w:r>
-        <w:rPr>
-          <w:b/>
-          <w:bCs/>
-        </w:rPr>
-        <w:t>Nếu</w:t>
-      </w:r>
-      <w:proofErr w:type="spellEnd"/>
-      <w:r>
-        <w:rPr>
-          <w:b/>
-          <w:bCs/>
-        </w:rPr>
-        <w:t xml:space="preserve"> </w:t>
-      </w:r>
-      <w:proofErr w:type="spellStart"/>
-      <w:r>
-        <w:rPr>
-          <w:b/>
-          <w:bCs/>
-        </w:rPr>
-        <w:t>truy</w:t>
-      </w:r>
-      <w:proofErr w:type="spellEnd"/>
-      <w:r>
-        <w:rPr>
-          <w:b/>
-          <w:bCs/>
-        </w:rPr>
-        <w:t xml:space="preserve"> </w:t>
-      </w:r>
-      <w:proofErr w:type="spellStart"/>
-      <w:r>
-        <w:rPr>
-          <w:b/>
-          <w:bCs/>
-        </w:rPr>
-        <w:t>xuất</w:t>
-      </w:r>
-      <w:proofErr w:type="spellEnd"/>
-      <w:r>
-        <w:rPr>
-          <w:b/>
-          <w:bCs/>
-        </w:rPr>
-        <w:t xml:space="preserve"> </w:t>
-      </w:r>
-      <w:proofErr w:type="spellStart"/>
-      <w:r>
-        <w:rPr>
-          <w:b/>
-          <w:bCs/>
-        </w:rPr>
-        <w:t>giá</w:t>
-      </w:r>
-      <w:proofErr w:type="spellEnd"/>
-      <w:r>
-        <w:rPr>
-          <w:b/>
-          <w:bCs/>
-        </w:rPr>
-        <w:t xml:space="preserve"> </w:t>
-      </w:r>
-      <w:proofErr w:type="spellStart"/>
-      <w:r>
-        <w:rPr>
-          <w:b/>
-          <w:bCs/>
-        </w:rPr>
-        <w:t>sản</w:t>
-      </w:r>
-      <w:proofErr w:type="spellEnd"/>
-      <w:r>
-        <w:rPr>
-          <w:b/>
-          <w:bCs/>
-        </w:rPr>
-        <w:t xml:space="preserve"> </w:t>
-      </w:r>
-      <w:proofErr w:type="spellStart"/>
-      <w:r>
-        <w:rPr>
-          <w:b/>
-          <w:bCs/>
-        </w:rPr>
-        <w:t>phẩm</w:t>
-      </w:r>
-      <w:proofErr w:type="spellEnd"/>
-      <w:r>
-        <w:rPr>
-          <w:b/>
-          <w:bCs/>
-        </w:rPr>
-        <w:t xml:space="preserve"> </w:t>
-      </w:r>
-      <w:proofErr w:type="spellStart"/>
-      <w:r>
-        <w:rPr>
-          <w:b/>
-          <w:bCs/>
-        </w:rPr>
-        <w:t>từ</w:t>
-      </w:r>
-      <w:proofErr w:type="spellEnd"/>
-      <w:r>
-        <w:rPr>
-          <w:b/>
-          <w:bCs/>
-        </w:rPr>
-        <w:t xml:space="preserve"> </w:t>
-      </w:r>
-      <w:proofErr w:type="spellStart"/>
-      <w:r>
-        <w:rPr>
-          <w:b/>
-          <w:bCs/>
-        </w:rPr>
-        <w:t>ProductService</w:t>
-      </w:r>
-      <w:proofErr w:type="spellEnd"/>
-      <w:r>
-        <w:rPr>
-          <w:b/>
-          <w:bCs/>
-        </w:rPr>
-        <w:t xml:space="preserve"> </w:t>
-      </w:r>
-      <w:proofErr w:type="spellStart"/>
-      <w:r>
-        <w:rPr>
-          <w:b/>
-          <w:bCs/>
-        </w:rPr>
-        <w:t>thất</w:t>
-      </w:r>
-      <w:proofErr w:type="spellEnd"/>
-      <w:r>
-        <w:rPr>
-          <w:b/>
-          <w:bCs/>
-        </w:rPr>
-        <w:t xml:space="preserve"> </w:t>
-      </w:r>
-      <w:proofErr w:type="spellStart"/>
-      <w:r>
-        <w:rPr>
-          <w:b/>
-          <w:bCs/>
-        </w:rPr>
-        <w:t>bại</w:t>
-      </w:r>
-      <w:proofErr w:type="spellEnd"/>
-      <w:r>
-        <w:rPr>
-          <w:b/>
-          <w:bCs/>
-        </w:rPr>
-        <w:t xml:space="preserve">, </w:t>
-      </w:r>
-      <w:proofErr w:type="spellStart"/>
-      <w:r>
-        <w:rPr>
-          <w:b/>
-          <w:bCs/>
-        </w:rPr>
-        <w:t>nhóm</w:t>
-      </w:r>
-      <w:proofErr w:type="spellEnd"/>
-      <w:r>
-        <w:rPr>
-          <w:b/>
-          <w:bCs/>
-        </w:rPr>
-        <w:t xml:space="preserve"> </w:t>
-      </w:r>
-      <w:proofErr w:type="spellStart"/>
-      <w:r>
-        <w:rPr>
-          <w:b/>
-          <w:bCs/>
-        </w:rPr>
-        <w:t>có</w:t>
-      </w:r>
-      <w:proofErr w:type="spellEnd"/>
-      <w:r>
-        <w:rPr>
-          <w:b/>
-          <w:bCs/>
-        </w:rPr>
-        <w:t xml:space="preserve"> </w:t>
-      </w:r>
-      <w:proofErr w:type="spellStart"/>
-      <w:r>
-        <w:rPr>
-          <w:b/>
-          <w:bCs/>
-        </w:rPr>
-        <w:t>thể</w:t>
-      </w:r>
-      <w:proofErr w:type="spellEnd"/>
-      <w:r>
-        <w:rPr>
-          <w:b/>
-          <w:bCs/>
-        </w:rPr>
-        <w:t xml:space="preserve"> </w:t>
-      </w:r>
-      <w:proofErr w:type="spellStart"/>
-      <w:r>
-        <w:rPr>
-          <w:b/>
-          <w:bCs/>
-        </w:rPr>
-        <w:t>ném</w:t>
-      </w:r>
-      <w:proofErr w:type="spellEnd"/>
-      <w:r>
-        <w:rPr>
-          <w:b/>
-          <w:bCs/>
-        </w:rPr>
-        <w:t xml:space="preserve"> </w:t>
-      </w:r>
-      <w:proofErr w:type="spellStart"/>
-      <w:r>
-        <w:rPr>
-          <w:b/>
-          <w:bCs/>
-        </w:rPr>
-        <w:t>PricingUnavailableException</w:t>
-      </w:r>
-      <w:proofErr w:type="spellEnd"/>
-      <w:r>
-        <w:rPr>
-          <w:b/>
-          <w:bCs/>
-        </w:rPr>
-        <w:t>.)</w:t>
+        </w:rPr>
+        <w:t>Không có ngoại lệ bắt buộc.</w:t>
       </w:r>
     </w:p>
     <w:p>
       <w:pPr>
+        <w:numPr>
+          <w:ilvl w:val="0"/>
+          <w:numId w:val="23"/>
+        </w:numPr>
         <w:rPr>
           <w:b/>
           <w:bCs/>
@@ -2076,520 +1106,88 @@
           <w:b/>
           <w:bCs/>
         </w:rPr>
-        <w:t>Method (</w:t>
-      </w:r>
-      <w:proofErr w:type="spellStart"/>
-      <w:r>
-        <w:rPr>
-          <w:b/>
-          <w:bCs/>
-        </w:rPr>
-        <w:t>cách</w:t>
-      </w:r>
-      <w:proofErr w:type="spellEnd"/>
-      <w:r>
-        <w:rPr>
-          <w:b/>
-          <w:bCs/>
-        </w:rPr>
-        <w:t xml:space="preserve"> </w:t>
-      </w:r>
-      <w:proofErr w:type="spellStart"/>
-      <w:r>
-        <w:rPr>
-          <w:b/>
-          <w:bCs/>
-        </w:rPr>
-        <w:t>hoạt</w:t>
-      </w:r>
-      <w:proofErr w:type="spellEnd"/>
-      <w:r>
-        <w:rPr>
-          <w:b/>
-          <w:bCs/>
-        </w:rPr>
-        <w:t xml:space="preserve"> </w:t>
-      </w:r>
-      <w:proofErr w:type="spellStart"/>
-      <w:r>
-        <w:rPr>
-          <w:b/>
-          <w:bCs/>
-        </w:rPr>
-        <w:t>động</w:t>
-      </w:r>
-      <w:proofErr w:type="spellEnd"/>
-      <w:r>
-        <w:rPr>
-          <w:b/>
-          <w:bCs/>
-        </w:rPr>
-        <w:t>):</w:t>
+        <w:t>(Mở rộng) Có thể phát sinh PricingUnavailableException nếu không truy xuất được giá sản phẩm.</w:t>
       </w:r>
     </w:p>
     <w:p>
       <w:pPr>
-        <w:numPr>
-          <w:ilvl w:val="0"/>
-          <w:numId w:val="9"/>
-        </w:numPr>
-        <w:rPr>
-          <w:b/>
-          <w:bCs/>
-        </w:rPr>
-      </w:pPr>
-      <w:proofErr w:type="spellStart"/>
+        <w:rPr>
+          <w:b/>
+          <w:bCs/>
+        </w:rPr>
+      </w:pPr>
       <w:r>
         <w:rPr>
           <w:b/>
           <w:bCs/>
         </w:rPr>
-        <w:t>Duyệt</w:t>
-      </w:r>
-      <w:proofErr w:type="spellEnd"/>
-      <w:r>
-        <w:rPr>
-          <w:b/>
-          <w:bCs/>
-        </w:rPr>
-        <w:t xml:space="preserve"> </w:t>
-      </w:r>
-      <w:proofErr w:type="spellStart"/>
-      <w:r>
-        <w:rPr>
-          <w:b/>
-          <w:bCs/>
-        </w:rPr>
-        <w:t>cartItemsList</w:t>
-      </w:r>
-      <w:proofErr w:type="spellEnd"/>
-      <w:r>
-        <w:rPr>
-          <w:b/>
-          <w:bCs/>
-        </w:rPr>
-        <w:t xml:space="preserve">. </w:t>
-      </w:r>
-      <w:proofErr w:type="spellStart"/>
-      <w:r>
-        <w:rPr>
-          <w:b/>
-          <w:bCs/>
-        </w:rPr>
-        <w:t>Với</w:t>
-      </w:r>
-      <w:proofErr w:type="spellEnd"/>
-      <w:r>
-        <w:rPr>
-          <w:b/>
-          <w:bCs/>
-        </w:rPr>
-        <w:t xml:space="preserve"> </w:t>
-      </w:r>
-      <w:proofErr w:type="spellStart"/>
-      <w:r>
-        <w:rPr>
-          <w:b/>
-          <w:bCs/>
-        </w:rPr>
-        <w:t>mỗi</w:t>
-      </w:r>
-      <w:proofErr w:type="spellEnd"/>
-      <w:r>
-        <w:rPr>
-          <w:b/>
-          <w:bCs/>
-        </w:rPr>
-        <w:t xml:space="preserve"> item, </w:t>
-      </w:r>
-      <w:proofErr w:type="spellStart"/>
-      <w:r>
-        <w:rPr>
-          <w:b/>
-          <w:bCs/>
-        </w:rPr>
-        <w:t>lấy</w:t>
-      </w:r>
-      <w:proofErr w:type="spellEnd"/>
-      <w:r>
-        <w:rPr>
-          <w:b/>
-          <w:bCs/>
-        </w:rPr>
-        <w:t xml:space="preserve"> </w:t>
-      </w:r>
-      <w:proofErr w:type="spellStart"/>
-      <w:r>
-        <w:rPr>
-          <w:b/>
-          <w:bCs/>
-        </w:rPr>
-        <w:t>unitPrice</w:t>
-      </w:r>
-      <w:proofErr w:type="spellEnd"/>
-      <w:r>
-        <w:rPr>
-          <w:b/>
-          <w:bCs/>
-        </w:rPr>
-        <w:t xml:space="preserve"> </w:t>
-      </w:r>
-      <w:proofErr w:type="spellStart"/>
-      <w:r>
-        <w:rPr>
-          <w:b/>
-          <w:bCs/>
-        </w:rPr>
-        <w:t>của</w:t>
-      </w:r>
-      <w:proofErr w:type="spellEnd"/>
-      <w:r>
-        <w:rPr>
-          <w:b/>
-          <w:bCs/>
-        </w:rPr>
-        <w:t xml:space="preserve"> </w:t>
-      </w:r>
-      <w:proofErr w:type="spellStart"/>
-      <w:proofErr w:type="gramStart"/>
-      <w:r>
-        <w:rPr>
-          <w:b/>
-          <w:bCs/>
-        </w:rPr>
-        <w:t>item.productID</w:t>
-      </w:r>
-      <w:proofErr w:type="spellEnd"/>
-      <w:proofErr w:type="gramEnd"/>
-      <w:r>
-        <w:rPr>
-          <w:b/>
-          <w:bCs/>
-        </w:rPr>
-        <w:t xml:space="preserve"> (</w:t>
-      </w:r>
-      <w:proofErr w:type="spellStart"/>
-      <w:r>
-        <w:rPr>
-          <w:b/>
-          <w:bCs/>
-        </w:rPr>
-        <w:t>từ</w:t>
-      </w:r>
-      <w:proofErr w:type="spellEnd"/>
-      <w:r>
-        <w:rPr>
-          <w:b/>
-          <w:bCs/>
-        </w:rPr>
-        <w:t xml:space="preserve"> cache/</w:t>
-      </w:r>
-      <w:proofErr w:type="spellStart"/>
-      <w:r>
-        <w:rPr>
-          <w:b/>
-          <w:bCs/>
-        </w:rPr>
-        <w:t>dto</w:t>
-      </w:r>
-      <w:proofErr w:type="spellEnd"/>
-      <w:r>
-        <w:rPr>
-          <w:b/>
-          <w:bCs/>
-        </w:rPr>
-        <w:t xml:space="preserve"> </w:t>
-      </w:r>
-      <w:proofErr w:type="spellStart"/>
-      <w:r>
-        <w:rPr>
-          <w:b/>
-          <w:bCs/>
-        </w:rPr>
-        <w:t>kèm</w:t>
-      </w:r>
-      <w:proofErr w:type="spellEnd"/>
-      <w:r>
-        <w:rPr>
-          <w:b/>
-          <w:bCs/>
-        </w:rPr>
-        <w:t xml:space="preserve"> item, </w:t>
-      </w:r>
-      <w:proofErr w:type="spellStart"/>
-      <w:r>
-        <w:rPr>
-          <w:b/>
-          <w:bCs/>
-        </w:rPr>
-        <w:t>hoặc</w:t>
-      </w:r>
-      <w:proofErr w:type="spellEnd"/>
-      <w:r>
-        <w:rPr>
-          <w:b/>
-          <w:bCs/>
-        </w:rPr>
-        <w:t xml:space="preserve"> </w:t>
-      </w:r>
-      <w:proofErr w:type="spellStart"/>
-      <w:r>
-        <w:rPr>
-          <w:b/>
-          <w:bCs/>
-        </w:rPr>
-        <w:t>từ</w:t>
-      </w:r>
-      <w:proofErr w:type="spellEnd"/>
-      <w:r>
-        <w:rPr>
-          <w:b/>
-          <w:bCs/>
-        </w:rPr>
-        <w:t xml:space="preserve"> </w:t>
-      </w:r>
-      <w:proofErr w:type="spellStart"/>
-      <w:r>
-        <w:rPr>
-          <w:b/>
-          <w:bCs/>
-        </w:rPr>
-        <w:t>ProductService</w:t>
-      </w:r>
-      <w:proofErr w:type="spellEnd"/>
-      <w:r>
-        <w:rPr>
-          <w:b/>
-          <w:bCs/>
-        </w:rPr>
-        <w:t>).</w:t>
+        <w:lastRenderedPageBreak/>
+        <w:t>Method (Cách hoạt động):</w:t>
       </w:r>
     </w:p>
     <w:p>
       <w:pPr>
         <w:numPr>
           <w:ilvl w:val="0"/>
-          <w:numId w:val="9"/>
+          <w:numId w:val="24"/>
         </w:numPr>
         <w:rPr>
           <w:b/>
           <w:bCs/>
         </w:rPr>
       </w:pPr>
-      <w:proofErr w:type="spellStart"/>
       <w:r>
         <w:rPr>
           <w:b/>
           <w:bCs/>
         </w:rPr>
-        <w:t>Tính</w:t>
-      </w:r>
-      <w:proofErr w:type="spellEnd"/>
-      <w:r>
-        <w:rPr>
-          <w:b/>
-          <w:bCs/>
-        </w:rPr>
-        <w:t xml:space="preserve"> </w:t>
-      </w:r>
-      <w:proofErr w:type="spellStart"/>
-      <w:r>
-        <w:rPr>
-          <w:b/>
-          <w:bCs/>
-        </w:rPr>
-        <w:t>lineTotal</w:t>
-      </w:r>
-      <w:proofErr w:type="spellEnd"/>
-      <w:r>
-        <w:rPr>
-          <w:b/>
-          <w:bCs/>
-        </w:rPr>
-        <w:t xml:space="preserve"> = </w:t>
-      </w:r>
-      <w:proofErr w:type="spellStart"/>
-      <w:proofErr w:type="gramStart"/>
-      <w:r>
-        <w:rPr>
-          <w:b/>
-          <w:bCs/>
-        </w:rPr>
-        <w:t>item.quantity</w:t>
-      </w:r>
-      <w:proofErr w:type="spellEnd"/>
-      <w:proofErr w:type="gramEnd"/>
-      <w:r>
-        <w:rPr>
-          <w:b/>
-          <w:bCs/>
-        </w:rPr>
-        <w:t xml:space="preserve"> × </w:t>
-      </w:r>
-      <w:proofErr w:type="spellStart"/>
-      <w:r>
-        <w:rPr>
-          <w:b/>
-          <w:bCs/>
-        </w:rPr>
-        <w:t>unitPrice</w:t>
-      </w:r>
-      <w:proofErr w:type="spellEnd"/>
-      <w:r>
-        <w:rPr>
-          <w:b/>
-          <w:bCs/>
-        </w:rPr>
-        <w:t>.</w:t>
+        <w:t>Duyệt qua cartItemsList.</w:t>
       </w:r>
     </w:p>
     <w:p>
       <w:pPr>
         <w:numPr>
           <w:ilvl w:val="0"/>
-          <w:numId w:val="9"/>
+          <w:numId w:val="24"/>
         </w:numPr>
         <w:rPr>
           <w:b/>
           <w:bCs/>
         </w:rPr>
       </w:pPr>
-      <w:proofErr w:type="spellStart"/>
       <w:r>
         <w:rPr>
           <w:b/>
           <w:bCs/>
         </w:rPr>
-        <w:t>Cộng</w:t>
-      </w:r>
-      <w:proofErr w:type="spellEnd"/>
-      <w:r>
-        <w:rPr>
-          <w:b/>
-          <w:bCs/>
-        </w:rPr>
-        <w:t xml:space="preserve"> </w:t>
-      </w:r>
-      <w:proofErr w:type="spellStart"/>
-      <w:r>
-        <w:rPr>
-          <w:b/>
-          <w:bCs/>
-        </w:rPr>
-        <w:t>dồn</w:t>
-      </w:r>
-      <w:proofErr w:type="spellEnd"/>
-      <w:r>
-        <w:rPr>
-          <w:b/>
-          <w:bCs/>
-        </w:rPr>
-        <w:t xml:space="preserve"> </w:t>
-      </w:r>
-      <w:proofErr w:type="spellStart"/>
-      <w:r>
-        <w:rPr>
-          <w:b/>
-          <w:bCs/>
-        </w:rPr>
-        <w:t>vào</w:t>
-      </w:r>
-      <w:proofErr w:type="spellEnd"/>
-      <w:r>
-        <w:rPr>
-          <w:b/>
-          <w:bCs/>
-        </w:rPr>
-        <w:t xml:space="preserve"> total.</w:t>
+        <w:t>Với mỗi CartItem:</w:t>
       </w:r>
     </w:p>
     <w:p>
       <w:pPr>
         <w:numPr>
-          <w:ilvl w:val="0"/>
-          <w:numId w:val="9"/>
+          <w:ilvl w:val="1"/>
+          <w:numId w:val="24"/>
         </w:numPr>
         <w:rPr>
           <w:b/>
           <w:bCs/>
         </w:rPr>
       </w:pPr>
-      <w:proofErr w:type="spellStart"/>
       <w:r>
         <w:rPr>
           <w:b/>
           <w:bCs/>
         </w:rPr>
-        <w:t>Trả</w:t>
-      </w:r>
-      <w:proofErr w:type="spellEnd"/>
-      <w:r>
-        <w:rPr>
-          <w:b/>
-          <w:bCs/>
-        </w:rPr>
-        <w:t xml:space="preserve"> </w:t>
-      </w:r>
-      <w:proofErr w:type="spellStart"/>
-      <w:r>
-        <w:rPr>
-          <w:b/>
-          <w:bCs/>
-        </w:rPr>
-        <w:t>về</w:t>
-      </w:r>
-      <w:proofErr w:type="spellEnd"/>
-      <w:r>
-        <w:rPr>
-          <w:b/>
-          <w:bCs/>
-        </w:rPr>
-        <w:t xml:space="preserve"> total </w:t>
-      </w:r>
-      <w:proofErr w:type="spellStart"/>
-      <w:r>
-        <w:rPr>
-          <w:b/>
-          <w:bCs/>
-        </w:rPr>
-        <w:t>dưới</w:t>
-      </w:r>
-      <w:proofErr w:type="spellEnd"/>
-      <w:r>
-        <w:rPr>
-          <w:b/>
-          <w:bCs/>
-        </w:rPr>
-        <w:t xml:space="preserve"> </w:t>
-      </w:r>
-      <w:proofErr w:type="spellStart"/>
-      <w:r>
-        <w:rPr>
-          <w:b/>
-          <w:bCs/>
-        </w:rPr>
-        <w:t>dạng</w:t>
-      </w:r>
-      <w:proofErr w:type="spellEnd"/>
-      <w:r>
-        <w:rPr>
-          <w:b/>
-          <w:bCs/>
-        </w:rPr>
-        <w:t xml:space="preserve"> float.</w:t>
+        <w:t>Lấy đơn giá của sản phẩm (unitPrice) từ đối tượng item hoặc từ ProductService.</w:t>
       </w:r>
     </w:p>
     <w:p>
       <w:pPr>
-        <w:rPr>
-          <w:b/>
-          <w:bCs/>
-          <w:lang w:val="vi-VN"/>
-        </w:rPr>
-      </w:pPr>
-    </w:p>
-    <w:p>
-      <w:pPr>
+        <w:numPr>
+          <w:ilvl w:val="1"/>
+          <w:numId w:val="24"/>
+        </w:numPr>
         <w:rPr>
           <w:b/>
           <w:bCs/>
@@ -2600,180 +1198,202 @@
           <w:b/>
           <w:bCs/>
         </w:rPr>
-        <w:t xml:space="preserve">2) Operation: </w:t>
-      </w:r>
-      <w:proofErr w:type="spellStart"/>
-      <w:r>
-        <w:rPr>
-          <w:b/>
-          <w:bCs/>
-        </w:rPr>
-        <w:t>isEmpty</w:t>
-      </w:r>
-      <w:proofErr w:type="spellEnd"/>
-    </w:p>
-    <w:p>
-      <w:pPr>
-        <w:numPr>
-          <w:ilvl w:val="0"/>
-          <w:numId w:val="10"/>
-        </w:numPr>
-        <w:rPr>
-          <w:b/>
-          <w:bCs/>
-        </w:rPr>
-      </w:pPr>
-      <w:r>
-        <w:rPr>
-          <w:b/>
-          <w:bCs/>
-        </w:rPr>
-        <w:t xml:space="preserve">Name: </w:t>
-      </w:r>
-      <w:proofErr w:type="spellStart"/>
-      <w:r>
-        <w:rPr>
-          <w:b/>
-          <w:bCs/>
-        </w:rPr>
-        <w:t>isEmpty</w:t>
-      </w:r>
-      <w:proofErr w:type="spellEnd"/>
-    </w:p>
-    <w:p>
-      <w:pPr>
-        <w:numPr>
-          <w:ilvl w:val="0"/>
-          <w:numId w:val="10"/>
-        </w:numPr>
-        <w:rPr>
-          <w:b/>
-          <w:bCs/>
-        </w:rPr>
-      </w:pPr>
-      <w:r>
-        <w:rPr>
-          <w:b/>
-          <w:bCs/>
-        </w:rPr>
-        <w:t xml:space="preserve">Return type: </w:t>
-      </w:r>
-      <w:proofErr w:type="spellStart"/>
-      <w:r>
-        <w:rPr>
-          <w:b/>
-          <w:bCs/>
-        </w:rPr>
-        <w:t>boolean</w:t>
-      </w:r>
-      <w:proofErr w:type="spellEnd"/>
-    </w:p>
-    <w:p>
-      <w:pPr>
-        <w:rPr>
-          <w:b/>
-          <w:bCs/>
-        </w:rPr>
-      </w:pPr>
-      <w:r>
-        <w:rPr>
-          <w:b/>
-          <w:bCs/>
-        </w:rPr>
-        <w:t>Parameter:</w:t>
+        <w:t>Tính lineTotal = item.quantity × unitPrice.</w:t>
       </w:r>
     </w:p>
     <w:p>
       <w:pPr>
         <w:numPr>
           <w:ilvl w:val="0"/>
-          <w:numId w:val="11"/>
+          <w:numId w:val="24"/>
         </w:numPr>
         <w:rPr>
           <w:b/>
           <w:bCs/>
         </w:rPr>
       </w:pPr>
-      <w:proofErr w:type="spellStart"/>
       <w:r>
         <w:rPr>
           <w:b/>
           <w:bCs/>
-          <w:i/>
-          <w:iCs/>
-        </w:rPr>
-        <w:lastRenderedPageBreak/>
-        <w:t>Không</w:t>
+        </w:rPr>
+        <w:t>Cộng dồn tất cả lineTotal vào biến total.</w:t>
       </w:r>
-      <w:proofErr w:type="spellEnd"/>
+    </w:p>
+    <w:p>
+      <w:pPr>
+        <w:numPr>
+          <w:ilvl w:val="0"/>
+          <w:numId w:val="24"/>
+        </w:numPr>
+        <w:rPr>
+          <w:b/>
+          <w:bCs/>
+        </w:rPr>
+      </w:pPr>
       <w:r>
         <w:rPr>
           <w:b/>
           <w:bCs/>
-          <w:i/>
-          <w:iCs/>
-        </w:rPr>
-        <w:t xml:space="preserve"> </w:t>
+        </w:rPr>
+        <w:t>Trả về total dưới dạng float.</w:t>
       </w:r>
-      <w:proofErr w:type="spellStart"/>
+    </w:p>
+    <w:p>
+      <w:pPr>
+        <w:rPr>
+          <w:b/>
+          <w:bCs/>
+        </w:rPr>
+      </w:pPr>
       <w:r>
         <w:rPr>
           <w:b/>
           <w:bCs/>
-          <w:i/>
-          <w:iCs/>
-        </w:rPr>
-        <w:t>có</w:t>
+        </w:rPr>
+        <w:t>Purpose:</w:t>
       </w:r>
-      <w:proofErr w:type="spellEnd"/>
+    </w:p>
+    <w:p>
+      <w:pPr>
+        <w:numPr>
+          <w:ilvl w:val="0"/>
+          <w:numId w:val="25"/>
+        </w:numPr>
+        <w:rPr>
+          <w:b/>
+          <w:bCs/>
+        </w:rPr>
+      </w:pPr>
       <w:r>
         <w:rPr>
           <w:b/>
           <w:bCs/>
-          <w:i/>
-          <w:iCs/>
-        </w:rPr>
-        <w:t xml:space="preserve"> </w:t>
+        </w:rPr>
+        <w:t>Phục vụ hiển thị tổng tiền giỏ hàng.</w:t>
       </w:r>
-      <w:proofErr w:type="spellStart"/>
+    </w:p>
+    <w:p>
+      <w:pPr>
+        <w:numPr>
+          <w:ilvl w:val="0"/>
+          <w:numId w:val="25"/>
+        </w:numPr>
+        <w:rPr>
+          <w:b/>
+          <w:bCs/>
+        </w:rPr>
+      </w:pPr>
       <w:r>
         <w:rPr>
           <w:b/>
           <w:bCs/>
-          <w:i/>
-          <w:iCs/>
-        </w:rPr>
-        <w:t>tham</w:t>
+        </w:rPr>
+        <w:t>Là dữ liệu đầu vào cho quá trình tạo Order và Invoice.</w:t>
       </w:r>
-      <w:proofErr w:type="spellEnd"/>
+    </w:p>
+    <w:p>
+      <w:pPr>
+        <w:rPr>
+          <w:b/>
+          <w:bCs/>
+        </w:rPr>
+      </w:pPr>
       <w:r>
         <w:rPr>
           <w:b/>
           <w:bCs/>
-          <w:i/>
-          <w:iCs/>
-        </w:rPr>
-        <w:t xml:space="preserve"> </w:t>
+        </w:rPr>
+        <w:pict w14:anchorId="54CA99F3">
+          <v:rect id="_x0000_i1064" style="width:0;height:1.5pt" o:hralign="center" o:hrstd="t" o:hr="t" fillcolor="#a0a0a0" stroked="f"/>
+        </w:pict>
       </w:r>
-      <w:proofErr w:type="spellStart"/>
+    </w:p>
+    <w:p>
+      <w:pPr>
+        <w:rPr>
+          <w:b/>
+          <w:bCs/>
+        </w:rPr>
+      </w:pPr>
       <w:r>
         <w:rPr>
           <w:b/>
           <w:bCs/>
-          <w:i/>
-          <w:iCs/>
-        </w:rPr>
-        <w:t>số</w:t>
+        </w:rPr>
+        <w:t>2️</w:t>
       </w:r>
-      <w:proofErr w:type="spellEnd"/>
       <w:r>
         <w:rPr>
-          <w:b/>
-          <w:bCs/>
-          <w:i/>
-          <w:iCs/>
-        </w:rPr>
-        <w:t>.</w:t>
+          <w:rFonts w:ascii="Segoe UI Symbol" w:hAnsi="Segoe UI Symbol" w:cs="Segoe UI Symbol"/>
+          <w:b/>
+          <w:bCs/>
+        </w:rPr>
+        <w:t>⃣</w:t>
+      </w:r>
+      <w:r>
+        <w:rPr>
+          <w:b/>
+          <w:bCs/>
+        </w:rPr>
+        <w:t xml:space="preserve"> Operation: isEmpty</w:t>
+      </w:r>
+    </w:p>
+    <w:p>
+      <w:pPr>
+        <w:rPr>
+          <w:b/>
+          <w:bCs/>
+        </w:rPr>
+      </w:pPr>
+      <w:r>
+        <w:rPr>
+          <w:b/>
+          <w:bCs/>
+        </w:rPr>
+        <w:t>Name: isEmpty</w:t>
+      </w:r>
+      <w:r>
+        <w:rPr>
+          <w:b/>
+          <w:bCs/>
+        </w:rPr>
+        <w:br/>
+        <w:t>Return type: boolean</w:t>
+      </w:r>
+    </w:p>
+    <w:p>
+      <w:pPr>
+        <w:rPr>
+          <w:b/>
+          <w:bCs/>
+        </w:rPr>
+      </w:pPr>
+      <w:r>
+        <w:rPr>
+          <w:b/>
+          <w:bCs/>
+        </w:rPr>
+        <w:t>Parameters:</w:t>
+      </w:r>
+    </w:p>
+    <w:p>
+      <w:pPr>
+        <w:numPr>
+          <w:ilvl w:val="0"/>
+          <w:numId w:val="26"/>
+        </w:numPr>
+        <w:rPr>
+          <w:b/>
+          <w:bCs/>
+        </w:rPr>
+      </w:pPr>
+      <w:r>
+        <w:rPr>
+          <w:b/>
+          <w:bCs/>
+        </w:rPr>
+        <w:t>Không có tham số.</w:t>
       </w:r>
     </w:p>
     <w:p>
@@ -2795,132 +1415,19 @@
       <w:pPr>
         <w:numPr>
           <w:ilvl w:val="0"/>
-          <w:numId w:val="12"/>
+          <w:numId w:val="27"/>
         </w:numPr>
         <w:rPr>
           <w:b/>
           <w:bCs/>
         </w:rPr>
       </w:pPr>
-      <w:proofErr w:type="spellStart"/>
       <w:r>
         <w:rPr>
           <w:b/>
           <w:bCs/>
-          <w:i/>
-          <w:iCs/>
-        </w:rPr>
-        <w:t>Không</w:t>
-      </w:r>
-      <w:proofErr w:type="spellEnd"/>
-      <w:r>
-        <w:rPr>
-          <w:b/>
-          <w:bCs/>
-          <w:i/>
-          <w:iCs/>
-        </w:rPr>
-        <w:t xml:space="preserve"> </w:t>
-      </w:r>
-      <w:proofErr w:type="spellStart"/>
-      <w:r>
-        <w:rPr>
-          <w:b/>
-          <w:bCs/>
-          <w:i/>
-          <w:iCs/>
-        </w:rPr>
-        <w:t>có</w:t>
-      </w:r>
-      <w:proofErr w:type="spellEnd"/>
-      <w:r>
-        <w:rPr>
-          <w:b/>
-          <w:bCs/>
-          <w:i/>
-          <w:iCs/>
-        </w:rPr>
-        <w:t xml:space="preserve"> </w:t>
-      </w:r>
-      <w:proofErr w:type="spellStart"/>
-      <w:r>
-        <w:rPr>
-          <w:b/>
-          <w:bCs/>
-          <w:i/>
-          <w:iCs/>
-        </w:rPr>
-        <w:t>ngoại</w:t>
-      </w:r>
-      <w:proofErr w:type="spellEnd"/>
-      <w:r>
-        <w:rPr>
-          <w:b/>
-          <w:bCs/>
-          <w:i/>
-          <w:iCs/>
-        </w:rPr>
-        <w:t xml:space="preserve"> </w:t>
-      </w:r>
-      <w:proofErr w:type="spellStart"/>
-      <w:r>
-        <w:rPr>
-          <w:b/>
-          <w:bCs/>
-          <w:i/>
-          <w:iCs/>
-        </w:rPr>
-        <w:t>lệ</w:t>
-      </w:r>
-      <w:proofErr w:type="spellEnd"/>
-      <w:r>
-        <w:rPr>
-          <w:b/>
-          <w:bCs/>
-          <w:i/>
-          <w:iCs/>
-        </w:rPr>
-        <w:t xml:space="preserve"> </w:t>
-      </w:r>
-      <w:proofErr w:type="spellStart"/>
-      <w:r>
-        <w:rPr>
-          <w:b/>
-          <w:bCs/>
-          <w:i/>
-          <w:iCs/>
-        </w:rPr>
-        <w:t>dự</w:t>
-      </w:r>
-      <w:proofErr w:type="spellEnd"/>
-      <w:r>
-        <w:rPr>
-          <w:b/>
-          <w:bCs/>
-          <w:i/>
-          <w:iCs/>
-        </w:rPr>
-        <w:t xml:space="preserve"> </w:t>
-      </w:r>
-      <w:proofErr w:type="spellStart"/>
-      <w:r>
-        <w:rPr>
-          <w:b/>
-          <w:bCs/>
-          <w:i/>
-          <w:iCs/>
-        </w:rPr>
-        <w:t>kiến</w:t>
-      </w:r>
-      <w:proofErr w:type="spellEnd"/>
-      <w:r>
-        <w:rPr>
-          <w:b/>
-          <w:bCs/>
-          <w:i/>
-          <w:iCs/>
-        </w:rPr>
-        <w:t>.</w:t>
+        </w:rPr>
+        <w:t>Không có ngoại lệ.</w:t>
       </w:r>
     </w:p>
     <w:p>
@@ -2942,108 +1449,19 @@
       <w:pPr>
         <w:numPr>
           <w:ilvl w:val="0"/>
-          <w:numId w:val="13"/>
+          <w:numId w:val="28"/>
         </w:numPr>
         <w:rPr>
           <w:b/>
           <w:bCs/>
         </w:rPr>
       </w:pPr>
-      <w:proofErr w:type="spellStart"/>
       <w:r>
         <w:rPr>
           <w:b/>
           <w:bCs/>
         </w:rPr>
-        <w:t>Trả</w:t>
-      </w:r>
-      <w:proofErr w:type="spellEnd"/>
-      <w:r>
-        <w:rPr>
-          <w:b/>
-          <w:bCs/>
-        </w:rPr>
-        <w:t xml:space="preserve"> </w:t>
-      </w:r>
-      <w:proofErr w:type="spellStart"/>
-      <w:r>
-        <w:rPr>
-          <w:b/>
-          <w:bCs/>
-        </w:rPr>
-        <w:t>về</w:t>
-      </w:r>
-      <w:proofErr w:type="spellEnd"/>
-      <w:r>
-        <w:rPr>
-          <w:b/>
-          <w:bCs/>
-        </w:rPr>
-        <w:t xml:space="preserve"> </w:t>
-      </w:r>
-      <w:proofErr w:type="spellStart"/>
-      <w:r>
-        <w:rPr>
-          <w:b/>
-          <w:bCs/>
-        </w:rPr>
-        <w:t>kết</w:t>
-      </w:r>
-      <w:proofErr w:type="spellEnd"/>
-      <w:r>
-        <w:rPr>
-          <w:b/>
-          <w:bCs/>
-        </w:rPr>
-        <w:t xml:space="preserve"> </w:t>
-      </w:r>
-      <w:proofErr w:type="spellStart"/>
-      <w:r>
-        <w:rPr>
-          <w:b/>
-          <w:bCs/>
-        </w:rPr>
-        <w:t>quả</w:t>
-      </w:r>
-      <w:proofErr w:type="spellEnd"/>
-      <w:r>
-        <w:rPr>
-          <w:b/>
-          <w:bCs/>
-        </w:rPr>
-        <w:t xml:space="preserve"> </w:t>
-      </w:r>
-      <w:proofErr w:type="spellStart"/>
-      <w:r>
-        <w:rPr>
-          <w:b/>
-          <w:bCs/>
-        </w:rPr>
-        <w:t>của</w:t>
-      </w:r>
-      <w:proofErr w:type="spellEnd"/>
-      <w:r>
-        <w:rPr>
-          <w:b/>
-          <w:bCs/>
-        </w:rPr>
-        <w:t xml:space="preserve"> </w:t>
-      </w:r>
-      <w:proofErr w:type="spellStart"/>
-      <w:r>
-        <w:rPr>
-          <w:b/>
-          <w:bCs/>
-        </w:rPr>
-        <w:t>cartItemsList.isEmpty</w:t>
-      </w:r>
-      <w:proofErr w:type="spellEnd"/>
-      <w:r>
-        <w:rPr>
-          <w:b/>
-          <w:bCs/>
-        </w:rPr>
-        <w:t>().</w:t>
+        <w:t>Trả về kết quả của cartItemsList.isEmpty().</w:t>
       </w:r>
     </w:p>
     <w:p>
@@ -3051,15 +1469,6 @@
         <w:rPr>
           <w:b/>
           <w:bCs/>
-          <w:lang w:val="vi-VN"/>
-        </w:rPr>
-      </w:pPr>
-    </w:p>
-    <w:p>
-      <w:pPr>
-        <w:rPr>
-          <w:b/>
-          <w:bCs/>
         </w:rPr>
       </w:pPr>
       <w:r>
@@ -3067,553 +1476,188 @@
           <w:b/>
           <w:bCs/>
         </w:rPr>
-        <w:t xml:space="preserve">3) Operation: </w:t>
-      </w:r>
-      <w:proofErr w:type="spellStart"/>
-      <w:r>
-        <w:rPr>
-          <w:b/>
-          <w:bCs/>
-        </w:rPr>
-        <w:t>checkAvailabilityOfChosenItems</w:t>
-      </w:r>
-      <w:proofErr w:type="spellEnd"/>
-    </w:p>
-    <w:p>
-      <w:pPr>
-        <w:numPr>
-          <w:ilvl w:val="0"/>
-          <w:numId w:val="14"/>
-        </w:numPr>
-        <w:rPr>
-          <w:b/>
-          <w:bCs/>
-        </w:rPr>
-      </w:pPr>
-      <w:r>
-        <w:rPr>
-          <w:b/>
-          <w:bCs/>
-        </w:rPr>
-        <w:t xml:space="preserve">Name: </w:t>
-      </w:r>
-      <w:proofErr w:type="spellStart"/>
-      <w:r>
-        <w:rPr>
-          <w:b/>
-          <w:bCs/>
-        </w:rPr>
-        <w:t>checkAvailabilityOfChosenItems</w:t>
-      </w:r>
-      <w:proofErr w:type="spellEnd"/>
-    </w:p>
-    <w:p>
-      <w:pPr>
-        <w:numPr>
-          <w:ilvl w:val="0"/>
-          <w:numId w:val="14"/>
-        </w:numPr>
-        <w:rPr>
-          <w:b/>
-          <w:bCs/>
-        </w:rPr>
-      </w:pPr>
-      <w:r>
-        <w:rPr>
-          <w:b/>
-          <w:bCs/>
-        </w:rPr>
-        <w:t xml:space="preserve">Return type: </w:t>
-      </w:r>
-      <w:proofErr w:type="spellStart"/>
-      <w:r>
-        <w:rPr>
-          <w:b/>
-          <w:bCs/>
-        </w:rPr>
-        <w:t>boolean</w:t>
-      </w:r>
-      <w:proofErr w:type="spellEnd"/>
-    </w:p>
-    <w:p>
-      <w:pPr>
-        <w:rPr>
-          <w:b/>
-          <w:bCs/>
-        </w:rPr>
-      </w:pPr>
-      <w:r>
-        <w:rPr>
-          <w:b/>
-          <w:bCs/>
-        </w:rPr>
-        <w:t>Parameter:</w:t>
+        <w:t>Purpose:</w:t>
       </w:r>
     </w:p>
     <w:p>
       <w:pPr>
         <w:numPr>
           <w:ilvl w:val="0"/>
-          <w:numId w:val="15"/>
+          <w:numId w:val="29"/>
         </w:numPr>
         <w:rPr>
           <w:b/>
           <w:bCs/>
         </w:rPr>
       </w:pPr>
-      <w:proofErr w:type="spellStart"/>
       <w:r>
         <w:rPr>
           <w:b/>
           <w:bCs/>
         </w:rPr>
-        <w:t>productID</w:t>
+        <w:t>Kiểm tra điều kiện trước khi cho phép checkout.</w:t>
       </w:r>
-      <w:proofErr w:type="spellEnd"/>
+    </w:p>
+    <w:p>
+      <w:pPr>
+        <w:numPr>
+          <w:ilvl w:val="0"/>
+          <w:numId w:val="29"/>
+        </w:numPr>
+        <w:rPr>
+          <w:b/>
+          <w:bCs/>
+        </w:rPr>
+      </w:pPr>
       <w:r>
         <w:rPr>
           <w:b/>
           <w:bCs/>
         </w:rPr>
-        <w:t xml:space="preserve"> — Type: int, Default: </w:t>
+        <w:t>Ngăn người dùng thanh toán khi giỏ hàng trống.</w:t>
       </w:r>
-      <w:proofErr w:type="spellStart"/>
+    </w:p>
+    <w:p>
+      <w:pPr>
+        <w:rPr>
+          <w:b/>
+          <w:bCs/>
+        </w:rPr>
+      </w:pPr>
       <w:r>
         <w:rPr>
           <w:b/>
           <w:bCs/>
-          <w:i/>
-          <w:iCs/>
-        </w:rPr>
-        <w:t>không</w:t>
+        </w:rPr>
+        <w:pict w14:anchorId="7B80D9CA">
+          <v:rect id="_x0000_i1065" style="width:0;height:1.5pt" o:hralign="center" o:hrstd="t" o:hr="t" fillcolor="#a0a0a0" stroked="f"/>
+        </w:pict>
       </w:r>
-      <w:proofErr w:type="spellEnd"/>
+    </w:p>
+    <w:p>
+      <w:pPr>
+        <w:rPr>
+          <w:b/>
+          <w:bCs/>
+        </w:rPr>
+      </w:pPr>
       <w:r>
         <w:rPr>
           <w:b/>
           <w:bCs/>
-          <w:i/>
-          <w:iCs/>
-        </w:rPr>
-        <w:t xml:space="preserve"> </w:t>
+        </w:rPr>
+        <w:t>3️</w:t>
       </w:r>
-      <w:proofErr w:type="spellStart"/>
       <w:r>
         <w:rPr>
-          <w:b/>
-          <w:bCs/>
-          <w:i/>
-          <w:iCs/>
-        </w:rPr>
-        <w:t>có</w:t>
+          <w:rFonts w:ascii="Segoe UI Symbol" w:hAnsi="Segoe UI Symbol" w:cs="Segoe UI Symbol"/>
+          <w:b/>
+          <w:bCs/>
+        </w:rPr>
+        <w:t>⃣</w:t>
       </w:r>
-      <w:proofErr w:type="spellEnd"/>
       <w:r>
         <w:rPr>
           <w:b/>
           <w:bCs/>
         </w:rPr>
-        <w:t xml:space="preserve"> — </w:t>
+        <w:t xml:space="preserve"> Operation: checkAvailabilityOfChosenItems</w:t>
       </w:r>
-      <w:proofErr w:type="spellStart"/>
+    </w:p>
+    <w:p>
+      <w:pPr>
+        <w:rPr>
+          <w:b/>
+          <w:bCs/>
+        </w:rPr>
+      </w:pPr>
       <w:r>
         <w:rPr>
           <w:b/>
           <w:bCs/>
         </w:rPr>
-        <w:t>Nếu</w:t>
+        <w:t>Name: checkAvailabilityOfChosenItems</w:t>
       </w:r>
-      <w:proofErr w:type="spellEnd"/>
       <w:r>
         <w:rPr>
           <w:b/>
           <w:bCs/>
         </w:rPr>
-        <w:t xml:space="preserve"> </w:t>
+        <w:br/>
+        <w:t>Return type: boolean</w:t>
       </w:r>
-      <w:proofErr w:type="spellStart"/>
+    </w:p>
+    <w:p>
+      <w:pPr>
+        <w:rPr>
+          <w:b/>
+          <w:bCs/>
+        </w:rPr>
+      </w:pPr>
       <w:r>
         <w:rPr>
           <w:b/>
           <w:bCs/>
         </w:rPr>
-        <w:t>truyền</w:t>
+        <w:t>Parameters:</w:t>
       </w:r>
-      <w:proofErr w:type="spellEnd"/>
+    </w:p>
+    <w:p>
+      <w:pPr>
+        <w:numPr>
+          <w:ilvl w:val="0"/>
+          <w:numId w:val="30"/>
+        </w:numPr>
+        <w:rPr>
+          <w:b/>
+          <w:bCs/>
+        </w:rPr>
+      </w:pPr>
       <w:r>
         <w:rPr>
           <w:b/>
           <w:bCs/>
         </w:rPr>
-        <w:t xml:space="preserve"> </w:t>
+        <w:t>productID: int</w:t>
       </w:r>
-      <w:proofErr w:type="spellStart"/>
+    </w:p>
+    <w:p>
+      <w:pPr>
+        <w:numPr>
+          <w:ilvl w:val="1"/>
+          <w:numId w:val="30"/>
+        </w:numPr>
+        <w:rPr>
+          <w:b/>
+          <w:bCs/>
+        </w:rPr>
+      </w:pPr>
       <w:r>
         <w:rPr>
           <w:b/>
           <w:bCs/>
         </w:rPr>
-        <w:t>một</w:t>
+        <w:lastRenderedPageBreak/>
+        <w:t>Nếu productID &gt; 0: kiểm tra riêng sản phẩm đó.</w:t>
       </w:r>
-      <w:proofErr w:type="spellEnd"/>
+    </w:p>
+    <w:p>
+      <w:pPr>
+        <w:numPr>
+          <w:ilvl w:val="1"/>
+          <w:numId w:val="30"/>
+        </w:numPr>
+        <w:rPr>
+          <w:b/>
+          <w:bCs/>
+        </w:rPr>
+      </w:pPr>
       <w:r>
         <w:rPr>
           <w:b/>
           <w:bCs/>
         </w:rPr>
-        <w:t xml:space="preserve"> </w:t>
-      </w:r>
-      <w:proofErr w:type="spellStart"/>
-      <w:r>
-        <w:rPr>
-          <w:b/>
-          <w:bCs/>
-        </w:rPr>
-        <w:t>productID</w:t>
-      </w:r>
-      <w:proofErr w:type="spellEnd"/>
-      <w:r>
-        <w:rPr>
-          <w:b/>
-          <w:bCs/>
-        </w:rPr>
-        <w:t xml:space="preserve">, </w:t>
-      </w:r>
-      <w:proofErr w:type="spellStart"/>
-      <w:r>
-        <w:rPr>
-          <w:b/>
-          <w:bCs/>
-        </w:rPr>
-        <w:t>hàm</w:t>
-      </w:r>
-      <w:proofErr w:type="spellEnd"/>
-      <w:r>
-        <w:rPr>
-          <w:b/>
-          <w:bCs/>
-        </w:rPr>
-        <w:t xml:space="preserve"> </w:t>
-      </w:r>
-      <w:proofErr w:type="spellStart"/>
-      <w:r>
-        <w:rPr>
-          <w:b/>
-          <w:bCs/>
-        </w:rPr>
-        <w:t>chỉ</w:t>
-      </w:r>
-      <w:proofErr w:type="spellEnd"/>
-      <w:r>
-        <w:rPr>
-          <w:b/>
-          <w:bCs/>
-        </w:rPr>
-        <w:t xml:space="preserve"> </w:t>
-      </w:r>
-      <w:proofErr w:type="spellStart"/>
-      <w:r>
-        <w:rPr>
-          <w:b/>
-          <w:bCs/>
-        </w:rPr>
-        <w:t>kiểm</w:t>
-      </w:r>
-      <w:proofErr w:type="spellEnd"/>
-      <w:r>
-        <w:rPr>
-          <w:b/>
-          <w:bCs/>
-        </w:rPr>
-        <w:t xml:space="preserve"> </w:t>
-      </w:r>
-      <w:proofErr w:type="spellStart"/>
-      <w:r>
-        <w:rPr>
-          <w:b/>
-          <w:bCs/>
-        </w:rPr>
-        <w:t>tra</w:t>
-      </w:r>
-      <w:proofErr w:type="spellEnd"/>
-      <w:r>
-        <w:rPr>
-          <w:b/>
-          <w:bCs/>
-        </w:rPr>
-        <w:t xml:space="preserve"> </w:t>
-      </w:r>
-      <w:proofErr w:type="spellStart"/>
-      <w:r>
-        <w:rPr>
-          <w:b/>
-          <w:bCs/>
-        </w:rPr>
-        <w:t>riêng</w:t>
-      </w:r>
-      <w:proofErr w:type="spellEnd"/>
-      <w:r>
-        <w:rPr>
-          <w:b/>
-          <w:bCs/>
-        </w:rPr>
-        <w:t xml:space="preserve"> </w:t>
-      </w:r>
-      <w:proofErr w:type="spellStart"/>
-      <w:r>
-        <w:rPr>
-          <w:b/>
-          <w:bCs/>
-        </w:rPr>
-        <w:t>sản</w:t>
-      </w:r>
-      <w:proofErr w:type="spellEnd"/>
-      <w:r>
-        <w:rPr>
-          <w:b/>
-          <w:bCs/>
-        </w:rPr>
-        <w:t xml:space="preserve"> </w:t>
-      </w:r>
-      <w:proofErr w:type="spellStart"/>
-      <w:r>
-        <w:rPr>
-          <w:b/>
-          <w:bCs/>
-        </w:rPr>
-        <w:t>phẩm</w:t>
-      </w:r>
-      <w:proofErr w:type="spellEnd"/>
-      <w:r>
-        <w:rPr>
-          <w:b/>
-          <w:bCs/>
-        </w:rPr>
-        <w:t xml:space="preserve"> </w:t>
-      </w:r>
-      <w:proofErr w:type="spellStart"/>
-      <w:r>
-        <w:rPr>
-          <w:b/>
-          <w:bCs/>
-        </w:rPr>
-        <w:t>đó</w:t>
-      </w:r>
-      <w:proofErr w:type="spellEnd"/>
-      <w:r>
-        <w:rPr>
-          <w:b/>
-          <w:bCs/>
-        </w:rPr>
-        <w:t xml:space="preserve">; </w:t>
-      </w:r>
-      <w:proofErr w:type="spellStart"/>
-      <w:r>
-        <w:rPr>
-          <w:b/>
-          <w:bCs/>
-        </w:rPr>
-        <w:t>nếu</w:t>
-      </w:r>
-      <w:proofErr w:type="spellEnd"/>
-      <w:r>
-        <w:rPr>
-          <w:b/>
-          <w:bCs/>
-        </w:rPr>
-        <w:t xml:space="preserve"> </w:t>
-      </w:r>
-      <w:proofErr w:type="spellStart"/>
-      <w:r>
-        <w:rPr>
-          <w:b/>
-          <w:bCs/>
-        </w:rPr>
-        <w:t>truyền</w:t>
-      </w:r>
-      <w:proofErr w:type="spellEnd"/>
-      <w:r>
-        <w:rPr>
-          <w:b/>
-          <w:bCs/>
-        </w:rPr>
-        <w:t xml:space="preserve"> </w:t>
-      </w:r>
-      <w:proofErr w:type="spellStart"/>
-      <w:r>
-        <w:rPr>
-          <w:b/>
-          <w:bCs/>
-        </w:rPr>
-        <w:t>giá</w:t>
-      </w:r>
-      <w:proofErr w:type="spellEnd"/>
-      <w:r>
-        <w:rPr>
-          <w:b/>
-          <w:bCs/>
-        </w:rPr>
-        <w:t xml:space="preserve"> </w:t>
-      </w:r>
-      <w:proofErr w:type="spellStart"/>
-      <w:r>
-        <w:rPr>
-          <w:b/>
-          <w:bCs/>
-        </w:rPr>
-        <w:t>trị</w:t>
-      </w:r>
-      <w:proofErr w:type="spellEnd"/>
-      <w:r>
-        <w:rPr>
-          <w:b/>
-          <w:bCs/>
-        </w:rPr>
-        <w:t xml:space="preserve"> </w:t>
-      </w:r>
-      <w:proofErr w:type="spellStart"/>
-      <w:r>
-        <w:rPr>
-          <w:b/>
-          <w:bCs/>
-        </w:rPr>
-        <w:t>âm</w:t>
-      </w:r>
-      <w:proofErr w:type="spellEnd"/>
-      <w:r>
-        <w:rPr>
-          <w:b/>
-          <w:bCs/>
-        </w:rPr>
-        <w:t xml:space="preserve"> </w:t>
-      </w:r>
-      <w:proofErr w:type="spellStart"/>
-      <w:r>
-        <w:rPr>
-          <w:b/>
-          <w:bCs/>
-        </w:rPr>
-        <w:t>hoặc</w:t>
-      </w:r>
-      <w:proofErr w:type="spellEnd"/>
-      <w:r>
-        <w:rPr>
-          <w:b/>
-          <w:bCs/>
-        </w:rPr>
-        <w:t xml:space="preserve"> 0, </w:t>
-      </w:r>
-      <w:proofErr w:type="spellStart"/>
-      <w:r>
-        <w:rPr>
-          <w:b/>
-          <w:bCs/>
-        </w:rPr>
-        <w:t>coi</w:t>
-      </w:r>
-      <w:proofErr w:type="spellEnd"/>
-      <w:r>
-        <w:rPr>
-          <w:b/>
-          <w:bCs/>
-        </w:rPr>
-        <w:t xml:space="preserve"> </w:t>
-      </w:r>
-      <w:proofErr w:type="spellStart"/>
-      <w:r>
-        <w:rPr>
-          <w:b/>
-          <w:bCs/>
-        </w:rPr>
-        <w:t>như</w:t>
-      </w:r>
-      <w:proofErr w:type="spellEnd"/>
-      <w:r>
-        <w:rPr>
-          <w:b/>
-          <w:bCs/>
-        </w:rPr>
-        <w:t xml:space="preserve"> </w:t>
-      </w:r>
-      <w:proofErr w:type="spellStart"/>
-      <w:r>
-        <w:rPr>
-          <w:b/>
-          <w:bCs/>
-        </w:rPr>
-        <w:t>kiểm</w:t>
-      </w:r>
-      <w:proofErr w:type="spellEnd"/>
-      <w:r>
-        <w:rPr>
-          <w:b/>
-          <w:bCs/>
-        </w:rPr>
-        <w:t xml:space="preserve"> </w:t>
-      </w:r>
-      <w:proofErr w:type="spellStart"/>
-      <w:r>
-        <w:rPr>
-          <w:b/>
-          <w:bCs/>
-        </w:rPr>
-        <w:t>tra</w:t>
-      </w:r>
-      <w:proofErr w:type="spellEnd"/>
-      <w:r>
-        <w:rPr>
-          <w:b/>
-          <w:bCs/>
-        </w:rPr>
-        <w:t xml:space="preserve"> </w:t>
-      </w:r>
-      <w:proofErr w:type="spellStart"/>
-      <w:r>
-        <w:rPr>
-          <w:b/>
-          <w:bCs/>
-        </w:rPr>
-        <w:t>toàn</w:t>
-      </w:r>
-      <w:proofErr w:type="spellEnd"/>
-      <w:r>
-        <w:rPr>
-          <w:b/>
-          <w:bCs/>
-        </w:rPr>
-        <w:t xml:space="preserve"> </w:t>
-      </w:r>
-      <w:proofErr w:type="spellStart"/>
-      <w:r>
-        <w:rPr>
-          <w:b/>
-          <w:bCs/>
-        </w:rPr>
-        <w:t>bộ</w:t>
-      </w:r>
-      <w:proofErr w:type="spellEnd"/>
-      <w:r>
-        <w:rPr>
-          <w:b/>
-          <w:bCs/>
-        </w:rPr>
-        <w:t xml:space="preserve"> </w:t>
-      </w:r>
-      <w:proofErr w:type="spellStart"/>
-      <w:r>
-        <w:rPr>
-          <w:b/>
-          <w:bCs/>
-        </w:rPr>
-        <w:t>giỏ</w:t>
-      </w:r>
-      <w:proofErr w:type="spellEnd"/>
-      <w:r>
-        <w:rPr>
-          <w:b/>
-          <w:bCs/>
-        </w:rPr>
-        <w:t>.</w:t>
+        <w:t>Nếu productID &lt;= 0: kiểm tra toàn bộ giỏ hàng.</w:t>
       </w:r>
     </w:p>
     <w:p>
@@ -3635,360 +1679,38 @@
       <w:pPr>
         <w:numPr>
           <w:ilvl w:val="0"/>
-          <w:numId w:val="16"/>
+          <w:numId w:val="31"/>
         </w:numPr>
         <w:rPr>
           <w:b/>
           <w:bCs/>
         </w:rPr>
       </w:pPr>
-      <w:proofErr w:type="spellStart"/>
       <w:r>
         <w:rPr>
           <w:b/>
           <w:bCs/>
         </w:rPr>
-        <w:t>ProductNotFoundException</w:t>
-      </w:r>
-      <w:proofErr w:type="spellEnd"/>
-      <w:r>
-        <w:rPr>
-          <w:b/>
-          <w:bCs/>
-        </w:rPr>
-        <w:t xml:space="preserve"> — Khi </w:t>
-      </w:r>
-      <w:proofErr w:type="spellStart"/>
-      <w:r>
-        <w:rPr>
-          <w:b/>
-          <w:bCs/>
-        </w:rPr>
-        <w:t>productID</w:t>
-      </w:r>
-      <w:proofErr w:type="spellEnd"/>
-      <w:r>
-        <w:rPr>
-          <w:b/>
-          <w:bCs/>
-        </w:rPr>
-        <w:t xml:space="preserve"> </w:t>
-      </w:r>
-      <w:proofErr w:type="spellStart"/>
-      <w:r>
-        <w:rPr>
-          <w:b/>
-          <w:bCs/>
-        </w:rPr>
-        <w:t>không</w:t>
-      </w:r>
-      <w:proofErr w:type="spellEnd"/>
-      <w:r>
-        <w:rPr>
-          <w:b/>
-          <w:bCs/>
-        </w:rPr>
-        <w:t xml:space="preserve"> </w:t>
-      </w:r>
-      <w:proofErr w:type="spellStart"/>
-      <w:r>
-        <w:rPr>
-          <w:b/>
-          <w:bCs/>
-        </w:rPr>
-        <w:t>tồn</w:t>
-      </w:r>
-      <w:proofErr w:type="spellEnd"/>
-      <w:r>
-        <w:rPr>
-          <w:b/>
-          <w:bCs/>
-        </w:rPr>
-        <w:t xml:space="preserve"> </w:t>
-      </w:r>
-      <w:proofErr w:type="spellStart"/>
-      <w:r>
-        <w:rPr>
-          <w:b/>
-          <w:bCs/>
-        </w:rPr>
-        <w:t>tại</w:t>
-      </w:r>
-      <w:proofErr w:type="spellEnd"/>
-      <w:r>
-        <w:rPr>
-          <w:b/>
-          <w:bCs/>
-        </w:rPr>
-        <w:t xml:space="preserve"> (</w:t>
-      </w:r>
-      <w:proofErr w:type="spellStart"/>
-      <w:r>
-        <w:rPr>
-          <w:b/>
-          <w:bCs/>
-        </w:rPr>
-        <w:t>trường</w:t>
-      </w:r>
-      <w:proofErr w:type="spellEnd"/>
-      <w:r>
-        <w:rPr>
-          <w:b/>
-          <w:bCs/>
-        </w:rPr>
-        <w:t xml:space="preserve"> </w:t>
-      </w:r>
-      <w:proofErr w:type="spellStart"/>
-      <w:r>
-        <w:rPr>
-          <w:b/>
-          <w:bCs/>
-        </w:rPr>
-        <w:t>hợp</w:t>
-      </w:r>
-      <w:proofErr w:type="spellEnd"/>
-      <w:r>
-        <w:rPr>
-          <w:b/>
-          <w:bCs/>
-        </w:rPr>
-        <w:t xml:space="preserve"> </w:t>
-      </w:r>
-      <w:proofErr w:type="spellStart"/>
-      <w:r>
-        <w:rPr>
-          <w:b/>
-          <w:bCs/>
-        </w:rPr>
-        <w:t>kiểm</w:t>
-      </w:r>
-      <w:proofErr w:type="spellEnd"/>
-      <w:r>
-        <w:rPr>
-          <w:b/>
-          <w:bCs/>
-        </w:rPr>
-        <w:t xml:space="preserve"> </w:t>
-      </w:r>
-      <w:proofErr w:type="spellStart"/>
-      <w:r>
-        <w:rPr>
-          <w:b/>
-          <w:bCs/>
-        </w:rPr>
-        <w:t>tra</w:t>
-      </w:r>
-      <w:proofErr w:type="spellEnd"/>
-      <w:r>
-        <w:rPr>
-          <w:b/>
-          <w:bCs/>
-        </w:rPr>
-        <w:t xml:space="preserve"> </w:t>
-      </w:r>
-      <w:proofErr w:type="spellStart"/>
-      <w:r>
-        <w:rPr>
-          <w:b/>
-          <w:bCs/>
-        </w:rPr>
-        <w:t>đơn</w:t>
-      </w:r>
-      <w:proofErr w:type="spellEnd"/>
-      <w:r>
-        <w:rPr>
-          <w:b/>
-          <w:bCs/>
-        </w:rPr>
-        <w:t xml:space="preserve"> </w:t>
-      </w:r>
-      <w:proofErr w:type="spellStart"/>
-      <w:r>
-        <w:rPr>
-          <w:b/>
-          <w:bCs/>
-        </w:rPr>
-        <w:t>lẻ</w:t>
-      </w:r>
-      <w:proofErr w:type="spellEnd"/>
-      <w:r>
-        <w:rPr>
-          <w:b/>
-          <w:bCs/>
-        </w:rPr>
-        <w:t>).</w:t>
+        <w:t>ProductNotFoundException: khi không tìm thấy sản phẩm.</w:t>
       </w:r>
     </w:p>
     <w:p>
       <w:pPr>
         <w:numPr>
           <w:ilvl w:val="0"/>
-          <w:numId w:val="16"/>
+          <w:numId w:val="31"/>
         </w:numPr>
         <w:rPr>
           <w:b/>
           <w:bCs/>
         </w:rPr>
       </w:pPr>
-      <w:proofErr w:type="spellStart"/>
       <w:r>
         <w:rPr>
           <w:b/>
           <w:bCs/>
         </w:rPr>
-        <w:t>InventoryUnavailableException</w:t>
-      </w:r>
-      <w:proofErr w:type="spellEnd"/>
-      <w:r>
-        <w:rPr>
-          <w:b/>
-          <w:bCs/>
-        </w:rPr>
-        <w:t xml:space="preserve"> — Khi </w:t>
-      </w:r>
-      <w:proofErr w:type="spellStart"/>
-      <w:r>
-        <w:rPr>
-          <w:b/>
-          <w:bCs/>
-        </w:rPr>
-        <w:t>tồn</w:t>
-      </w:r>
-      <w:proofErr w:type="spellEnd"/>
-      <w:r>
-        <w:rPr>
-          <w:b/>
-          <w:bCs/>
-        </w:rPr>
-        <w:t xml:space="preserve"> </w:t>
-      </w:r>
-      <w:proofErr w:type="spellStart"/>
-      <w:r>
-        <w:rPr>
-          <w:b/>
-          <w:bCs/>
-        </w:rPr>
-        <w:t>kho</w:t>
-      </w:r>
-      <w:proofErr w:type="spellEnd"/>
-      <w:r>
-        <w:rPr>
-          <w:b/>
-          <w:bCs/>
-        </w:rPr>
-        <w:t xml:space="preserve"> </w:t>
-      </w:r>
-      <w:proofErr w:type="spellStart"/>
-      <w:r>
-        <w:rPr>
-          <w:b/>
-          <w:bCs/>
-        </w:rPr>
-        <w:t>không</w:t>
-      </w:r>
-      <w:proofErr w:type="spellEnd"/>
-      <w:r>
-        <w:rPr>
-          <w:b/>
-          <w:bCs/>
-        </w:rPr>
-        <w:t xml:space="preserve"> </w:t>
-      </w:r>
-      <w:proofErr w:type="spellStart"/>
-      <w:r>
-        <w:rPr>
-          <w:b/>
-          <w:bCs/>
-        </w:rPr>
-        <w:t>đủ</w:t>
-      </w:r>
-      <w:proofErr w:type="spellEnd"/>
-      <w:r>
-        <w:rPr>
-          <w:b/>
-          <w:bCs/>
-        </w:rPr>
-        <w:t xml:space="preserve"> </w:t>
-      </w:r>
-      <w:proofErr w:type="spellStart"/>
-      <w:r>
-        <w:rPr>
-          <w:b/>
-          <w:bCs/>
-        </w:rPr>
-        <w:t>cho</w:t>
-      </w:r>
-      <w:proofErr w:type="spellEnd"/>
-      <w:r>
-        <w:rPr>
-          <w:b/>
-          <w:bCs/>
-        </w:rPr>
-        <w:t xml:space="preserve"> </w:t>
-      </w:r>
-      <w:proofErr w:type="spellStart"/>
-      <w:r>
-        <w:rPr>
-          <w:b/>
-          <w:bCs/>
-        </w:rPr>
-        <w:t>số</w:t>
-      </w:r>
-      <w:proofErr w:type="spellEnd"/>
-      <w:r>
-        <w:rPr>
-          <w:b/>
-          <w:bCs/>
-        </w:rPr>
-        <w:t xml:space="preserve"> </w:t>
-      </w:r>
-      <w:proofErr w:type="spellStart"/>
-      <w:r>
-        <w:rPr>
-          <w:b/>
-          <w:bCs/>
-        </w:rPr>
-        <w:t>lượng</w:t>
-      </w:r>
-      <w:proofErr w:type="spellEnd"/>
-      <w:r>
-        <w:rPr>
-          <w:b/>
-          <w:bCs/>
-        </w:rPr>
-        <w:t xml:space="preserve"> </w:t>
-      </w:r>
-      <w:proofErr w:type="spellStart"/>
-      <w:r>
-        <w:rPr>
-          <w:b/>
-          <w:bCs/>
-        </w:rPr>
-        <w:t>yêu</w:t>
-      </w:r>
-      <w:proofErr w:type="spellEnd"/>
-      <w:r>
-        <w:rPr>
-          <w:b/>
-          <w:bCs/>
-        </w:rPr>
-        <w:t xml:space="preserve"> </w:t>
-      </w:r>
-      <w:proofErr w:type="spellStart"/>
-      <w:r>
-        <w:rPr>
-          <w:b/>
-          <w:bCs/>
-        </w:rPr>
-        <w:t>cầu</w:t>
-      </w:r>
-      <w:proofErr w:type="spellEnd"/>
-      <w:r>
-        <w:rPr>
-          <w:b/>
-          <w:bCs/>
-        </w:rPr>
-        <w:t>.</w:t>
+        <w:t>InventoryUnavailableException: khi tồn kho không đủ.</w:t>
       </w:r>
     </w:p>
     <w:p>
@@ -4008,10 +1730,6 @@
     </w:p>
     <w:p>
       <w:pPr>
-        <w:numPr>
-          <w:ilvl w:val="0"/>
-          <w:numId w:val="17"/>
-        </w:numPr>
         <w:rPr>
           <w:b/>
           <w:bCs/>
@@ -4022,418 +1740,14 @@
           <w:b/>
           <w:bCs/>
         </w:rPr>
-        <w:t xml:space="preserve">Trường </w:t>
-      </w:r>
-      <w:proofErr w:type="spellStart"/>
-      <w:r>
-        <w:rPr>
-          <w:b/>
-          <w:bCs/>
-        </w:rPr>
-        <w:t>hợp</w:t>
-      </w:r>
-      <w:proofErr w:type="spellEnd"/>
-      <w:r>
-        <w:rPr>
-          <w:b/>
-          <w:bCs/>
-        </w:rPr>
-        <w:t xml:space="preserve"> </w:t>
-      </w:r>
-      <w:proofErr w:type="spellStart"/>
-      <w:r>
-        <w:rPr>
-          <w:b/>
-          <w:bCs/>
-        </w:rPr>
-        <w:t>kiểm</w:t>
-      </w:r>
-      <w:proofErr w:type="spellEnd"/>
-      <w:r>
-        <w:rPr>
-          <w:b/>
-          <w:bCs/>
-        </w:rPr>
-        <w:t xml:space="preserve"> </w:t>
-      </w:r>
-      <w:proofErr w:type="spellStart"/>
-      <w:r>
-        <w:rPr>
-          <w:b/>
-          <w:bCs/>
-        </w:rPr>
-        <w:t>tra</w:t>
-      </w:r>
-      <w:proofErr w:type="spellEnd"/>
-      <w:r>
-        <w:rPr>
-          <w:b/>
-          <w:bCs/>
-        </w:rPr>
-        <w:t xml:space="preserve"> </w:t>
-      </w:r>
-      <w:proofErr w:type="spellStart"/>
-      <w:r>
-        <w:rPr>
-          <w:b/>
-          <w:bCs/>
-        </w:rPr>
-        <w:t>đơn</w:t>
-      </w:r>
-      <w:proofErr w:type="spellEnd"/>
-      <w:r>
-        <w:rPr>
-          <w:b/>
-          <w:bCs/>
-        </w:rPr>
-        <w:t xml:space="preserve"> </w:t>
-      </w:r>
-      <w:proofErr w:type="spellStart"/>
-      <w:r>
-        <w:rPr>
-          <w:b/>
-          <w:bCs/>
-        </w:rPr>
-        <w:t>lẻ</w:t>
-      </w:r>
-      <w:proofErr w:type="spellEnd"/>
-      <w:r>
-        <w:rPr>
-          <w:b/>
-          <w:bCs/>
-        </w:rPr>
-        <w:t>:</w:t>
-      </w:r>
-      <w:r>
-        <w:rPr>
-          <w:b/>
-          <w:bCs/>
-        </w:rPr>
-        <w:br/>
-        <w:t xml:space="preserve">a. </w:t>
-      </w:r>
-      <w:proofErr w:type="spellStart"/>
-      <w:r>
-        <w:rPr>
-          <w:b/>
-          <w:bCs/>
-        </w:rPr>
-        <w:t>Tìm</w:t>
-      </w:r>
-      <w:proofErr w:type="spellEnd"/>
-      <w:r>
-        <w:rPr>
-          <w:b/>
-          <w:bCs/>
-        </w:rPr>
-        <w:t xml:space="preserve"> item </w:t>
-      </w:r>
-      <w:proofErr w:type="spellStart"/>
-      <w:r>
-        <w:rPr>
-          <w:b/>
-          <w:bCs/>
-        </w:rPr>
-        <w:t>tương</w:t>
-      </w:r>
-      <w:proofErr w:type="spellEnd"/>
-      <w:r>
-        <w:rPr>
-          <w:b/>
-          <w:bCs/>
-        </w:rPr>
-        <w:t xml:space="preserve"> </w:t>
-      </w:r>
-      <w:proofErr w:type="spellStart"/>
-      <w:r>
-        <w:rPr>
-          <w:b/>
-          <w:bCs/>
-        </w:rPr>
-        <w:t>ứng</w:t>
-      </w:r>
-      <w:proofErr w:type="spellEnd"/>
-      <w:r>
-        <w:rPr>
-          <w:b/>
-          <w:bCs/>
-        </w:rPr>
-        <w:t xml:space="preserve"> </w:t>
-      </w:r>
-      <w:proofErr w:type="spellStart"/>
-      <w:r>
-        <w:rPr>
-          <w:b/>
-          <w:bCs/>
-        </w:rPr>
-        <w:t>trong</w:t>
-      </w:r>
-      <w:proofErr w:type="spellEnd"/>
-      <w:r>
-        <w:rPr>
-          <w:b/>
-          <w:bCs/>
-        </w:rPr>
-        <w:t xml:space="preserve"> </w:t>
-      </w:r>
-      <w:proofErr w:type="spellStart"/>
-      <w:r>
-        <w:rPr>
-          <w:b/>
-          <w:bCs/>
-        </w:rPr>
-        <w:t>cartItemsList</w:t>
-      </w:r>
-      <w:proofErr w:type="spellEnd"/>
-      <w:r>
-        <w:rPr>
-          <w:b/>
-          <w:bCs/>
-        </w:rPr>
-        <w:t xml:space="preserve"> </w:t>
-      </w:r>
-      <w:proofErr w:type="spellStart"/>
-      <w:r>
-        <w:rPr>
-          <w:b/>
-          <w:bCs/>
-        </w:rPr>
-        <w:t>với</w:t>
-      </w:r>
-      <w:proofErr w:type="spellEnd"/>
-      <w:r>
-        <w:rPr>
-          <w:b/>
-          <w:bCs/>
-        </w:rPr>
-        <w:t xml:space="preserve"> </w:t>
-      </w:r>
-      <w:proofErr w:type="spellStart"/>
-      <w:proofErr w:type="gramStart"/>
-      <w:r>
-        <w:rPr>
-          <w:b/>
-          <w:bCs/>
-        </w:rPr>
-        <w:t>item.productID</w:t>
-      </w:r>
-      <w:proofErr w:type="spellEnd"/>
-      <w:proofErr w:type="gramEnd"/>
-      <w:r>
-        <w:rPr>
-          <w:b/>
-          <w:bCs/>
-        </w:rPr>
-        <w:t xml:space="preserve"> == </w:t>
-      </w:r>
-      <w:proofErr w:type="spellStart"/>
-      <w:r>
-        <w:rPr>
-          <w:b/>
-          <w:bCs/>
-        </w:rPr>
-        <w:t>productID</w:t>
-      </w:r>
-      <w:proofErr w:type="spellEnd"/>
-      <w:r>
-        <w:rPr>
-          <w:b/>
-          <w:bCs/>
-        </w:rPr>
-        <w:t>.</w:t>
-      </w:r>
-      <w:r>
-        <w:rPr>
-          <w:b/>
-          <w:bCs/>
-        </w:rPr>
-        <w:br/>
-        <w:t xml:space="preserve">b. </w:t>
-      </w:r>
-      <w:proofErr w:type="spellStart"/>
-      <w:r>
-        <w:rPr>
-          <w:b/>
-          <w:bCs/>
-        </w:rPr>
-        <w:t>Hỏi</w:t>
-      </w:r>
-      <w:proofErr w:type="spellEnd"/>
-      <w:r>
-        <w:rPr>
-          <w:b/>
-          <w:bCs/>
-        </w:rPr>
-        <w:t xml:space="preserve"> </w:t>
-      </w:r>
-      <w:proofErr w:type="spellStart"/>
-      <w:r>
-        <w:rPr>
-          <w:b/>
-          <w:bCs/>
-        </w:rPr>
-        <w:t>InventoryService.getAvailableQuantity</w:t>
-      </w:r>
-      <w:proofErr w:type="spellEnd"/>
-      <w:r>
-        <w:rPr>
-          <w:b/>
-          <w:bCs/>
-        </w:rPr>
-        <w:t>(</w:t>
-      </w:r>
-      <w:proofErr w:type="spellStart"/>
-      <w:r>
-        <w:rPr>
-          <w:b/>
-          <w:bCs/>
-        </w:rPr>
-        <w:t>productID</w:t>
-      </w:r>
-      <w:proofErr w:type="spellEnd"/>
-      <w:r>
-        <w:rPr>
-          <w:b/>
-          <w:bCs/>
-        </w:rPr>
-        <w:t xml:space="preserve">); </w:t>
-      </w:r>
-      <w:proofErr w:type="spellStart"/>
-      <w:r>
-        <w:rPr>
-          <w:b/>
-          <w:bCs/>
-        </w:rPr>
-        <w:t>nếu</w:t>
-      </w:r>
-      <w:proofErr w:type="spellEnd"/>
-      <w:r>
-        <w:rPr>
-          <w:b/>
-          <w:bCs/>
-        </w:rPr>
-        <w:t xml:space="preserve"> &lt; </w:t>
-      </w:r>
-      <w:proofErr w:type="spellStart"/>
-      <w:proofErr w:type="gramStart"/>
-      <w:r>
-        <w:rPr>
-          <w:b/>
-          <w:bCs/>
-        </w:rPr>
-        <w:t>item.quantity</w:t>
-      </w:r>
-      <w:proofErr w:type="spellEnd"/>
-      <w:proofErr w:type="gramEnd"/>
-      <w:r>
-        <w:rPr>
-          <w:b/>
-          <w:bCs/>
-        </w:rPr>
-        <w:t xml:space="preserve"> → </w:t>
-      </w:r>
-      <w:proofErr w:type="spellStart"/>
-      <w:r>
-        <w:rPr>
-          <w:b/>
-          <w:bCs/>
-        </w:rPr>
-        <w:t>ném</w:t>
-      </w:r>
-      <w:proofErr w:type="spellEnd"/>
-      <w:r>
-        <w:rPr>
-          <w:b/>
-          <w:bCs/>
-        </w:rPr>
-        <w:t xml:space="preserve"> </w:t>
-      </w:r>
-      <w:proofErr w:type="spellStart"/>
-      <w:r>
-        <w:rPr>
-          <w:b/>
-          <w:bCs/>
-        </w:rPr>
-        <w:t>InventoryUnavailableException</w:t>
-      </w:r>
-      <w:proofErr w:type="spellEnd"/>
-      <w:r>
-        <w:rPr>
-          <w:b/>
-          <w:bCs/>
-        </w:rPr>
-        <w:t xml:space="preserve">; </w:t>
-      </w:r>
-      <w:proofErr w:type="spellStart"/>
-      <w:r>
-        <w:rPr>
-          <w:b/>
-          <w:bCs/>
-        </w:rPr>
-        <w:t>ngược</w:t>
-      </w:r>
-      <w:proofErr w:type="spellEnd"/>
-      <w:r>
-        <w:rPr>
-          <w:b/>
-          <w:bCs/>
-        </w:rPr>
-        <w:t xml:space="preserve"> </w:t>
-      </w:r>
-      <w:proofErr w:type="spellStart"/>
-      <w:r>
-        <w:rPr>
-          <w:b/>
-          <w:bCs/>
-        </w:rPr>
-        <w:t>lại</w:t>
-      </w:r>
-      <w:proofErr w:type="spellEnd"/>
-      <w:r>
-        <w:rPr>
-          <w:b/>
-          <w:bCs/>
-        </w:rPr>
-        <w:t xml:space="preserve"> </w:t>
-      </w:r>
-      <w:proofErr w:type="spellStart"/>
-      <w:r>
-        <w:rPr>
-          <w:b/>
-          <w:bCs/>
-        </w:rPr>
-        <w:t>trả</w:t>
-      </w:r>
-      <w:proofErr w:type="spellEnd"/>
-      <w:r>
-        <w:rPr>
-          <w:b/>
-          <w:bCs/>
-        </w:rPr>
-        <w:t xml:space="preserve"> </w:t>
-      </w:r>
-      <w:proofErr w:type="spellStart"/>
-      <w:r>
-        <w:rPr>
-          <w:b/>
-          <w:bCs/>
-        </w:rPr>
-        <w:t>về</w:t>
-      </w:r>
-      <w:proofErr w:type="spellEnd"/>
-      <w:r>
-        <w:rPr>
-          <w:b/>
-          <w:bCs/>
-        </w:rPr>
-        <w:t xml:space="preserve"> true.</w:t>
+        <w:t>Trường hợp 1: Kiểm tra một sản phẩm</w:t>
       </w:r>
     </w:p>
     <w:p>
       <w:pPr>
         <w:numPr>
           <w:ilvl w:val="0"/>
-          <w:numId w:val="17"/>
+          <w:numId w:val="32"/>
         </w:numPr>
         <w:rPr>
           <w:b/>
@@ -4445,588 +1759,34 @@
           <w:b/>
           <w:bCs/>
         </w:rPr>
-        <w:t xml:space="preserve">Trường </w:t>
-      </w:r>
-      <w:proofErr w:type="spellStart"/>
-      <w:r>
-        <w:rPr>
-          <w:b/>
-          <w:bCs/>
-        </w:rPr>
-        <w:t>hợp</w:t>
-      </w:r>
-      <w:proofErr w:type="spellEnd"/>
-      <w:r>
-        <w:rPr>
-          <w:b/>
-          <w:bCs/>
-        </w:rPr>
-        <w:t xml:space="preserve"> </w:t>
-      </w:r>
-      <w:proofErr w:type="spellStart"/>
-      <w:r>
-        <w:rPr>
-          <w:b/>
-          <w:bCs/>
-        </w:rPr>
-        <w:t>kiểm</w:t>
-      </w:r>
-      <w:proofErr w:type="spellEnd"/>
-      <w:r>
-        <w:rPr>
-          <w:b/>
-          <w:bCs/>
-        </w:rPr>
-        <w:t xml:space="preserve"> </w:t>
-      </w:r>
-      <w:proofErr w:type="spellStart"/>
-      <w:r>
-        <w:rPr>
-          <w:b/>
-          <w:bCs/>
-        </w:rPr>
-        <w:t>tra</w:t>
-      </w:r>
-      <w:proofErr w:type="spellEnd"/>
-      <w:r>
-        <w:rPr>
-          <w:b/>
-          <w:bCs/>
-        </w:rPr>
-        <w:t xml:space="preserve"> </w:t>
-      </w:r>
-      <w:proofErr w:type="spellStart"/>
-      <w:r>
-        <w:rPr>
-          <w:b/>
-          <w:bCs/>
-        </w:rPr>
-        <w:t>toàn</w:t>
-      </w:r>
-      <w:proofErr w:type="spellEnd"/>
-      <w:r>
-        <w:rPr>
-          <w:b/>
-          <w:bCs/>
-        </w:rPr>
-        <w:t xml:space="preserve"> </w:t>
-      </w:r>
-      <w:proofErr w:type="spellStart"/>
-      <w:r>
-        <w:rPr>
-          <w:b/>
-          <w:bCs/>
-        </w:rPr>
-        <w:t>giỏ</w:t>
-      </w:r>
-      <w:proofErr w:type="spellEnd"/>
-      <w:r>
-        <w:rPr>
-          <w:b/>
-          <w:bCs/>
-        </w:rPr>
-        <w:t>:</w:t>
-      </w:r>
-      <w:r>
-        <w:rPr>
-          <w:b/>
-          <w:bCs/>
-        </w:rPr>
-        <w:br/>
-        <w:t xml:space="preserve">a. </w:t>
-      </w:r>
-      <w:proofErr w:type="spellStart"/>
-      <w:r>
-        <w:rPr>
-          <w:b/>
-          <w:bCs/>
-        </w:rPr>
-        <w:t>Duyệt</w:t>
-      </w:r>
-      <w:proofErr w:type="spellEnd"/>
-      <w:r>
-        <w:rPr>
-          <w:b/>
-          <w:bCs/>
-        </w:rPr>
-        <w:t xml:space="preserve"> </w:t>
-      </w:r>
-      <w:proofErr w:type="spellStart"/>
-      <w:r>
-        <w:rPr>
-          <w:b/>
-          <w:bCs/>
-        </w:rPr>
-        <w:t>toàn</w:t>
-      </w:r>
-      <w:proofErr w:type="spellEnd"/>
-      <w:r>
-        <w:rPr>
-          <w:b/>
-          <w:bCs/>
-        </w:rPr>
-        <w:t xml:space="preserve"> </w:t>
-      </w:r>
-      <w:proofErr w:type="spellStart"/>
-      <w:r>
-        <w:rPr>
-          <w:b/>
-          <w:bCs/>
-        </w:rPr>
-        <w:t>bộ</w:t>
-      </w:r>
-      <w:proofErr w:type="spellEnd"/>
-      <w:r>
-        <w:rPr>
-          <w:b/>
-          <w:bCs/>
-        </w:rPr>
-        <w:t xml:space="preserve"> </w:t>
-      </w:r>
-      <w:proofErr w:type="spellStart"/>
-      <w:r>
-        <w:rPr>
-          <w:b/>
-          <w:bCs/>
-        </w:rPr>
-        <w:t>cartItemsList</w:t>
-      </w:r>
-      <w:proofErr w:type="spellEnd"/>
-      <w:r>
-        <w:rPr>
-          <w:b/>
-          <w:bCs/>
-        </w:rPr>
-        <w:t>.</w:t>
-      </w:r>
-      <w:r>
-        <w:rPr>
-          <w:b/>
-          <w:bCs/>
-        </w:rPr>
-        <w:br/>
-        <w:t xml:space="preserve">b. </w:t>
-      </w:r>
-      <w:proofErr w:type="spellStart"/>
-      <w:r>
-        <w:rPr>
-          <w:b/>
-          <w:bCs/>
-        </w:rPr>
-        <w:t>Với</w:t>
-      </w:r>
-      <w:proofErr w:type="spellEnd"/>
-      <w:r>
-        <w:rPr>
-          <w:b/>
-          <w:bCs/>
-        </w:rPr>
-        <w:t xml:space="preserve"> </w:t>
-      </w:r>
-      <w:proofErr w:type="spellStart"/>
-      <w:r>
-        <w:rPr>
-          <w:b/>
-          <w:bCs/>
-        </w:rPr>
-        <w:t>mỗi</w:t>
-      </w:r>
-      <w:proofErr w:type="spellEnd"/>
-      <w:r>
-        <w:rPr>
-          <w:b/>
-          <w:bCs/>
-        </w:rPr>
-        <w:t xml:space="preserve"> item, </w:t>
-      </w:r>
-      <w:proofErr w:type="spellStart"/>
-      <w:r>
-        <w:rPr>
-          <w:b/>
-          <w:bCs/>
-        </w:rPr>
-        <w:t>kiểm</w:t>
-      </w:r>
-      <w:proofErr w:type="spellEnd"/>
-      <w:r>
-        <w:rPr>
-          <w:b/>
-          <w:bCs/>
-        </w:rPr>
-        <w:t xml:space="preserve"> </w:t>
-      </w:r>
-      <w:proofErr w:type="spellStart"/>
-      <w:r>
-        <w:rPr>
-          <w:b/>
-          <w:bCs/>
-        </w:rPr>
-        <w:t>tra</w:t>
-      </w:r>
-      <w:proofErr w:type="spellEnd"/>
-      <w:r>
-        <w:rPr>
-          <w:b/>
-          <w:bCs/>
-        </w:rPr>
-        <w:t xml:space="preserve"> </w:t>
-      </w:r>
-      <w:proofErr w:type="spellStart"/>
-      <w:r>
-        <w:rPr>
-          <w:b/>
-          <w:bCs/>
-        </w:rPr>
-        <w:t>tồn</w:t>
-      </w:r>
-      <w:proofErr w:type="spellEnd"/>
-      <w:r>
-        <w:rPr>
-          <w:b/>
-          <w:bCs/>
-        </w:rPr>
-        <w:t xml:space="preserve"> </w:t>
-      </w:r>
-      <w:proofErr w:type="spellStart"/>
-      <w:r>
-        <w:rPr>
-          <w:b/>
-          <w:bCs/>
-        </w:rPr>
-        <w:t>kho</w:t>
-      </w:r>
-      <w:proofErr w:type="spellEnd"/>
-      <w:r>
-        <w:rPr>
-          <w:b/>
-          <w:bCs/>
-        </w:rPr>
-        <w:t xml:space="preserve"> </w:t>
-      </w:r>
-      <w:proofErr w:type="spellStart"/>
-      <w:r>
-        <w:rPr>
-          <w:b/>
-          <w:bCs/>
-        </w:rPr>
-        <w:t>như</w:t>
-      </w:r>
-      <w:proofErr w:type="spellEnd"/>
-      <w:r>
-        <w:rPr>
-          <w:b/>
-          <w:bCs/>
-        </w:rPr>
-        <w:t xml:space="preserve"> </w:t>
-      </w:r>
-      <w:proofErr w:type="spellStart"/>
-      <w:r>
-        <w:rPr>
-          <w:b/>
-          <w:bCs/>
-        </w:rPr>
-        <w:t>trên</w:t>
-      </w:r>
-      <w:proofErr w:type="spellEnd"/>
-      <w:r>
-        <w:rPr>
-          <w:b/>
-          <w:bCs/>
-        </w:rPr>
-        <w:t xml:space="preserve">; </w:t>
-      </w:r>
-      <w:proofErr w:type="spellStart"/>
-      <w:r>
-        <w:rPr>
-          <w:b/>
-          <w:bCs/>
-        </w:rPr>
-        <w:t>nếu</w:t>
-      </w:r>
-      <w:proofErr w:type="spellEnd"/>
-      <w:r>
-        <w:rPr>
-          <w:b/>
-          <w:bCs/>
-        </w:rPr>
-        <w:t xml:space="preserve"> </w:t>
-      </w:r>
-      <w:proofErr w:type="spellStart"/>
-      <w:r>
-        <w:rPr>
-          <w:b/>
-          <w:bCs/>
-        </w:rPr>
-        <w:t>bất</w:t>
-      </w:r>
-      <w:proofErr w:type="spellEnd"/>
-      <w:r>
-        <w:rPr>
-          <w:b/>
-          <w:bCs/>
-        </w:rPr>
-        <w:t xml:space="preserve"> </w:t>
-      </w:r>
-      <w:proofErr w:type="spellStart"/>
-      <w:r>
-        <w:rPr>
-          <w:b/>
-          <w:bCs/>
-        </w:rPr>
-        <w:t>kỳ</w:t>
-      </w:r>
-      <w:proofErr w:type="spellEnd"/>
-      <w:r>
-        <w:rPr>
-          <w:b/>
-          <w:bCs/>
-        </w:rPr>
-        <w:t xml:space="preserve"> </w:t>
-      </w:r>
-      <w:proofErr w:type="spellStart"/>
-      <w:r>
-        <w:rPr>
-          <w:b/>
-          <w:bCs/>
-        </w:rPr>
-        <w:t>sản</w:t>
-      </w:r>
-      <w:proofErr w:type="spellEnd"/>
-      <w:r>
-        <w:rPr>
-          <w:b/>
-          <w:bCs/>
-        </w:rPr>
-        <w:t xml:space="preserve"> </w:t>
-      </w:r>
-      <w:proofErr w:type="spellStart"/>
-      <w:r>
-        <w:rPr>
-          <w:b/>
-          <w:bCs/>
-        </w:rPr>
-        <w:t>phẩm</w:t>
-      </w:r>
-      <w:proofErr w:type="spellEnd"/>
-      <w:r>
-        <w:rPr>
-          <w:b/>
-          <w:bCs/>
-        </w:rPr>
-        <w:t xml:space="preserve"> </w:t>
-      </w:r>
-      <w:proofErr w:type="spellStart"/>
-      <w:r>
-        <w:rPr>
-          <w:b/>
-          <w:bCs/>
-        </w:rPr>
-        <w:t>nào</w:t>
-      </w:r>
-      <w:proofErr w:type="spellEnd"/>
-      <w:r>
-        <w:rPr>
-          <w:b/>
-          <w:bCs/>
-        </w:rPr>
-        <w:t xml:space="preserve"> </w:t>
-      </w:r>
-      <w:proofErr w:type="spellStart"/>
-      <w:r>
-        <w:rPr>
-          <w:b/>
-          <w:bCs/>
-        </w:rPr>
-        <w:t>không</w:t>
-      </w:r>
-      <w:proofErr w:type="spellEnd"/>
-      <w:r>
-        <w:rPr>
-          <w:b/>
-          <w:bCs/>
-        </w:rPr>
-        <w:t xml:space="preserve"> </w:t>
-      </w:r>
-      <w:proofErr w:type="spellStart"/>
-      <w:r>
-        <w:rPr>
-          <w:b/>
-          <w:bCs/>
-        </w:rPr>
-        <w:t>đủ</w:t>
-      </w:r>
-      <w:proofErr w:type="spellEnd"/>
-      <w:r>
-        <w:rPr>
-          <w:b/>
-          <w:bCs/>
-        </w:rPr>
-        <w:t xml:space="preserve"> → </w:t>
-      </w:r>
-      <w:proofErr w:type="spellStart"/>
-      <w:r>
-        <w:rPr>
-          <w:b/>
-          <w:bCs/>
-        </w:rPr>
-        <w:t>ném</w:t>
-      </w:r>
-      <w:proofErr w:type="spellEnd"/>
-      <w:r>
-        <w:rPr>
-          <w:b/>
-          <w:bCs/>
-        </w:rPr>
-        <w:t xml:space="preserve"> </w:t>
-      </w:r>
-      <w:proofErr w:type="spellStart"/>
-      <w:r>
-        <w:rPr>
-          <w:b/>
-          <w:bCs/>
-        </w:rPr>
-        <w:t>InventoryUnavailableException</w:t>
-      </w:r>
-      <w:proofErr w:type="spellEnd"/>
-      <w:r>
-        <w:rPr>
-          <w:b/>
-          <w:bCs/>
-        </w:rPr>
-        <w:t>.</w:t>
-      </w:r>
-      <w:r>
-        <w:rPr>
-          <w:b/>
-          <w:bCs/>
-        </w:rPr>
-        <w:br/>
-        <w:t xml:space="preserve">c. </w:t>
-      </w:r>
-      <w:proofErr w:type="spellStart"/>
-      <w:r>
-        <w:rPr>
-          <w:b/>
-          <w:bCs/>
-        </w:rPr>
-        <w:t>Nếu</w:t>
-      </w:r>
-      <w:proofErr w:type="spellEnd"/>
-      <w:r>
-        <w:rPr>
-          <w:b/>
-          <w:bCs/>
-        </w:rPr>
-        <w:t xml:space="preserve"> </w:t>
-      </w:r>
-      <w:proofErr w:type="spellStart"/>
-      <w:r>
-        <w:rPr>
-          <w:b/>
-          <w:bCs/>
-        </w:rPr>
-        <w:t>tất</w:t>
-      </w:r>
-      <w:proofErr w:type="spellEnd"/>
-      <w:r>
-        <w:rPr>
-          <w:b/>
-          <w:bCs/>
-        </w:rPr>
-        <w:t xml:space="preserve"> </w:t>
-      </w:r>
-      <w:proofErr w:type="spellStart"/>
-      <w:r>
-        <w:rPr>
-          <w:b/>
-          <w:bCs/>
-        </w:rPr>
-        <w:t>cả</w:t>
-      </w:r>
-      <w:proofErr w:type="spellEnd"/>
-      <w:r>
-        <w:rPr>
-          <w:b/>
-          <w:bCs/>
-        </w:rPr>
-        <w:t xml:space="preserve"> </w:t>
-      </w:r>
-      <w:proofErr w:type="spellStart"/>
-      <w:r>
-        <w:rPr>
-          <w:b/>
-          <w:bCs/>
-        </w:rPr>
-        <w:t>đủ</w:t>
-      </w:r>
-      <w:proofErr w:type="spellEnd"/>
-      <w:r>
-        <w:rPr>
-          <w:b/>
-          <w:bCs/>
-        </w:rPr>
-        <w:t xml:space="preserve"> </w:t>
-      </w:r>
-      <w:proofErr w:type="spellStart"/>
-      <w:r>
-        <w:rPr>
-          <w:b/>
-          <w:bCs/>
-        </w:rPr>
-        <w:t>hàng</w:t>
-      </w:r>
-      <w:proofErr w:type="spellEnd"/>
-      <w:r>
-        <w:rPr>
-          <w:b/>
-          <w:bCs/>
-        </w:rPr>
-        <w:t xml:space="preserve"> → </w:t>
-      </w:r>
-      <w:proofErr w:type="spellStart"/>
-      <w:r>
-        <w:rPr>
-          <w:b/>
-          <w:bCs/>
-        </w:rPr>
-        <w:t>trả</w:t>
-      </w:r>
-      <w:proofErr w:type="spellEnd"/>
-      <w:r>
-        <w:rPr>
-          <w:b/>
-          <w:bCs/>
-        </w:rPr>
-        <w:t xml:space="preserve"> </w:t>
-      </w:r>
-      <w:proofErr w:type="spellStart"/>
-      <w:r>
-        <w:rPr>
-          <w:b/>
-          <w:bCs/>
-        </w:rPr>
-        <w:t>về</w:t>
-      </w:r>
-      <w:proofErr w:type="spellEnd"/>
-      <w:r>
-        <w:rPr>
-          <w:b/>
-          <w:bCs/>
-        </w:rPr>
-        <w:t xml:space="preserve"> true.</w:t>
+        <w:t>Tìm CartItem có item.productID == productID.</w:t>
       </w:r>
     </w:p>
     <w:p>
       <w:pPr>
-        <w:rPr>
-          <w:b/>
-          <w:bCs/>
-          <w:lang w:val="vi-VN"/>
-        </w:rPr>
-      </w:pPr>
+        <w:numPr>
+          <w:ilvl w:val="0"/>
+          <w:numId w:val="32"/>
+        </w:numPr>
+        <w:rPr>
+          <w:b/>
+          <w:bCs/>
+        </w:rPr>
+      </w:pPr>
+      <w:r>
+        <w:rPr>
+          <w:b/>
+          <w:bCs/>
+        </w:rPr>
+        <w:t>Gọi InventoryService.getAvailableQuantity(productID).</w:t>
+      </w:r>
     </w:p>
     <w:p>
       <w:pPr>
+        <w:numPr>
+          <w:ilvl w:val="0"/>
+          <w:numId w:val="32"/>
+        </w:numPr>
         <w:rPr>
           <w:b/>
           <w:bCs/>
@@ -5037,23 +1797,14 @@
           <w:b/>
           <w:bCs/>
         </w:rPr>
-        <w:t xml:space="preserve">4) Operation: </w:t>
+        <w:t>Nếu số lượng tồn kho &lt; item.quantity → ném InventoryUnavailableException.</w:t>
       </w:r>
-      <w:proofErr w:type="spellStart"/>
-      <w:r>
-        <w:rPr>
-          <w:b/>
-          <w:bCs/>
-        </w:rPr>
-        <w:t>emptyCart</w:t>
-      </w:r>
-      <w:proofErr w:type="spellEnd"/>
     </w:p>
     <w:p>
       <w:pPr>
         <w:numPr>
           <w:ilvl w:val="0"/>
-          <w:numId w:val="18"/>
+          <w:numId w:val="32"/>
         </w:numPr>
         <w:rPr>
           <w:b/>
@@ -5065,23 +1816,29 @@
           <w:b/>
           <w:bCs/>
         </w:rPr>
-        <w:t xml:space="preserve">Name: </w:t>
+        <w:t>Ngược lại → trả về true.</w:t>
       </w:r>
-      <w:proofErr w:type="spellStart"/>
-      <w:r>
-        <w:rPr>
-          <w:b/>
-          <w:bCs/>
-        </w:rPr>
-        <w:t>emptyCart</w:t>
-      </w:r>
-      <w:proofErr w:type="spellEnd"/>
     </w:p>
     <w:p>
       <w:pPr>
+        <w:rPr>
+          <w:b/>
+          <w:bCs/>
+        </w:rPr>
+      </w:pPr>
+      <w:r>
+        <w:rPr>
+          <w:b/>
+          <w:bCs/>
+        </w:rPr>
+        <w:t>Trường hợp 2: Kiểm tra toàn bộ giỏ hàng</w:t>
+      </w:r>
+    </w:p>
+    <w:p>
+      <w:pPr>
         <w:numPr>
           <w:ilvl w:val="0"/>
-          <w:numId w:val="18"/>
+          <w:numId w:val="33"/>
         </w:numPr>
         <w:rPr>
           <w:b/>
@@ -5093,6 +1850,186 @@
           <w:b/>
           <w:bCs/>
         </w:rPr>
+        <w:t>Duyệt toàn bộ cartItemsList.</w:t>
+      </w:r>
+    </w:p>
+    <w:p>
+      <w:pPr>
+        <w:numPr>
+          <w:ilvl w:val="0"/>
+          <w:numId w:val="33"/>
+        </w:numPr>
+        <w:rPr>
+          <w:b/>
+          <w:bCs/>
+        </w:rPr>
+      </w:pPr>
+      <w:r>
+        <w:rPr>
+          <w:b/>
+          <w:bCs/>
+        </w:rPr>
+        <w:t>Với mỗi CartItem, kiểm tra tồn kho như trên.</w:t>
+      </w:r>
+    </w:p>
+    <w:p>
+      <w:pPr>
+        <w:numPr>
+          <w:ilvl w:val="0"/>
+          <w:numId w:val="33"/>
+        </w:numPr>
+        <w:rPr>
+          <w:b/>
+          <w:bCs/>
+        </w:rPr>
+      </w:pPr>
+      <w:r>
+        <w:rPr>
+          <w:b/>
+          <w:bCs/>
+        </w:rPr>
+        <w:t>Nếu bất kỳ sản phẩm nào không đủ → ném InventoryUnavailableException.</w:t>
+      </w:r>
+    </w:p>
+    <w:p>
+      <w:pPr>
+        <w:numPr>
+          <w:ilvl w:val="0"/>
+          <w:numId w:val="33"/>
+        </w:numPr>
+        <w:rPr>
+          <w:b/>
+          <w:bCs/>
+        </w:rPr>
+      </w:pPr>
+      <w:r>
+        <w:rPr>
+          <w:b/>
+          <w:bCs/>
+        </w:rPr>
+        <w:t>Nếu tất cả đủ → trả về true.</w:t>
+      </w:r>
+    </w:p>
+    <w:p>
+      <w:pPr>
+        <w:rPr>
+          <w:b/>
+          <w:bCs/>
+        </w:rPr>
+      </w:pPr>
+      <w:r>
+        <w:rPr>
+          <w:b/>
+          <w:bCs/>
+        </w:rPr>
+        <w:t>Purpose:</w:t>
+      </w:r>
+    </w:p>
+    <w:p>
+      <w:pPr>
+        <w:numPr>
+          <w:ilvl w:val="0"/>
+          <w:numId w:val="34"/>
+        </w:numPr>
+        <w:rPr>
+          <w:b/>
+          <w:bCs/>
+        </w:rPr>
+      </w:pPr>
+      <w:r>
+        <w:rPr>
+          <w:b/>
+          <w:bCs/>
+        </w:rPr>
+        <w:t>Đảm bảo dữ liệu hợp lệ trước khi tạo Order.</w:t>
+      </w:r>
+    </w:p>
+    <w:p>
+      <w:pPr>
+        <w:numPr>
+          <w:ilvl w:val="0"/>
+          <w:numId w:val="34"/>
+        </w:numPr>
+        <w:rPr>
+          <w:b/>
+          <w:bCs/>
+        </w:rPr>
+      </w:pPr>
+      <w:r>
+        <w:rPr>
+          <w:b/>
+          <w:bCs/>
+        </w:rPr>
+        <w:t>Tránh đặt hàng vượt quá số lượng tồn kho trong bảng Media.quantity.</w:t>
+      </w:r>
+    </w:p>
+    <w:p>
+      <w:pPr>
+        <w:rPr>
+          <w:b/>
+          <w:bCs/>
+        </w:rPr>
+      </w:pPr>
+      <w:r>
+        <w:rPr>
+          <w:b/>
+          <w:bCs/>
+        </w:rPr>
+        <w:pict w14:anchorId="19300469">
+          <v:rect id="_x0000_i1066" style="width:0;height:1.5pt" o:hralign="center" o:hrstd="t" o:hr="t" fillcolor="#a0a0a0" stroked="f"/>
+        </w:pict>
+      </w:r>
+    </w:p>
+    <w:p>
+      <w:pPr>
+        <w:rPr>
+          <w:b/>
+          <w:bCs/>
+        </w:rPr>
+      </w:pPr>
+      <w:r>
+        <w:rPr>
+          <w:b/>
+          <w:bCs/>
+        </w:rPr>
+        <w:t>4️</w:t>
+      </w:r>
+      <w:r>
+        <w:rPr>
+          <w:rFonts w:ascii="Segoe UI Symbol" w:hAnsi="Segoe UI Symbol" w:cs="Segoe UI Symbol"/>
+          <w:b/>
+          <w:bCs/>
+        </w:rPr>
+        <w:t>⃣</w:t>
+      </w:r>
+      <w:r>
+        <w:rPr>
+          <w:b/>
+          <w:bCs/>
+        </w:rPr>
+        <w:t xml:space="preserve"> Operation: emptyCart</w:t>
+      </w:r>
+    </w:p>
+    <w:p>
+      <w:pPr>
+        <w:rPr>
+          <w:b/>
+          <w:bCs/>
+        </w:rPr>
+      </w:pPr>
+      <w:r>
+        <w:rPr>
+          <w:b/>
+          <w:bCs/>
+        </w:rPr>
+        <w:t>Name: emptyCart</w:t>
+      </w:r>
+      <w:r>
+        <w:rPr>
+          <w:b/>
+          <w:bCs/>
+        </w:rPr>
+        <w:br/>
         <w:t>Return type: void</w:t>
       </w:r>
     </w:p>
@@ -5108,99 +2045,26 @@
           <w:b/>
           <w:bCs/>
         </w:rPr>
-        <w:t>Parameter:</w:t>
+        <w:t>Parameters:</w:t>
       </w:r>
     </w:p>
     <w:p>
       <w:pPr>
         <w:numPr>
           <w:ilvl w:val="0"/>
-          <w:numId w:val="19"/>
+          <w:numId w:val="35"/>
         </w:numPr>
         <w:rPr>
           <w:b/>
           <w:bCs/>
         </w:rPr>
       </w:pPr>
-      <w:proofErr w:type="spellStart"/>
       <w:r>
         <w:rPr>
           <w:b/>
           <w:bCs/>
-          <w:i/>
-          <w:iCs/>
-        </w:rPr>
-        <w:t>Không</w:t>
-      </w:r>
-      <w:proofErr w:type="spellEnd"/>
-      <w:r>
-        <w:rPr>
-          <w:b/>
-          <w:bCs/>
-          <w:i/>
-          <w:iCs/>
-        </w:rPr>
-        <w:t xml:space="preserve"> </w:t>
-      </w:r>
-      <w:proofErr w:type="spellStart"/>
-      <w:r>
-        <w:rPr>
-          <w:b/>
-          <w:bCs/>
-          <w:i/>
-          <w:iCs/>
-        </w:rPr>
-        <w:t>có</w:t>
-      </w:r>
-      <w:proofErr w:type="spellEnd"/>
-      <w:r>
-        <w:rPr>
-          <w:b/>
-          <w:bCs/>
-          <w:i/>
-          <w:iCs/>
-        </w:rPr>
-        <w:t xml:space="preserve"> </w:t>
-      </w:r>
-      <w:proofErr w:type="spellStart"/>
-      <w:r>
-        <w:rPr>
-          <w:b/>
-          <w:bCs/>
-          <w:i/>
-          <w:iCs/>
-        </w:rPr>
-        <w:t>tham</w:t>
-      </w:r>
-      <w:proofErr w:type="spellEnd"/>
-      <w:r>
-        <w:rPr>
-          <w:b/>
-          <w:bCs/>
-          <w:i/>
-          <w:iCs/>
-        </w:rPr>
-        <w:t xml:space="preserve"> </w:t>
-      </w:r>
-      <w:proofErr w:type="spellStart"/>
-      <w:r>
-        <w:rPr>
-          <w:b/>
-          <w:bCs/>
-          <w:i/>
-          <w:iCs/>
-        </w:rPr>
-        <w:t>số</w:t>
-      </w:r>
-      <w:proofErr w:type="spellEnd"/>
-      <w:r>
-        <w:rPr>
-          <w:b/>
-          <w:bCs/>
-          <w:i/>
-          <w:iCs/>
-        </w:rPr>
-        <w:t>.</w:t>
+        </w:rPr>
+        <w:t>Không có tham số.</w:t>
       </w:r>
     </w:p>
     <w:p>
@@ -5222,133 +2086,19 @@
       <w:pPr>
         <w:numPr>
           <w:ilvl w:val="0"/>
-          <w:numId w:val="20"/>
+          <w:numId w:val="36"/>
         </w:numPr>
         <w:rPr>
           <w:b/>
           <w:bCs/>
         </w:rPr>
       </w:pPr>
-      <w:proofErr w:type="spellStart"/>
       <w:r>
         <w:rPr>
           <w:b/>
           <w:bCs/>
-          <w:i/>
-          <w:iCs/>
-        </w:rPr>
-        <w:lastRenderedPageBreak/>
-        <w:t>Không</w:t>
-      </w:r>
-      <w:proofErr w:type="spellEnd"/>
-      <w:r>
-        <w:rPr>
-          <w:b/>
-          <w:bCs/>
-          <w:i/>
-          <w:iCs/>
-        </w:rPr>
-        <w:t xml:space="preserve"> </w:t>
-      </w:r>
-      <w:proofErr w:type="spellStart"/>
-      <w:r>
-        <w:rPr>
-          <w:b/>
-          <w:bCs/>
-          <w:i/>
-          <w:iCs/>
-        </w:rPr>
-        <w:t>có</w:t>
-      </w:r>
-      <w:proofErr w:type="spellEnd"/>
-      <w:r>
-        <w:rPr>
-          <w:b/>
-          <w:bCs/>
-          <w:i/>
-          <w:iCs/>
-        </w:rPr>
-        <w:t xml:space="preserve"> </w:t>
-      </w:r>
-      <w:proofErr w:type="spellStart"/>
-      <w:r>
-        <w:rPr>
-          <w:b/>
-          <w:bCs/>
-          <w:i/>
-          <w:iCs/>
-        </w:rPr>
-        <w:t>ngoại</w:t>
-      </w:r>
-      <w:proofErr w:type="spellEnd"/>
-      <w:r>
-        <w:rPr>
-          <w:b/>
-          <w:bCs/>
-          <w:i/>
-          <w:iCs/>
-        </w:rPr>
-        <w:t xml:space="preserve"> </w:t>
-      </w:r>
-      <w:proofErr w:type="spellStart"/>
-      <w:r>
-        <w:rPr>
-          <w:b/>
-          <w:bCs/>
-          <w:i/>
-          <w:iCs/>
-        </w:rPr>
-        <w:t>lệ</w:t>
-      </w:r>
-      <w:proofErr w:type="spellEnd"/>
-      <w:r>
-        <w:rPr>
-          <w:b/>
-          <w:bCs/>
-          <w:i/>
-          <w:iCs/>
-        </w:rPr>
-        <w:t xml:space="preserve"> </w:t>
-      </w:r>
-      <w:proofErr w:type="spellStart"/>
-      <w:r>
-        <w:rPr>
-          <w:b/>
-          <w:bCs/>
-          <w:i/>
-          <w:iCs/>
-        </w:rPr>
-        <w:t>dự</w:t>
-      </w:r>
-      <w:proofErr w:type="spellEnd"/>
-      <w:r>
-        <w:rPr>
-          <w:b/>
-          <w:bCs/>
-          <w:i/>
-          <w:iCs/>
-        </w:rPr>
-        <w:t xml:space="preserve"> </w:t>
-      </w:r>
-      <w:proofErr w:type="spellStart"/>
-      <w:r>
-        <w:rPr>
-          <w:b/>
-          <w:bCs/>
-          <w:i/>
-          <w:iCs/>
-        </w:rPr>
-        <w:t>kiến</w:t>
-      </w:r>
-      <w:proofErr w:type="spellEnd"/>
-      <w:r>
-        <w:rPr>
-          <w:b/>
-          <w:bCs/>
-          <w:i/>
-          <w:iCs/>
-        </w:rPr>
-        <w:t>.</w:t>
+        </w:rPr>
+        <w:t>Không có ngoại lệ.</w:t>
       </w:r>
     </w:p>
     <w:p>
@@ -5370,200 +2120,130 @@
       <w:pPr>
         <w:numPr>
           <w:ilvl w:val="0"/>
-          <w:numId w:val="21"/>
+          <w:numId w:val="37"/>
         </w:numPr>
         <w:rPr>
           <w:b/>
           <w:bCs/>
         </w:rPr>
       </w:pPr>
-      <w:proofErr w:type="spellStart"/>
       <w:r>
         <w:rPr>
           <w:b/>
           <w:bCs/>
         </w:rPr>
-        <w:t>Gọi</w:t>
-      </w:r>
-      <w:proofErr w:type="spellEnd"/>
-      <w:r>
-        <w:rPr>
-          <w:b/>
-          <w:bCs/>
-        </w:rPr>
-        <w:t xml:space="preserve"> </w:t>
-      </w:r>
-      <w:proofErr w:type="spellStart"/>
-      <w:r>
-        <w:rPr>
-          <w:b/>
-          <w:bCs/>
-        </w:rPr>
-        <w:t>cartItemsList.clear</w:t>
-      </w:r>
-      <w:proofErr w:type="spellEnd"/>
-      <w:r>
-        <w:rPr>
-          <w:b/>
-          <w:bCs/>
-        </w:rPr>
-        <w:t>().</w:t>
+        <w:t>Gọi cartItemsList.clear().</w:t>
       </w:r>
     </w:p>
     <w:p>
       <w:pPr>
         <w:numPr>
           <w:ilvl w:val="0"/>
-          <w:numId w:val="21"/>
+          <w:numId w:val="37"/>
         </w:numPr>
         <w:rPr>
           <w:b/>
           <w:bCs/>
         </w:rPr>
       </w:pPr>
-      <w:proofErr w:type="spellStart"/>
       <w:r>
         <w:rPr>
           <w:b/>
           <w:bCs/>
         </w:rPr>
-        <w:t>Kết</w:t>
+        <w:lastRenderedPageBreak/>
+        <w:t>Kết thúc phương thức.</w:t>
       </w:r>
-      <w:proofErr w:type="spellEnd"/>
+    </w:p>
+    <w:p>
+      <w:pPr>
+        <w:rPr>
+          <w:b/>
+          <w:bCs/>
+        </w:rPr>
+      </w:pPr>
       <w:r>
         <w:rPr>
           <w:b/>
           <w:bCs/>
         </w:rPr>
-        <w:t xml:space="preserve"> </w:t>
+        <w:t>Purpose:</w:t>
       </w:r>
-      <w:proofErr w:type="spellStart"/>
+    </w:p>
+    <w:p>
+      <w:pPr>
+        <w:numPr>
+          <w:ilvl w:val="0"/>
+          <w:numId w:val="38"/>
+        </w:numPr>
+        <w:rPr>
+          <w:b/>
+          <w:bCs/>
+        </w:rPr>
+      </w:pPr>
       <w:r>
         <w:rPr>
           <w:b/>
           <w:bCs/>
         </w:rPr>
-        <w:t>thúc</w:t>
+        <w:t>Dùng sau khi:</w:t>
       </w:r>
-      <w:proofErr w:type="spellEnd"/>
+    </w:p>
+    <w:p>
+      <w:pPr>
+        <w:numPr>
+          <w:ilvl w:val="1"/>
+          <w:numId w:val="38"/>
+        </w:numPr>
+        <w:rPr>
+          <w:b/>
+          <w:bCs/>
+        </w:rPr>
+      </w:pPr>
       <w:r>
         <w:rPr>
           <w:b/>
           <w:bCs/>
         </w:rPr>
-        <w:t xml:space="preserve"> </w:t>
+        <w:t>Thanh toán thành công</w:t>
       </w:r>
-      <w:proofErr w:type="spellStart"/>
+    </w:p>
+    <w:p>
+      <w:pPr>
+        <w:numPr>
+          <w:ilvl w:val="1"/>
+          <w:numId w:val="38"/>
+        </w:numPr>
+        <w:rPr>
+          <w:b/>
+          <w:bCs/>
+        </w:rPr>
+      </w:pPr>
       <w:r>
         <w:rPr>
           <w:b/>
           <w:bCs/>
         </w:rPr>
-        <w:t>hàm</w:t>
+        <w:t>Người dùng hủy giỏ hàng</w:t>
       </w:r>
-      <w:proofErr w:type="spellEnd"/>
+    </w:p>
+    <w:p>
+      <w:pPr>
+        <w:numPr>
+          <w:ilvl w:val="1"/>
+          <w:numId w:val="38"/>
+        </w:numPr>
+        <w:rPr>
+          <w:b/>
+          <w:bCs/>
+        </w:rPr>
+      </w:pPr>
       <w:r>
         <w:rPr>
           <w:b/>
           <w:bCs/>
         </w:rPr>
-        <w:t xml:space="preserve"> (</w:t>
-      </w:r>
-      <w:proofErr w:type="spellStart"/>
-      <w:r>
-        <w:rPr>
-          <w:b/>
-          <w:bCs/>
-        </w:rPr>
-        <w:t>giỏ</w:t>
-      </w:r>
-      <w:proofErr w:type="spellEnd"/>
-      <w:r>
-        <w:rPr>
-          <w:b/>
-          <w:bCs/>
-        </w:rPr>
-        <w:t xml:space="preserve"> </w:t>
-      </w:r>
-      <w:proofErr w:type="spellStart"/>
-      <w:r>
-        <w:rPr>
-          <w:b/>
-          <w:bCs/>
-        </w:rPr>
-        <w:t>trở</w:t>
-      </w:r>
-      <w:proofErr w:type="spellEnd"/>
-      <w:r>
-        <w:rPr>
-          <w:b/>
-          <w:bCs/>
-        </w:rPr>
-        <w:t xml:space="preserve"> </w:t>
-      </w:r>
-      <w:proofErr w:type="spellStart"/>
-      <w:r>
-        <w:rPr>
-          <w:b/>
-          <w:bCs/>
-        </w:rPr>
-        <w:t>về</w:t>
-      </w:r>
-      <w:proofErr w:type="spellEnd"/>
-      <w:r>
-        <w:rPr>
-          <w:b/>
-          <w:bCs/>
-        </w:rPr>
-        <w:t xml:space="preserve"> </w:t>
-      </w:r>
-      <w:proofErr w:type="spellStart"/>
-      <w:r>
-        <w:rPr>
-          <w:b/>
-          <w:bCs/>
-        </w:rPr>
-        <w:t>trạng</w:t>
-      </w:r>
-      <w:proofErr w:type="spellEnd"/>
-      <w:r>
-        <w:rPr>
-          <w:b/>
-          <w:bCs/>
-        </w:rPr>
-        <w:t xml:space="preserve"> </w:t>
-      </w:r>
-      <w:proofErr w:type="spellStart"/>
-      <w:r>
-        <w:rPr>
-          <w:b/>
-          <w:bCs/>
-        </w:rPr>
-        <w:t>thái</w:t>
-      </w:r>
-      <w:proofErr w:type="spellEnd"/>
-      <w:r>
-        <w:rPr>
-          <w:b/>
-          <w:bCs/>
-        </w:rPr>
-        <w:t xml:space="preserve"> </w:t>
-      </w:r>
-      <w:proofErr w:type="spellStart"/>
-      <w:r>
-        <w:rPr>
-          <w:b/>
-          <w:bCs/>
-        </w:rPr>
-        <w:t>rỗng</w:t>
-      </w:r>
-      <w:proofErr w:type="spellEnd"/>
-      <w:r>
-        <w:rPr>
-          <w:b/>
-          <w:bCs/>
-        </w:rPr>
-        <w:t>).</w:t>
+        <w:t>Người dùng đăng xuất</w:t>
       </w:r>
     </w:p>
     <w:p/>
@@ -5580,6 +2260,421 @@
 <file path=word/numbering.xml><?xml version="1.0" encoding="utf-8"?>
 <w:numbering xmlns:wpc="http://schemas.microsoft.com/office/word/2010/wordprocessingCanvas" xmlns:cx="http://schemas.microsoft.com/office/drawing/2014/chartex" xmlns:cx1="http://schemas.microsoft.com/office/drawing/2015/9/8/chartex" xmlns:cx2="http://schemas.microsoft.com/office/drawing/2015/10/21/chartex" xmlns:cx3="http://schemas.microsoft.com/office/drawing/2016/5/9/chartex" xmlns:cx4="http://schemas.microsoft.com/office/drawing/2016/5/10/chartex" xmlns:cx5="http://schemas.microsoft.com/office/drawing/2016/5/11/chartex" xmlns:cx6="http://schemas.microsoft.com/office/drawing/2016/5/12/chartex" xmlns:cx7="http://schemas.microsoft.com/office/drawing/2016/5/13/chartex" xmlns:cx8="http://schemas.microsoft.com/office/drawing/2016/5/14/chartex" xmlns:mc="http://schemas.openxmlformats.org/markup-compatibility/2006" xmlns:aink="http://schemas.microsoft.com/office/drawing/2016/ink" xmlns:am3d="http://schemas.microsoft.com/office/drawing/2017/model3d" xmlns:o="urn:schemas-microsoft-com:office:office" xmlns:oel="http://schemas.microsoft.com/office/2019/extlst" xmlns:r="http://schemas.openxmlformats.org/officeDocument/2006/relationships" xmlns:m="http://schemas.openxmlformats.org/officeDocument/2006/math" xmlns:v="urn:schemas-microsoft-com:vml" xmlns:wp14="http://schemas.microsoft.com/office/word/2010/wordprocessingDrawing" xmlns:wp="http://schemas.openxmlformats.org/drawingml/2006/wordprocessingDrawing" xmlns:w10="urn:schemas-microsoft-com:office:word" xmlns:w="http://schemas.openxmlformats.org/wordprocessingml/2006/main" xmlns:w14="http://schemas.microsoft.com/office/word/2010/wordml" xmlns:w15="http://schemas.microsoft.com/office/word/2012/wordml" xmlns:w16cex="http://schemas.microsoft.com/office/word/2018/wordml/cex" xmlns:w16cid="http://schemas.microsoft.com/office/word/2016/wordml/cid" xmlns:w16="http://schemas.microsoft.com/office/word/2018/wordml" xmlns:w16du="http://schemas.microsoft.com/office/word/2023/wordml/word16du" xmlns:w16sdtdh="http://schemas.microsoft.com/office/word/2020/wordml/sdtdatahash" xmlns:w16sdtfl="http://schemas.microsoft.com/office/word/2024/wordml/sdtformatlock" xmlns:w16se="http://schemas.microsoft.com/office/word/2015/wordml/symex" xmlns:wpg="http://schemas.microsoft.com/office/word/2010/wordprocessingGroup" xmlns:wpi="http://schemas.microsoft.com/office/word/2010/wordprocessingInk" xmlns:wne="http://schemas.microsoft.com/office/word/2006/wordml" xmlns:wps="http://schemas.microsoft.com/office/word/2010/wordprocessingShape" mc:Ignorable="w14 w15 w16se w16cid w16 w16cex w16sdtdh w16sdtfl w16du wp14">
   <w:abstractNum w:abstractNumId="0" w15:restartNumberingAfterBreak="0">
+    <w:nsid w:val="00CA7D3A"/>
+    <w:multiLevelType w:val="multilevel"/>
+    <w:tmpl w:val="E90E767E"/>
+    <w:lvl w:ilvl="0">
+      <w:start w:val="1"/>
+      <w:numFmt w:val="decimal"/>
+      <w:lvlText w:val="%1."/>
+      <w:lvlJc w:val="left"/>
+      <w:pPr>
+        <w:tabs>
+          <w:tab w:val="num" w:pos="720"/>
+        </w:tabs>
+        <w:ind w:left="720" w:hanging="360"/>
+      </w:pPr>
+    </w:lvl>
+    <w:lvl w:ilvl="1">
+      <w:start w:val="1"/>
+      <w:numFmt w:val="bullet"/>
+      <w:lvlText w:val="o"/>
+      <w:lvlJc w:val="left"/>
+      <w:pPr>
+        <w:tabs>
+          <w:tab w:val="num" w:pos="1440"/>
+        </w:tabs>
+        <w:ind w:left="1440" w:hanging="360"/>
+      </w:pPr>
+      <w:rPr>
+        <w:rFonts w:ascii="Courier New" w:hAnsi="Courier New" w:hint="default"/>
+        <w:sz w:val="20"/>
+      </w:rPr>
+    </w:lvl>
+    <w:lvl w:ilvl="2" w:tentative="1">
+      <w:start w:val="1"/>
+      <w:numFmt w:val="decimal"/>
+      <w:lvlText w:val="%3."/>
+      <w:lvlJc w:val="left"/>
+      <w:pPr>
+        <w:tabs>
+          <w:tab w:val="num" w:pos="2160"/>
+        </w:tabs>
+        <w:ind w:left="2160" w:hanging="360"/>
+      </w:pPr>
+    </w:lvl>
+    <w:lvl w:ilvl="3" w:tentative="1">
+      <w:start w:val="1"/>
+      <w:numFmt w:val="decimal"/>
+      <w:lvlText w:val="%4."/>
+      <w:lvlJc w:val="left"/>
+      <w:pPr>
+        <w:tabs>
+          <w:tab w:val="num" w:pos="2880"/>
+        </w:tabs>
+        <w:ind w:left="2880" w:hanging="360"/>
+      </w:pPr>
+    </w:lvl>
+    <w:lvl w:ilvl="4" w:tentative="1">
+      <w:start w:val="1"/>
+      <w:numFmt w:val="decimal"/>
+      <w:lvlText w:val="%5."/>
+      <w:lvlJc w:val="left"/>
+      <w:pPr>
+        <w:tabs>
+          <w:tab w:val="num" w:pos="3600"/>
+        </w:tabs>
+        <w:ind w:left="3600" w:hanging="360"/>
+      </w:pPr>
+    </w:lvl>
+    <w:lvl w:ilvl="5" w:tentative="1">
+      <w:start w:val="1"/>
+      <w:numFmt w:val="decimal"/>
+      <w:lvlText w:val="%6."/>
+      <w:lvlJc w:val="left"/>
+      <w:pPr>
+        <w:tabs>
+          <w:tab w:val="num" w:pos="4320"/>
+        </w:tabs>
+        <w:ind w:left="4320" w:hanging="360"/>
+      </w:pPr>
+    </w:lvl>
+    <w:lvl w:ilvl="6" w:tentative="1">
+      <w:start w:val="1"/>
+      <w:numFmt w:val="decimal"/>
+      <w:lvlText w:val="%7."/>
+      <w:lvlJc w:val="left"/>
+      <w:pPr>
+        <w:tabs>
+          <w:tab w:val="num" w:pos="5040"/>
+        </w:tabs>
+        <w:ind w:left="5040" w:hanging="360"/>
+      </w:pPr>
+    </w:lvl>
+    <w:lvl w:ilvl="7" w:tentative="1">
+      <w:start w:val="1"/>
+      <w:numFmt w:val="decimal"/>
+      <w:lvlText w:val="%8."/>
+      <w:lvlJc w:val="left"/>
+      <w:pPr>
+        <w:tabs>
+          <w:tab w:val="num" w:pos="5760"/>
+        </w:tabs>
+        <w:ind w:left="5760" w:hanging="360"/>
+      </w:pPr>
+    </w:lvl>
+    <w:lvl w:ilvl="8" w:tentative="1">
+      <w:start w:val="1"/>
+      <w:numFmt w:val="decimal"/>
+      <w:lvlText w:val="%9."/>
+      <w:lvlJc w:val="left"/>
+      <w:pPr>
+        <w:tabs>
+          <w:tab w:val="num" w:pos="6480"/>
+        </w:tabs>
+        <w:ind w:left="6480" w:hanging="360"/>
+      </w:pPr>
+    </w:lvl>
+  </w:abstractNum>
+  <w:abstractNum w:abstractNumId="1" w15:restartNumberingAfterBreak="0">
+    <w:nsid w:val="00CC47DD"/>
+    <w:multiLevelType w:val="multilevel"/>
+    <w:tmpl w:val="53D22384"/>
+    <w:lvl w:ilvl="0">
+      <w:start w:val="1"/>
+      <w:numFmt w:val="bullet"/>
+      <w:lvlText w:val=""/>
+      <w:lvlJc w:val="left"/>
+      <w:pPr>
+        <w:tabs>
+          <w:tab w:val="num" w:pos="720"/>
+        </w:tabs>
+        <w:ind w:left="720" w:hanging="360"/>
+      </w:pPr>
+      <w:rPr>
+        <w:rFonts w:ascii="Symbol" w:hAnsi="Symbol" w:hint="default"/>
+        <w:sz w:val="20"/>
+      </w:rPr>
+    </w:lvl>
+    <w:lvl w:ilvl="1" w:tentative="1">
+      <w:start w:val="1"/>
+      <w:numFmt w:val="bullet"/>
+      <w:lvlText w:val="o"/>
+      <w:lvlJc w:val="left"/>
+      <w:pPr>
+        <w:tabs>
+          <w:tab w:val="num" w:pos="1440"/>
+        </w:tabs>
+        <w:ind w:left="1440" w:hanging="360"/>
+      </w:pPr>
+      <w:rPr>
+        <w:rFonts w:ascii="Courier New" w:hAnsi="Courier New" w:hint="default"/>
+        <w:sz w:val="20"/>
+      </w:rPr>
+    </w:lvl>
+    <w:lvl w:ilvl="2" w:tentative="1">
+      <w:start w:val="1"/>
+      <w:numFmt w:val="bullet"/>
+      <w:lvlText w:val=""/>
+      <w:lvlJc w:val="left"/>
+      <w:pPr>
+        <w:tabs>
+          <w:tab w:val="num" w:pos="2160"/>
+        </w:tabs>
+        <w:ind w:left="2160" w:hanging="360"/>
+      </w:pPr>
+      <w:rPr>
+        <w:rFonts w:ascii="Wingdings" w:hAnsi="Wingdings" w:hint="default"/>
+        <w:sz w:val="20"/>
+      </w:rPr>
+    </w:lvl>
+    <w:lvl w:ilvl="3" w:tentative="1">
+      <w:start w:val="1"/>
+      <w:numFmt w:val="bullet"/>
+      <w:lvlText w:val=""/>
+      <w:lvlJc w:val="left"/>
+      <w:pPr>
+        <w:tabs>
+          <w:tab w:val="num" w:pos="2880"/>
+        </w:tabs>
+        <w:ind w:left="2880" w:hanging="360"/>
+      </w:pPr>
+      <w:rPr>
+        <w:rFonts w:ascii="Wingdings" w:hAnsi="Wingdings" w:hint="default"/>
+        <w:sz w:val="20"/>
+      </w:rPr>
+    </w:lvl>
+    <w:lvl w:ilvl="4" w:tentative="1">
+      <w:start w:val="1"/>
+      <w:numFmt w:val="bullet"/>
+      <w:lvlText w:val=""/>
+      <w:lvlJc w:val="left"/>
+      <w:pPr>
+        <w:tabs>
+          <w:tab w:val="num" w:pos="3600"/>
+        </w:tabs>
+        <w:ind w:left="3600" w:hanging="360"/>
+      </w:pPr>
+      <w:rPr>
+        <w:rFonts w:ascii="Wingdings" w:hAnsi="Wingdings" w:hint="default"/>
+        <w:sz w:val="20"/>
+      </w:rPr>
+    </w:lvl>
+    <w:lvl w:ilvl="5" w:tentative="1">
+      <w:start w:val="1"/>
+      <w:numFmt w:val="bullet"/>
+      <w:lvlText w:val=""/>
+      <w:lvlJc w:val="left"/>
+      <w:pPr>
+        <w:tabs>
+          <w:tab w:val="num" w:pos="4320"/>
+        </w:tabs>
+        <w:ind w:left="4320" w:hanging="360"/>
+      </w:pPr>
+      <w:rPr>
+        <w:rFonts w:ascii="Wingdings" w:hAnsi="Wingdings" w:hint="default"/>
+        <w:sz w:val="20"/>
+      </w:rPr>
+    </w:lvl>
+    <w:lvl w:ilvl="6" w:tentative="1">
+      <w:start w:val="1"/>
+      <w:numFmt w:val="bullet"/>
+      <w:lvlText w:val=""/>
+      <w:lvlJc w:val="left"/>
+      <w:pPr>
+        <w:tabs>
+          <w:tab w:val="num" w:pos="5040"/>
+        </w:tabs>
+        <w:ind w:left="5040" w:hanging="360"/>
+      </w:pPr>
+      <w:rPr>
+        <w:rFonts w:ascii="Wingdings" w:hAnsi="Wingdings" w:hint="default"/>
+        <w:sz w:val="20"/>
+      </w:rPr>
+    </w:lvl>
+    <w:lvl w:ilvl="7" w:tentative="1">
+      <w:start w:val="1"/>
+      <w:numFmt w:val="bullet"/>
+      <w:lvlText w:val=""/>
+      <w:lvlJc w:val="left"/>
+      <w:pPr>
+        <w:tabs>
+          <w:tab w:val="num" w:pos="5760"/>
+        </w:tabs>
+        <w:ind w:left="5760" w:hanging="360"/>
+      </w:pPr>
+      <w:rPr>
+        <w:rFonts w:ascii="Wingdings" w:hAnsi="Wingdings" w:hint="default"/>
+        <w:sz w:val="20"/>
+      </w:rPr>
+    </w:lvl>
+    <w:lvl w:ilvl="8" w:tentative="1">
+      <w:start w:val="1"/>
+      <w:numFmt w:val="bullet"/>
+      <w:lvlText w:val=""/>
+      <w:lvlJc w:val="left"/>
+      <w:pPr>
+        <w:tabs>
+          <w:tab w:val="num" w:pos="6480"/>
+        </w:tabs>
+        <w:ind w:left="6480" w:hanging="360"/>
+      </w:pPr>
+      <w:rPr>
+        <w:rFonts w:ascii="Wingdings" w:hAnsi="Wingdings" w:hint="default"/>
+        <w:sz w:val="20"/>
+      </w:rPr>
+    </w:lvl>
+  </w:abstractNum>
+  <w:abstractNum w:abstractNumId="2" w15:restartNumberingAfterBreak="0">
+    <w:nsid w:val="01E56EB1"/>
+    <w:multiLevelType w:val="multilevel"/>
+    <w:tmpl w:val="AD6C962E"/>
+    <w:lvl w:ilvl="0">
+      <w:start w:val="1"/>
+      <w:numFmt w:val="bullet"/>
+      <w:lvlText w:val=""/>
+      <w:lvlJc w:val="left"/>
+      <w:pPr>
+        <w:tabs>
+          <w:tab w:val="num" w:pos="720"/>
+        </w:tabs>
+        <w:ind w:left="720" w:hanging="360"/>
+      </w:pPr>
+      <w:rPr>
+        <w:rFonts w:ascii="Symbol" w:hAnsi="Symbol" w:hint="default"/>
+        <w:sz w:val="20"/>
+      </w:rPr>
+    </w:lvl>
+    <w:lvl w:ilvl="1" w:tentative="1">
+      <w:start w:val="1"/>
+      <w:numFmt w:val="bullet"/>
+      <w:lvlText w:val="o"/>
+      <w:lvlJc w:val="left"/>
+      <w:pPr>
+        <w:tabs>
+          <w:tab w:val="num" w:pos="1440"/>
+        </w:tabs>
+        <w:ind w:left="1440" w:hanging="360"/>
+      </w:pPr>
+      <w:rPr>
+        <w:rFonts w:ascii="Courier New" w:hAnsi="Courier New" w:hint="default"/>
+        <w:sz w:val="20"/>
+      </w:rPr>
+    </w:lvl>
+    <w:lvl w:ilvl="2" w:tentative="1">
+      <w:start w:val="1"/>
+      <w:numFmt w:val="bullet"/>
+      <w:lvlText w:val=""/>
+      <w:lvlJc w:val="left"/>
+      <w:pPr>
+        <w:tabs>
+          <w:tab w:val="num" w:pos="2160"/>
+        </w:tabs>
+        <w:ind w:left="2160" w:hanging="360"/>
+      </w:pPr>
+      <w:rPr>
+        <w:rFonts w:ascii="Wingdings" w:hAnsi="Wingdings" w:hint="default"/>
+        <w:sz w:val="20"/>
+      </w:rPr>
+    </w:lvl>
+    <w:lvl w:ilvl="3" w:tentative="1">
+      <w:start w:val="1"/>
+      <w:numFmt w:val="bullet"/>
+      <w:lvlText w:val=""/>
+      <w:lvlJc w:val="left"/>
+      <w:pPr>
+        <w:tabs>
+          <w:tab w:val="num" w:pos="2880"/>
+        </w:tabs>
+        <w:ind w:left="2880" w:hanging="360"/>
+      </w:pPr>
+      <w:rPr>
+        <w:rFonts w:ascii="Wingdings" w:hAnsi="Wingdings" w:hint="default"/>
+        <w:sz w:val="20"/>
+      </w:rPr>
+    </w:lvl>
+    <w:lvl w:ilvl="4" w:tentative="1">
+      <w:start w:val="1"/>
+      <w:numFmt w:val="bullet"/>
+      <w:lvlText w:val=""/>
+      <w:lvlJc w:val="left"/>
+      <w:pPr>
+        <w:tabs>
+          <w:tab w:val="num" w:pos="3600"/>
+        </w:tabs>
+        <w:ind w:left="3600" w:hanging="360"/>
+      </w:pPr>
+      <w:rPr>
+        <w:rFonts w:ascii="Wingdings" w:hAnsi="Wingdings" w:hint="default"/>
+        <w:sz w:val="20"/>
+      </w:rPr>
+    </w:lvl>
+    <w:lvl w:ilvl="5" w:tentative="1">
+      <w:start w:val="1"/>
+      <w:numFmt w:val="bullet"/>
+      <w:lvlText w:val=""/>
+      <w:lvlJc w:val="left"/>
+      <w:pPr>
+        <w:tabs>
+          <w:tab w:val="num" w:pos="4320"/>
+        </w:tabs>
+        <w:ind w:left="4320" w:hanging="360"/>
+      </w:pPr>
+      <w:rPr>
+        <w:rFonts w:ascii="Wingdings" w:hAnsi="Wingdings" w:hint="default"/>
+        <w:sz w:val="20"/>
+      </w:rPr>
+    </w:lvl>
+    <w:lvl w:ilvl="6" w:tentative="1">
+      <w:start w:val="1"/>
+      <w:numFmt w:val="bullet"/>
+      <w:lvlText w:val=""/>
+      <w:lvlJc w:val="left"/>
+      <w:pPr>
+        <w:tabs>
+          <w:tab w:val="num" w:pos="5040"/>
+        </w:tabs>
+        <w:ind w:left="5040" w:hanging="360"/>
+      </w:pPr>
+      <w:rPr>
+        <w:rFonts w:ascii="Wingdings" w:hAnsi="Wingdings" w:hint="default"/>
+        <w:sz w:val="20"/>
+      </w:rPr>
+    </w:lvl>
+    <w:lvl w:ilvl="7" w:tentative="1">
+      <w:start w:val="1"/>
+      <w:numFmt w:val="bullet"/>
+      <w:lvlText w:val=""/>
+      <w:lvlJc w:val="left"/>
+      <w:pPr>
+        <w:tabs>
+          <w:tab w:val="num" w:pos="5760"/>
+        </w:tabs>
+        <w:ind w:left="5760" w:hanging="360"/>
+      </w:pPr>
+      <w:rPr>
+        <w:rFonts w:ascii="Wingdings" w:hAnsi="Wingdings" w:hint="default"/>
+        <w:sz w:val="20"/>
+      </w:rPr>
+    </w:lvl>
+    <w:lvl w:ilvl="8" w:tentative="1">
+      <w:start w:val="1"/>
+      <w:numFmt w:val="bullet"/>
+      <w:lvlText w:val=""/>
+      <w:lvlJc w:val="left"/>
+      <w:pPr>
+        <w:tabs>
+          <w:tab w:val="num" w:pos="6480"/>
+        </w:tabs>
+        <w:ind w:left="6480" w:hanging="360"/>
+      </w:pPr>
+      <w:rPr>
+        <w:rFonts w:ascii="Wingdings" w:hAnsi="Wingdings" w:hint="default"/>
+        <w:sz w:val="20"/>
+      </w:rPr>
+    </w:lvl>
+  </w:abstractNum>
+  <w:abstractNum w:abstractNumId="3" w15:restartNumberingAfterBreak="0">
     <w:nsid w:val="09AA6D1E"/>
     <w:multiLevelType w:val="multilevel"/>
     <w:tmpl w:val="E2E8973E"/>
@@ -5728,7 +2823,7 @@
       </w:rPr>
     </w:lvl>
   </w:abstractNum>
-  <w:abstractNum w:abstractNumId="1" w15:restartNumberingAfterBreak="0">
+  <w:abstractNum w:abstractNumId="4" w15:restartNumberingAfterBreak="0">
     <w:nsid w:val="0CDB63E3"/>
     <w:multiLevelType w:val="multilevel"/>
     <w:tmpl w:val="8550C768"/>
@@ -5877,7 +2972,305 @@
       </w:rPr>
     </w:lvl>
   </w:abstractNum>
-  <w:abstractNum w:abstractNumId="2" w15:restartNumberingAfterBreak="0">
+  <w:abstractNum w:abstractNumId="5" w15:restartNumberingAfterBreak="0">
+    <w:nsid w:val="11941DD6"/>
+    <w:multiLevelType w:val="multilevel"/>
+    <w:tmpl w:val="C1E85882"/>
+    <w:lvl w:ilvl="0">
+      <w:start w:val="1"/>
+      <w:numFmt w:val="bullet"/>
+      <w:lvlText w:val=""/>
+      <w:lvlJc w:val="left"/>
+      <w:pPr>
+        <w:tabs>
+          <w:tab w:val="num" w:pos="720"/>
+        </w:tabs>
+        <w:ind w:left="720" w:hanging="360"/>
+      </w:pPr>
+      <w:rPr>
+        <w:rFonts w:ascii="Symbol" w:hAnsi="Symbol" w:hint="default"/>
+        <w:sz w:val="20"/>
+      </w:rPr>
+    </w:lvl>
+    <w:lvl w:ilvl="1" w:tentative="1">
+      <w:start w:val="1"/>
+      <w:numFmt w:val="bullet"/>
+      <w:lvlText w:val="o"/>
+      <w:lvlJc w:val="left"/>
+      <w:pPr>
+        <w:tabs>
+          <w:tab w:val="num" w:pos="1440"/>
+        </w:tabs>
+        <w:ind w:left="1440" w:hanging="360"/>
+      </w:pPr>
+      <w:rPr>
+        <w:rFonts w:ascii="Courier New" w:hAnsi="Courier New" w:hint="default"/>
+        <w:sz w:val="20"/>
+      </w:rPr>
+    </w:lvl>
+    <w:lvl w:ilvl="2" w:tentative="1">
+      <w:start w:val="1"/>
+      <w:numFmt w:val="bullet"/>
+      <w:lvlText w:val=""/>
+      <w:lvlJc w:val="left"/>
+      <w:pPr>
+        <w:tabs>
+          <w:tab w:val="num" w:pos="2160"/>
+        </w:tabs>
+        <w:ind w:left="2160" w:hanging="360"/>
+      </w:pPr>
+      <w:rPr>
+        <w:rFonts w:ascii="Wingdings" w:hAnsi="Wingdings" w:hint="default"/>
+        <w:sz w:val="20"/>
+      </w:rPr>
+    </w:lvl>
+    <w:lvl w:ilvl="3" w:tentative="1">
+      <w:start w:val="1"/>
+      <w:numFmt w:val="bullet"/>
+      <w:lvlText w:val=""/>
+      <w:lvlJc w:val="left"/>
+      <w:pPr>
+        <w:tabs>
+          <w:tab w:val="num" w:pos="2880"/>
+        </w:tabs>
+        <w:ind w:left="2880" w:hanging="360"/>
+      </w:pPr>
+      <w:rPr>
+        <w:rFonts w:ascii="Wingdings" w:hAnsi="Wingdings" w:hint="default"/>
+        <w:sz w:val="20"/>
+      </w:rPr>
+    </w:lvl>
+    <w:lvl w:ilvl="4" w:tentative="1">
+      <w:start w:val="1"/>
+      <w:numFmt w:val="bullet"/>
+      <w:lvlText w:val=""/>
+      <w:lvlJc w:val="left"/>
+      <w:pPr>
+        <w:tabs>
+          <w:tab w:val="num" w:pos="3600"/>
+        </w:tabs>
+        <w:ind w:left="3600" w:hanging="360"/>
+      </w:pPr>
+      <w:rPr>
+        <w:rFonts w:ascii="Wingdings" w:hAnsi="Wingdings" w:hint="default"/>
+        <w:sz w:val="20"/>
+      </w:rPr>
+    </w:lvl>
+    <w:lvl w:ilvl="5" w:tentative="1">
+      <w:start w:val="1"/>
+      <w:numFmt w:val="bullet"/>
+      <w:lvlText w:val=""/>
+      <w:lvlJc w:val="left"/>
+      <w:pPr>
+        <w:tabs>
+          <w:tab w:val="num" w:pos="4320"/>
+        </w:tabs>
+        <w:ind w:left="4320" w:hanging="360"/>
+      </w:pPr>
+      <w:rPr>
+        <w:rFonts w:ascii="Wingdings" w:hAnsi="Wingdings" w:hint="default"/>
+        <w:sz w:val="20"/>
+      </w:rPr>
+    </w:lvl>
+    <w:lvl w:ilvl="6" w:tentative="1">
+      <w:start w:val="1"/>
+      <w:numFmt w:val="bullet"/>
+      <w:lvlText w:val=""/>
+      <w:lvlJc w:val="left"/>
+      <w:pPr>
+        <w:tabs>
+          <w:tab w:val="num" w:pos="5040"/>
+        </w:tabs>
+        <w:ind w:left="5040" w:hanging="360"/>
+      </w:pPr>
+      <w:rPr>
+        <w:rFonts w:ascii="Wingdings" w:hAnsi="Wingdings" w:hint="default"/>
+        <w:sz w:val="20"/>
+      </w:rPr>
+    </w:lvl>
+    <w:lvl w:ilvl="7" w:tentative="1">
+      <w:start w:val="1"/>
+      <w:numFmt w:val="bullet"/>
+      <w:lvlText w:val=""/>
+      <w:lvlJc w:val="left"/>
+      <w:pPr>
+        <w:tabs>
+          <w:tab w:val="num" w:pos="5760"/>
+        </w:tabs>
+        <w:ind w:left="5760" w:hanging="360"/>
+      </w:pPr>
+      <w:rPr>
+        <w:rFonts w:ascii="Wingdings" w:hAnsi="Wingdings" w:hint="default"/>
+        <w:sz w:val="20"/>
+      </w:rPr>
+    </w:lvl>
+    <w:lvl w:ilvl="8" w:tentative="1">
+      <w:start w:val="1"/>
+      <w:numFmt w:val="bullet"/>
+      <w:lvlText w:val=""/>
+      <w:lvlJc w:val="left"/>
+      <w:pPr>
+        <w:tabs>
+          <w:tab w:val="num" w:pos="6480"/>
+        </w:tabs>
+        <w:ind w:left="6480" w:hanging="360"/>
+      </w:pPr>
+      <w:rPr>
+        <w:rFonts w:ascii="Wingdings" w:hAnsi="Wingdings" w:hint="default"/>
+        <w:sz w:val="20"/>
+      </w:rPr>
+    </w:lvl>
+  </w:abstractNum>
+  <w:abstractNum w:abstractNumId="6" w15:restartNumberingAfterBreak="0">
+    <w:nsid w:val="1211493B"/>
+    <w:multiLevelType w:val="multilevel"/>
+    <w:tmpl w:val="41E8E48A"/>
+    <w:lvl w:ilvl="0">
+      <w:start w:val="1"/>
+      <w:numFmt w:val="bullet"/>
+      <w:lvlText w:val=""/>
+      <w:lvlJc w:val="left"/>
+      <w:pPr>
+        <w:tabs>
+          <w:tab w:val="num" w:pos="720"/>
+        </w:tabs>
+        <w:ind w:left="720" w:hanging="360"/>
+      </w:pPr>
+      <w:rPr>
+        <w:rFonts w:ascii="Symbol" w:hAnsi="Symbol" w:hint="default"/>
+        <w:sz w:val="20"/>
+      </w:rPr>
+    </w:lvl>
+    <w:lvl w:ilvl="1" w:tentative="1">
+      <w:start w:val="1"/>
+      <w:numFmt w:val="bullet"/>
+      <w:lvlText w:val="o"/>
+      <w:lvlJc w:val="left"/>
+      <w:pPr>
+        <w:tabs>
+          <w:tab w:val="num" w:pos="1440"/>
+        </w:tabs>
+        <w:ind w:left="1440" w:hanging="360"/>
+      </w:pPr>
+      <w:rPr>
+        <w:rFonts w:ascii="Courier New" w:hAnsi="Courier New" w:hint="default"/>
+        <w:sz w:val="20"/>
+      </w:rPr>
+    </w:lvl>
+    <w:lvl w:ilvl="2" w:tentative="1">
+      <w:start w:val="1"/>
+      <w:numFmt w:val="bullet"/>
+      <w:lvlText w:val=""/>
+      <w:lvlJc w:val="left"/>
+      <w:pPr>
+        <w:tabs>
+          <w:tab w:val="num" w:pos="2160"/>
+        </w:tabs>
+        <w:ind w:left="2160" w:hanging="360"/>
+      </w:pPr>
+      <w:rPr>
+        <w:rFonts w:ascii="Wingdings" w:hAnsi="Wingdings" w:hint="default"/>
+        <w:sz w:val="20"/>
+      </w:rPr>
+    </w:lvl>
+    <w:lvl w:ilvl="3" w:tentative="1">
+      <w:start w:val="1"/>
+      <w:numFmt w:val="bullet"/>
+      <w:lvlText w:val=""/>
+      <w:lvlJc w:val="left"/>
+      <w:pPr>
+        <w:tabs>
+          <w:tab w:val="num" w:pos="2880"/>
+        </w:tabs>
+        <w:ind w:left="2880" w:hanging="360"/>
+      </w:pPr>
+      <w:rPr>
+        <w:rFonts w:ascii="Wingdings" w:hAnsi="Wingdings" w:hint="default"/>
+        <w:sz w:val="20"/>
+      </w:rPr>
+    </w:lvl>
+    <w:lvl w:ilvl="4" w:tentative="1">
+      <w:start w:val="1"/>
+      <w:numFmt w:val="bullet"/>
+      <w:lvlText w:val=""/>
+      <w:lvlJc w:val="left"/>
+      <w:pPr>
+        <w:tabs>
+          <w:tab w:val="num" w:pos="3600"/>
+        </w:tabs>
+        <w:ind w:left="3600" w:hanging="360"/>
+      </w:pPr>
+      <w:rPr>
+        <w:rFonts w:ascii="Wingdings" w:hAnsi="Wingdings" w:hint="default"/>
+        <w:sz w:val="20"/>
+      </w:rPr>
+    </w:lvl>
+    <w:lvl w:ilvl="5" w:tentative="1">
+      <w:start w:val="1"/>
+      <w:numFmt w:val="bullet"/>
+      <w:lvlText w:val=""/>
+      <w:lvlJc w:val="left"/>
+      <w:pPr>
+        <w:tabs>
+          <w:tab w:val="num" w:pos="4320"/>
+        </w:tabs>
+        <w:ind w:left="4320" w:hanging="360"/>
+      </w:pPr>
+      <w:rPr>
+        <w:rFonts w:ascii="Wingdings" w:hAnsi="Wingdings" w:hint="default"/>
+        <w:sz w:val="20"/>
+      </w:rPr>
+    </w:lvl>
+    <w:lvl w:ilvl="6" w:tentative="1">
+      <w:start w:val="1"/>
+      <w:numFmt w:val="bullet"/>
+      <w:lvlText w:val=""/>
+      <w:lvlJc w:val="left"/>
+      <w:pPr>
+        <w:tabs>
+          <w:tab w:val="num" w:pos="5040"/>
+        </w:tabs>
+        <w:ind w:left="5040" w:hanging="360"/>
+      </w:pPr>
+      <w:rPr>
+        <w:rFonts w:ascii="Wingdings" w:hAnsi="Wingdings" w:hint="default"/>
+        <w:sz w:val="20"/>
+      </w:rPr>
+    </w:lvl>
+    <w:lvl w:ilvl="7" w:tentative="1">
+      <w:start w:val="1"/>
+      <w:numFmt w:val="bullet"/>
+      <w:lvlText w:val=""/>
+      <w:lvlJc w:val="left"/>
+      <w:pPr>
+        <w:tabs>
+          <w:tab w:val="num" w:pos="5760"/>
+        </w:tabs>
+        <w:ind w:left="5760" w:hanging="360"/>
+      </w:pPr>
+      <w:rPr>
+        <w:rFonts w:ascii="Wingdings" w:hAnsi="Wingdings" w:hint="default"/>
+        <w:sz w:val="20"/>
+      </w:rPr>
+    </w:lvl>
+    <w:lvl w:ilvl="8" w:tentative="1">
+      <w:start w:val="1"/>
+      <w:numFmt w:val="bullet"/>
+      <w:lvlText w:val=""/>
+      <w:lvlJc w:val="left"/>
+      <w:pPr>
+        <w:tabs>
+          <w:tab w:val="num" w:pos="6480"/>
+        </w:tabs>
+        <w:ind w:left="6480" w:hanging="360"/>
+      </w:pPr>
+      <w:rPr>
+        <w:rFonts w:ascii="Wingdings" w:hAnsi="Wingdings" w:hint="default"/>
+        <w:sz w:val="20"/>
+      </w:rPr>
+    </w:lvl>
+  </w:abstractNum>
+  <w:abstractNum w:abstractNumId="7" w15:restartNumberingAfterBreak="0">
     <w:nsid w:val="248E20C9"/>
     <w:multiLevelType w:val="multilevel"/>
     <w:tmpl w:val="147ADBD4"/>
@@ -5990,7 +3383,7 @@
       </w:pPr>
     </w:lvl>
   </w:abstractNum>
-  <w:abstractNum w:abstractNumId="3" w15:restartNumberingAfterBreak="0">
+  <w:abstractNum w:abstractNumId="8" w15:restartNumberingAfterBreak="0">
     <w:nsid w:val="2CAC7DD7"/>
     <w:multiLevelType w:val="multilevel"/>
     <w:tmpl w:val="CA2EB968"/>
@@ -6139,7 +3532,7 @@
       </w:rPr>
     </w:lvl>
   </w:abstractNum>
-  <w:abstractNum w:abstractNumId="4" w15:restartNumberingAfterBreak="0">
+  <w:abstractNum w:abstractNumId="9" w15:restartNumberingAfterBreak="0">
     <w:nsid w:val="310A793F"/>
     <w:multiLevelType w:val="multilevel"/>
     <w:tmpl w:val="813C4484"/>
@@ -6288,7 +3681,7 @@
       </w:rPr>
     </w:lvl>
   </w:abstractNum>
-  <w:abstractNum w:abstractNumId="5" w15:restartNumberingAfterBreak="0">
+  <w:abstractNum w:abstractNumId="10" w15:restartNumberingAfterBreak="0">
     <w:nsid w:val="33A02FF7"/>
     <w:multiLevelType w:val="multilevel"/>
     <w:tmpl w:val="C9900CDE"/>
@@ -6437,7 +3830,120 @@
       </w:rPr>
     </w:lvl>
   </w:abstractNum>
-  <w:abstractNum w:abstractNumId="6" w15:restartNumberingAfterBreak="0">
+  <w:abstractNum w:abstractNumId="11" w15:restartNumberingAfterBreak="0">
+    <w:nsid w:val="36EC43CA"/>
+    <w:multiLevelType w:val="multilevel"/>
+    <w:tmpl w:val="A934BB06"/>
+    <w:lvl w:ilvl="0">
+      <w:start w:val="1"/>
+      <w:numFmt w:val="decimal"/>
+      <w:lvlText w:val="%1."/>
+      <w:lvlJc w:val="left"/>
+      <w:pPr>
+        <w:tabs>
+          <w:tab w:val="num" w:pos="720"/>
+        </w:tabs>
+        <w:ind w:left="720" w:hanging="360"/>
+      </w:pPr>
+    </w:lvl>
+    <w:lvl w:ilvl="1" w:tentative="1">
+      <w:start w:val="1"/>
+      <w:numFmt w:val="decimal"/>
+      <w:lvlText w:val="%2."/>
+      <w:lvlJc w:val="left"/>
+      <w:pPr>
+        <w:tabs>
+          <w:tab w:val="num" w:pos="1440"/>
+        </w:tabs>
+        <w:ind w:left="1440" w:hanging="360"/>
+      </w:pPr>
+    </w:lvl>
+    <w:lvl w:ilvl="2" w:tentative="1">
+      <w:start w:val="1"/>
+      <w:numFmt w:val="decimal"/>
+      <w:lvlText w:val="%3."/>
+      <w:lvlJc w:val="left"/>
+      <w:pPr>
+        <w:tabs>
+          <w:tab w:val="num" w:pos="2160"/>
+        </w:tabs>
+        <w:ind w:left="2160" w:hanging="360"/>
+      </w:pPr>
+    </w:lvl>
+    <w:lvl w:ilvl="3" w:tentative="1">
+      <w:start w:val="1"/>
+      <w:numFmt w:val="decimal"/>
+      <w:lvlText w:val="%4."/>
+      <w:lvlJc w:val="left"/>
+      <w:pPr>
+        <w:tabs>
+          <w:tab w:val="num" w:pos="2880"/>
+        </w:tabs>
+        <w:ind w:left="2880" w:hanging="360"/>
+      </w:pPr>
+    </w:lvl>
+    <w:lvl w:ilvl="4" w:tentative="1">
+      <w:start w:val="1"/>
+      <w:numFmt w:val="decimal"/>
+      <w:lvlText w:val="%5."/>
+      <w:lvlJc w:val="left"/>
+      <w:pPr>
+        <w:tabs>
+          <w:tab w:val="num" w:pos="3600"/>
+        </w:tabs>
+        <w:ind w:left="3600" w:hanging="360"/>
+      </w:pPr>
+    </w:lvl>
+    <w:lvl w:ilvl="5" w:tentative="1">
+      <w:start w:val="1"/>
+      <w:numFmt w:val="decimal"/>
+      <w:lvlText w:val="%6."/>
+      <w:lvlJc w:val="left"/>
+      <w:pPr>
+        <w:tabs>
+          <w:tab w:val="num" w:pos="4320"/>
+        </w:tabs>
+        <w:ind w:left="4320" w:hanging="360"/>
+      </w:pPr>
+    </w:lvl>
+    <w:lvl w:ilvl="6" w:tentative="1">
+      <w:start w:val="1"/>
+      <w:numFmt w:val="decimal"/>
+      <w:lvlText w:val="%7."/>
+      <w:lvlJc w:val="left"/>
+      <w:pPr>
+        <w:tabs>
+          <w:tab w:val="num" w:pos="5040"/>
+        </w:tabs>
+        <w:ind w:left="5040" w:hanging="360"/>
+      </w:pPr>
+    </w:lvl>
+    <w:lvl w:ilvl="7" w:tentative="1">
+      <w:start w:val="1"/>
+      <w:numFmt w:val="decimal"/>
+      <w:lvlText w:val="%8."/>
+      <w:lvlJc w:val="left"/>
+      <w:pPr>
+        <w:tabs>
+          <w:tab w:val="num" w:pos="5760"/>
+        </w:tabs>
+        <w:ind w:left="5760" w:hanging="360"/>
+      </w:pPr>
+    </w:lvl>
+    <w:lvl w:ilvl="8" w:tentative="1">
+      <w:start w:val="1"/>
+      <w:numFmt w:val="decimal"/>
+      <w:lvlText w:val="%9."/>
+      <w:lvlJc w:val="left"/>
+      <w:pPr>
+        <w:tabs>
+          <w:tab w:val="num" w:pos="6480"/>
+        </w:tabs>
+        <w:ind w:left="6480" w:hanging="360"/>
+      </w:pPr>
+    </w:lvl>
+  </w:abstractNum>
+  <w:abstractNum w:abstractNumId="12" w15:restartNumberingAfterBreak="0">
     <w:nsid w:val="39C31FD1"/>
     <w:multiLevelType w:val="multilevel"/>
     <w:tmpl w:val="A90CBC00"/>
@@ -6586,7 +4092,7 @@
       </w:rPr>
     </w:lvl>
   </w:abstractNum>
-  <w:abstractNum w:abstractNumId="7" w15:restartNumberingAfterBreak="0">
+  <w:abstractNum w:abstractNumId="13" w15:restartNumberingAfterBreak="0">
     <w:nsid w:val="3D745466"/>
     <w:multiLevelType w:val="multilevel"/>
     <w:tmpl w:val="2A208A0A"/>
@@ -6735,7 +4241,716 @@
       </w:rPr>
     </w:lvl>
   </w:abstractNum>
-  <w:abstractNum w:abstractNumId="8" w15:restartNumberingAfterBreak="0">
+  <w:abstractNum w:abstractNumId="14" w15:restartNumberingAfterBreak="0">
+    <w:nsid w:val="3F02713C"/>
+    <w:multiLevelType w:val="multilevel"/>
+    <w:tmpl w:val="C19C333A"/>
+    <w:lvl w:ilvl="0">
+      <w:start w:val="1"/>
+      <w:numFmt w:val="decimal"/>
+      <w:lvlText w:val="%1."/>
+      <w:lvlJc w:val="left"/>
+      <w:pPr>
+        <w:tabs>
+          <w:tab w:val="num" w:pos="720"/>
+        </w:tabs>
+        <w:ind w:left="720" w:hanging="360"/>
+      </w:pPr>
+    </w:lvl>
+    <w:lvl w:ilvl="1" w:tentative="1">
+      <w:start w:val="1"/>
+      <w:numFmt w:val="decimal"/>
+      <w:lvlText w:val="%2."/>
+      <w:lvlJc w:val="left"/>
+      <w:pPr>
+        <w:tabs>
+          <w:tab w:val="num" w:pos="1440"/>
+        </w:tabs>
+        <w:ind w:left="1440" w:hanging="360"/>
+      </w:pPr>
+    </w:lvl>
+    <w:lvl w:ilvl="2" w:tentative="1">
+      <w:start w:val="1"/>
+      <w:numFmt w:val="decimal"/>
+      <w:lvlText w:val="%3."/>
+      <w:lvlJc w:val="left"/>
+      <w:pPr>
+        <w:tabs>
+          <w:tab w:val="num" w:pos="2160"/>
+        </w:tabs>
+        <w:ind w:left="2160" w:hanging="360"/>
+      </w:pPr>
+    </w:lvl>
+    <w:lvl w:ilvl="3" w:tentative="1">
+      <w:start w:val="1"/>
+      <w:numFmt w:val="decimal"/>
+      <w:lvlText w:val="%4."/>
+      <w:lvlJc w:val="left"/>
+      <w:pPr>
+        <w:tabs>
+          <w:tab w:val="num" w:pos="2880"/>
+        </w:tabs>
+        <w:ind w:left="2880" w:hanging="360"/>
+      </w:pPr>
+    </w:lvl>
+    <w:lvl w:ilvl="4" w:tentative="1">
+      <w:start w:val="1"/>
+      <w:numFmt w:val="decimal"/>
+      <w:lvlText w:val="%5."/>
+      <w:lvlJc w:val="left"/>
+      <w:pPr>
+        <w:tabs>
+          <w:tab w:val="num" w:pos="3600"/>
+        </w:tabs>
+        <w:ind w:left="3600" w:hanging="360"/>
+      </w:pPr>
+    </w:lvl>
+    <w:lvl w:ilvl="5" w:tentative="1">
+      <w:start w:val="1"/>
+      <w:numFmt w:val="decimal"/>
+      <w:lvlText w:val="%6."/>
+      <w:lvlJc w:val="left"/>
+      <w:pPr>
+        <w:tabs>
+          <w:tab w:val="num" w:pos="4320"/>
+        </w:tabs>
+        <w:ind w:left="4320" w:hanging="360"/>
+      </w:pPr>
+    </w:lvl>
+    <w:lvl w:ilvl="6" w:tentative="1">
+      <w:start w:val="1"/>
+      <w:numFmt w:val="decimal"/>
+      <w:lvlText w:val="%7."/>
+      <w:lvlJc w:val="left"/>
+      <w:pPr>
+        <w:tabs>
+          <w:tab w:val="num" w:pos="5040"/>
+        </w:tabs>
+        <w:ind w:left="5040" w:hanging="360"/>
+      </w:pPr>
+    </w:lvl>
+    <w:lvl w:ilvl="7" w:tentative="1">
+      <w:start w:val="1"/>
+      <w:numFmt w:val="decimal"/>
+      <w:lvlText w:val="%8."/>
+      <w:lvlJc w:val="left"/>
+      <w:pPr>
+        <w:tabs>
+          <w:tab w:val="num" w:pos="5760"/>
+        </w:tabs>
+        <w:ind w:left="5760" w:hanging="360"/>
+      </w:pPr>
+    </w:lvl>
+    <w:lvl w:ilvl="8" w:tentative="1">
+      <w:start w:val="1"/>
+      <w:numFmt w:val="decimal"/>
+      <w:lvlText w:val="%9."/>
+      <w:lvlJc w:val="left"/>
+      <w:pPr>
+        <w:tabs>
+          <w:tab w:val="num" w:pos="6480"/>
+        </w:tabs>
+        <w:ind w:left="6480" w:hanging="360"/>
+      </w:pPr>
+    </w:lvl>
+  </w:abstractNum>
+  <w:abstractNum w:abstractNumId="15" w15:restartNumberingAfterBreak="0">
+    <w:nsid w:val="40BA52C6"/>
+    <w:multiLevelType w:val="multilevel"/>
+    <w:tmpl w:val="9A900E90"/>
+    <w:lvl w:ilvl="0">
+      <w:start w:val="1"/>
+      <w:numFmt w:val="bullet"/>
+      <w:lvlText w:val=""/>
+      <w:lvlJc w:val="left"/>
+      <w:pPr>
+        <w:tabs>
+          <w:tab w:val="num" w:pos="720"/>
+        </w:tabs>
+        <w:ind w:left="720" w:hanging="360"/>
+      </w:pPr>
+      <w:rPr>
+        <w:rFonts w:ascii="Symbol" w:hAnsi="Symbol" w:hint="default"/>
+        <w:sz w:val="20"/>
+      </w:rPr>
+    </w:lvl>
+    <w:lvl w:ilvl="1" w:tentative="1">
+      <w:start w:val="1"/>
+      <w:numFmt w:val="bullet"/>
+      <w:lvlText w:val="o"/>
+      <w:lvlJc w:val="left"/>
+      <w:pPr>
+        <w:tabs>
+          <w:tab w:val="num" w:pos="1440"/>
+        </w:tabs>
+        <w:ind w:left="1440" w:hanging="360"/>
+      </w:pPr>
+      <w:rPr>
+        <w:rFonts w:ascii="Courier New" w:hAnsi="Courier New" w:hint="default"/>
+        <w:sz w:val="20"/>
+      </w:rPr>
+    </w:lvl>
+    <w:lvl w:ilvl="2" w:tentative="1">
+      <w:start w:val="1"/>
+      <w:numFmt w:val="bullet"/>
+      <w:lvlText w:val=""/>
+      <w:lvlJc w:val="left"/>
+      <w:pPr>
+        <w:tabs>
+          <w:tab w:val="num" w:pos="2160"/>
+        </w:tabs>
+        <w:ind w:left="2160" w:hanging="360"/>
+      </w:pPr>
+      <w:rPr>
+        <w:rFonts w:ascii="Wingdings" w:hAnsi="Wingdings" w:hint="default"/>
+        <w:sz w:val="20"/>
+      </w:rPr>
+    </w:lvl>
+    <w:lvl w:ilvl="3" w:tentative="1">
+      <w:start w:val="1"/>
+      <w:numFmt w:val="bullet"/>
+      <w:lvlText w:val=""/>
+      <w:lvlJc w:val="left"/>
+      <w:pPr>
+        <w:tabs>
+          <w:tab w:val="num" w:pos="2880"/>
+        </w:tabs>
+        <w:ind w:left="2880" w:hanging="360"/>
+      </w:pPr>
+      <w:rPr>
+        <w:rFonts w:ascii="Wingdings" w:hAnsi="Wingdings" w:hint="default"/>
+        <w:sz w:val="20"/>
+      </w:rPr>
+    </w:lvl>
+    <w:lvl w:ilvl="4" w:tentative="1">
+      <w:start w:val="1"/>
+      <w:numFmt w:val="bullet"/>
+      <w:lvlText w:val=""/>
+      <w:lvlJc w:val="left"/>
+      <w:pPr>
+        <w:tabs>
+          <w:tab w:val="num" w:pos="3600"/>
+        </w:tabs>
+        <w:ind w:left="3600" w:hanging="360"/>
+      </w:pPr>
+      <w:rPr>
+        <w:rFonts w:ascii="Wingdings" w:hAnsi="Wingdings" w:hint="default"/>
+        <w:sz w:val="20"/>
+      </w:rPr>
+    </w:lvl>
+    <w:lvl w:ilvl="5" w:tentative="1">
+      <w:start w:val="1"/>
+      <w:numFmt w:val="bullet"/>
+      <w:lvlText w:val=""/>
+      <w:lvlJc w:val="left"/>
+      <w:pPr>
+        <w:tabs>
+          <w:tab w:val="num" w:pos="4320"/>
+        </w:tabs>
+        <w:ind w:left="4320" w:hanging="360"/>
+      </w:pPr>
+      <w:rPr>
+        <w:rFonts w:ascii="Wingdings" w:hAnsi="Wingdings" w:hint="default"/>
+        <w:sz w:val="20"/>
+      </w:rPr>
+    </w:lvl>
+    <w:lvl w:ilvl="6" w:tentative="1">
+      <w:start w:val="1"/>
+      <w:numFmt w:val="bullet"/>
+      <w:lvlText w:val=""/>
+      <w:lvlJc w:val="left"/>
+      <w:pPr>
+        <w:tabs>
+          <w:tab w:val="num" w:pos="5040"/>
+        </w:tabs>
+        <w:ind w:left="5040" w:hanging="360"/>
+      </w:pPr>
+      <w:rPr>
+        <w:rFonts w:ascii="Wingdings" w:hAnsi="Wingdings" w:hint="default"/>
+        <w:sz w:val="20"/>
+      </w:rPr>
+    </w:lvl>
+    <w:lvl w:ilvl="7" w:tentative="1">
+      <w:start w:val="1"/>
+      <w:numFmt w:val="bullet"/>
+      <w:lvlText w:val=""/>
+      <w:lvlJc w:val="left"/>
+      <w:pPr>
+        <w:tabs>
+          <w:tab w:val="num" w:pos="5760"/>
+        </w:tabs>
+        <w:ind w:left="5760" w:hanging="360"/>
+      </w:pPr>
+      <w:rPr>
+        <w:rFonts w:ascii="Wingdings" w:hAnsi="Wingdings" w:hint="default"/>
+        <w:sz w:val="20"/>
+      </w:rPr>
+    </w:lvl>
+    <w:lvl w:ilvl="8" w:tentative="1">
+      <w:start w:val="1"/>
+      <w:numFmt w:val="bullet"/>
+      <w:lvlText w:val=""/>
+      <w:lvlJc w:val="left"/>
+      <w:pPr>
+        <w:tabs>
+          <w:tab w:val="num" w:pos="6480"/>
+        </w:tabs>
+        <w:ind w:left="6480" w:hanging="360"/>
+      </w:pPr>
+      <w:rPr>
+        <w:rFonts w:ascii="Wingdings" w:hAnsi="Wingdings" w:hint="default"/>
+        <w:sz w:val="20"/>
+      </w:rPr>
+    </w:lvl>
+  </w:abstractNum>
+  <w:abstractNum w:abstractNumId="16" w15:restartNumberingAfterBreak="0">
+    <w:nsid w:val="42061F21"/>
+    <w:multiLevelType w:val="multilevel"/>
+    <w:tmpl w:val="EF60C6A6"/>
+    <w:lvl w:ilvl="0">
+      <w:start w:val="1"/>
+      <w:numFmt w:val="bullet"/>
+      <w:lvlText w:val=""/>
+      <w:lvlJc w:val="left"/>
+      <w:pPr>
+        <w:tabs>
+          <w:tab w:val="num" w:pos="720"/>
+        </w:tabs>
+        <w:ind w:left="720" w:hanging="360"/>
+      </w:pPr>
+      <w:rPr>
+        <w:rFonts w:ascii="Symbol" w:hAnsi="Symbol" w:hint="default"/>
+        <w:sz w:val="20"/>
+      </w:rPr>
+    </w:lvl>
+    <w:lvl w:ilvl="1">
+      <w:start w:val="1"/>
+      <w:numFmt w:val="bullet"/>
+      <w:lvlText w:val="o"/>
+      <w:lvlJc w:val="left"/>
+      <w:pPr>
+        <w:tabs>
+          <w:tab w:val="num" w:pos="1440"/>
+        </w:tabs>
+        <w:ind w:left="1440" w:hanging="360"/>
+      </w:pPr>
+      <w:rPr>
+        <w:rFonts w:ascii="Courier New" w:hAnsi="Courier New" w:hint="default"/>
+        <w:sz w:val="20"/>
+      </w:rPr>
+    </w:lvl>
+    <w:lvl w:ilvl="2" w:tentative="1">
+      <w:start w:val="1"/>
+      <w:numFmt w:val="bullet"/>
+      <w:lvlText w:val=""/>
+      <w:lvlJc w:val="left"/>
+      <w:pPr>
+        <w:tabs>
+          <w:tab w:val="num" w:pos="2160"/>
+        </w:tabs>
+        <w:ind w:left="2160" w:hanging="360"/>
+      </w:pPr>
+      <w:rPr>
+        <w:rFonts w:ascii="Wingdings" w:hAnsi="Wingdings" w:hint="default"/>
+        <w:sz w:val="20"/>
+      </w:rPr>
+    </w:lvl>
+    <w:lvl w:ilvl="3" w:tentative="1">
+      <w:start w:val="1"/>
+      <w:numFmt w:val="bullet"/>
+      <w:lvlText w:val=""/>
+      <w:lvlJc w:val="left"/>
+      <w:pPr>
+        <w:tabs>
+          <w:tab w:val="num" w:pos="2880"/>
+        </w:tabs>
+        <w:ind w:left="2880" w:hanging="360"/>
+      </w:pPr>
+      <w:rPr>
+        <w:rFonts w:ascii="Wingdings" w:hAnsi="Wingdings" w:hint="default"/>
+        <w:sz w:val="20"/>
+      </w:rPr>
+    </w:lvl>
+    <w:lvl w:ilvl="4" w:tentative="1">
+      <w:start w:val="1"/>
+      <w:numFmt w:val="bullet"/>
+      <w:lvlText w:val=""/>
+      <w:lvlJc w:val="left"/>
+      <w:pPr>
+        <w:tabs>
+          <w:tab w:val="num" w:pos="3600"/>
+        </w:tabs>
+        <w:ind w:left="3600" w:hanging="360"/>
+      </w:pPr>
+      <w:rPr>
+        <w:rFonts w:ascii="Wingdings" w:hAnsi="Wingdings" w:hint="default"/>
+        <w:sz w:val="20"/>
+      </w:rPr>
+    </w:lvl>
+    <w:lvl w:ilvl="5" w:tentative="1">
+      <w:start w:val="1"/>
+      <w:numFmt w:val="bullet"/>
+      <w:lvlText w:val=""/>
+      <w:lvlJc w:val="left"/>
+      <w:pPr>
+        <w:tabs>
+          <w:tab w:val="num" w:pos="4320"/>
+        </w:tabs>
+        <w:ind w:left="4320" w:hanging="360"/>
+      </w:pPr>
+      <w:rPr>
+        <w:rFonts w:ascii="Wingdings" w:hAnsi="Wingdings" w:hint="default"/>
+        <w:sz w:val="20"/>
+      </w:rPr>
+    </w:lvl>
+    <w:lvl w:ilvl="6" w:tentative="1">
+      <w:start w:val="1"/>
+      <w:numFmt w:val="bullet"/>
+      <w:lvlText w:val=""/>
+      <w:lvlJc w:val="left"/>
+      <w:pPr>
+        <w:tabs>
+          <w:tab w:val="num" w:pos="5040"/>
+        </w:tabs>
+        <w:ind w:left="5040" w:hanging="360"/>
+      </w:pPr>
+      <w:rPr>
+        <w:rFonts w:ascii="Wingdings" w:hAnsi="Wingdings" w:hint="default"/>
+        <w:sz w:val="20"/>
+      </w:rPr>
+    </w:lvl>
+    <w:lvl w:ilvl="7" w:tentative="1">
+      <w:start w:val="1"/>
+      <w:numFmt w:val="bullet"/>
+      <w:lvlText w:val=""/>
+      <w:lvlJc w:val="left"/>
+      <w:pPr>
+        <w:tabs>
+          <w:tab w:val="num" w:pos="5760"/>
+        </w:tabs>
+        <w:ind w:left="5760" w:hanging="360"/>
+      </w:pPr>
+      <w:rPr>
+        <w:rFonts w:ascii="Wingdings" w:hAnsi="Wingdings" w:hint="default"/>
+        <w:sz w:val="20"/>
+      </w:rPr>
+    </w:lvl>
+    <w:lvl w:ilvl="8" w:tentative="1">
+      <w:start w:val="1"/>
+      <w:numFmt w:val="bullet"/>
+      <w:lvlText w:val=""/>
+      <w:lvlJc w:val="left"/>
+      <w:pPr>
+        <w:tabs>
+          <w:tab w:val="num" w:pos="6480"/>
+        </w:tabs>
+        <w:ind w:left="6480" w:hanging="360"/>
+      </w:pPr>
+      <w:rPr>
+        <w:rFonts w:ascii="Wingdings" w:hAnsi="Wingdings" w:hint="default"/>
+        <w:sz w:val="20"/>
+      </w:rPr>
+    </w:lvl>
+  </w:abstractNum>
+  <w:abstractNum w:abstractNumId="17" w15:restartNumberingAfterBreak="0">
+    <w:nsid w:val="44DB41CC"/>
+    <w:multiLevelType w:val="multilevel"/>
+    <w:tmpl w:val="EDEAD656"/>
+    <w:lvl w:ilvl="0">
+      <w:start w:val="1"/>
+      <w:numFmt w:val="bullet"/>
+      <w:lvlText w:val=""/>
+      <w:lvlJc w:val="left"/>
+      <w:pPr>
+        <w:tabs>
+          <w:tab w:val="num" w:pos="720"/>
+        </w:tabs>
+        <w:ind w:left="720" w:hanging="360"/>
+      </w:pPr>
+      <w:rPr>
+        <w:rFonts w:ascii="Symbol" w:hAnsi="Symbol" w:hint="default"/>
+        <w:sz w:val="20"/>
+      </w:rPr>
+    </w:lvl>
+    <w:lvl w:ilvl="1" w:tentative="1">
+      <w:start w:val="1"/>
+      <w:numFmt w:val="bullet"/>
+      <w:lvlText w:val="o"/>
+      <w:lvlJc w:val="left"/>
+      <w:pPr>
+        <w:tabs>
+          <w:tab w:val="num" w:pos="1440"/>
+        </w:tabs>
+        <w:ind w:left="1440" w:hanging="360"/>
+      </w:pPr>
+      <w:rPr>
+        <w:rFonts w:ascii="Courier New" w:hAnsi="Courier New" w:hint="default"/>
+        <w:sz w:val="20"/>
+      </w:rPr>
+    </w:lvl>
+    <w:lvl w:ilvl="2" w:tentative="1">
+      <w:start w:val="1"/>
+      <w:numFmt w:val="bullet"/>
+      <w:lvlText w:val=""/>
+      <w:lvlJc w:val="left"/>
+      <w:pPr>
+        <w:tabs>
+          <w:tab w:val="num" w:pos="2160"/>
+        </w:tabs>
+        <w:ind w:left="2160" w:hanging="360"/>
+      </w:pPr>
+      <w:rPr>
+        <w:rFonts w:ascii="Wingdings" w:hAnsi="Wingdings" w:hint="default"/>
+        <w:sz w:val="20"/>
+      </w:rPr>
+    </w:lvl>
+    <w:lvl w:ilvl="3" w:tentative="1">
+      <w:start w:val="1"/>
+      <w:numFmt w:val="bullet"/>
+      <w:lvlText w:val=""/>
+      <w:lvlJc w:val="left"/>
+      <w:pPr>
+        <w:tabs>
+          <w:tab w:val="num" w:pos="2880"/>
+        </w:tabs>
+        <w:ind w:left="2880" w:hanging="360"/>
+      </w:pPr>
+      <w:rPr>
+        <w:rFonts w:ascii="Wingdings" w:hAnsi="Wingdings" w:hint="default"/>
+        <w:sz w:val="20"/>
+      </w:rPr>
+    </w:lvl>
+    <w:lvl w:ilvl="4" w:tentative="1">
+      <w:start w:val="1"/>
+      <w:numFmt w:val="bullet"/>
+      <w:lvlText w:val=""/>
+      <w:lvlJc w:val="left"/>
+      <w:pPr>
+        <w:tabs>
+          <w:tab w:val="num" w:pos="3600"/>
+        </w:tabs>
+        <w:ind w:left="3600" w:hanging="360"/>
+      </w:pPr>
+      <w:rPr>
+        <w:rFonts w:ascii="Wingdings" w:hAnsi="Wingdings" w:hint="default"/>
+        <w:sz w:val="20"/>
+      </w:rPr>
+    </w:lvl>
+    <w:lvl w:ilvl="5" w:tentative="1">
+      <w:start w:val="1"/>
+      <w:numFmt w:val="bullet"/>
+      <w:lvlText w:val=""/>
+      <w:lvlJc w:val="left"/>
+      <w:pPr>
+        <w:tabs>
+          <w:tab w:val="num" w:pos="4320"/>
+        </w:tabs>
+        <w:ind w:left="4320" w:hanging="360"/>
+      </w:pPr>
+      <w:rPr>
+        <w:rFonts w:ascii="Wingdings" w:hAnsi="Wingdings" w:hint="default"/>
+        <w:sz w:val="20"/>
+      </w:rPr>
+    </w:lvl>
+    <w:lvl w:ilvl="6" w:tentative="1">
+      <w:start w:val="1"/>
+      <w:numFmt w:val="bullet"/>
+      <w:lvlText w:val=""/>
+      <w:lvlJc w:val="left"/>
+      <w:pPr>
+        <w:tabs>
+          <w:tab w:val="num" w:pos="5040"/>
+        </w:tabs>
+        <w:ind w:left="5040" w:hanging="360"/>
+      </w:pPr>
+      <w:rPr>
+        <w:rFonts w:ascii="Wingdings" w:hAnsi="Wingdings" w:hint="default"/>
+        <w:sz w:val="20"/>
+      </w:rPr>
+    </w:lvl>
+    <w:lvl w:ilvl="7" w:tentative="1">
+      <w:start w:val="1"/>
+      <w:numFmt w:val="bullet"/>
+      <w:lvlText w:val=""/>
+      <w:lvlJc w:val="left"/>
+      <w:pPr>
+        <w:tabs>
+          <w:tab w:val="num" w:pos="5760"/>
+        </w:tabs>
+        <w:ind w:left="5760" w:hanging="360"/>
+      </w:pPr>
+      <w:rPr>
+        <w:rFonts w:ascii="Wingdings" w:hAnsi="Wingdings" w:hint="default"/>
+        <w:sz w:val="20"/>
+      </w:rPr>
+    </w:lvl>
+    <w:lvl w:ilvl="8" w:tentative="1">
+      <w:start w:val="1"/>
+      <w:numFmt w:val="bullet"/>
+      <w:lvlText w:val=""/>
+      <w:lvlJc w:val="left"/>
+      <w:pPr>
+        <w:tabs>
+          <w:tab w:val="num" w:pos="6480"/>
+        </w:tabs>
+        <w:ind w:left="6480" w:hanging="360"/>
+      </w:pPr>
+      <w:rPr>
+        <w:rFonts w:ascii="Wingdings" w:hAnsi="Wingdings" w:hint="default"/>
+        <w:sz w:val="20"/>
+      </w:rPr>
+    </w:lvl>
+  </w:abstractNum>
+  <w:abstractNum w:abstractNumId="18" w15:restartNumberingAfterBreak="0">
+    <w:nsid w:val="48290AC3"/>
+    <w:multiLevelType w:val="multilevel"/>
+    <w:tmpl w:val="13CA959E"/>
+    <w:lvl w:ilvl="0">
+      <w:start w:val="1"/>
+      <w:numFmt w:val="bullet"/>
+      <w:lvlText w:val=""/>
+      <w:lvlJc w:val="left"/>
+      <w:pPr>
+        <w:tabs>
+          <w:tab w:val="num" w:pos="720"/>
+        </w:tabs>
+        <w:ind w:left="720" w:hanging="360"/>
+      </w:pPr>
+      <w:rPr>
+        <w:rFonts w:ascii="Symbol" w:hAnsi="Symbol" w:hint="default"/>
+        <w:sz w:val="20"/>
+      </w:rPr>
+    </w:lvl>
+    <w:lvl w:ilvl="1" w:tentative="1">
+      <w:start w:val="1"/>
+      <w:numFmt w:val="bullet"/>
+      <w:lvlText w:val="o"/>
+      <w:lvlJc w:val="left"/>
+      <w:pPr>
+        <w:tabs>
+          <w:tab w:val="num" w:pos="1440"/>
+        </w:tabs>
+        <w:ind w:left="1440" w:hanging="360"/>
+      </w:pPr>
+      <w:rPr>
+        <w:rFonts w:ascii="Courier New" w:hAnsi="Courier New" w:hint="default"/>
+        <w:sz w:val="20"/>
+      </w:rPr>
+    </w:lvl>
+    <w:lvl w:ilvl="2" w:tentative="1">
+      <w:start w:val="1"/>
+      <w:numFmt w:val="bullet"/>
+      <w:lvlText w:val=""/>
+      <w:lvlJc w:val="left"/>
+      <w:pPr>
+        <w:tabs>
+          <w:tab w:val="num" w:pos="2160"/>
+        </w:tabs>
+        <w:ind w:left="2160" w:hanging="360"/>
+      </w:pPr>
+      <w:rPr>
+        <w:rFonts w:ascii="Wingdings" w:hAnsi="Wingdings" w:hint="default"/>
+        <w:sz w:val="20"/>
+      </w:rPr>
+    </w:lvl>
+    <w:lvl w:ilvl="3" w:tentative="1">
+      <w:start w:val="1"/>
+      <w:numFmt w:val="bullet"/>
+      <w:lvlText w:val=""/>
+      <w:lvlJc w:val="left"/>
+      <w:pPr>
+        <w:tabs>
+          <w:tab w:val="num" w:pos="2880"/>
+        </w:tabs>
+        <w:ind w:left="2880" w:hanging="360"/>
+      </w:pPr>
+      <w:rPr>
+        <w:rFonts w:ascii="Wingdings" w:hAnsi="Wingdings" w:hint="default"/>
+        <w:sz w:val="20"/>
+      </w:rPr>
+    </w:lvl>
+    <w:lvl w:ilvl="4" w:tentative="1">
+      <w:start w:val="1"/>
+      <w:numFmt w:val="bullet"/>
+      <w:lvlText w:val=""/>
+      <w:lvlJc w:val="left"/>
+      <w:pPr>
+        <w:tabs>
+          <w:tab w:val="num" w:pos="3600"/>
+        </w:tabs>
+        <w:ind w:left="3600" w:hanging="360"/>
+      </w:pPr>
+      <w:rPr>
+        <w:rFonts w:ascii="Wingdings" w:hAnsi="Wingdings" w:hint="default"/>
+        <w:sz w:val="20"/>
+      </w:rPr>
+    </w:lvl>
+    <w:lvl w:ilvl="5" w:tentative="1">
+      <w:start w:val="1"/>
+      <w:numFmt w:val="bullet"/>
+      <w:lvlText w:val=""/>
+      <w:lvlJc w:val="left"/>
+      <w:pPr>
+        <w:tabs>
+          <w:tab w:val="num" w:pos="4320"/>
+        </w:tabs>
+        <w:ind w:left="4320" w:hanging="360"/>
+      </w:pPr>
+      <w:rPr>
+        <w:rFonts w:ascii="Wingdings" w:hAnsi="Wingdings" w:hint="default"/>
+        <w:sz w:val="20"/>
+      </w:rPr>
+    </w:lvl>
+    <w:lvl w:ilvl="6" w:tentative="1">
+      <w:start w:val="1"/>
+      <w:numFmt w:val="bullet"/>
+      <w:lvlText w:val=""/>
+      <w:lvlJc w:val="left"/>
+      <w:pPr>
+        <w:tabs>
+          <w:tab w:val="num" w:pos="5040"/>
+        </w:tabs>
+        <w:ind w:left="5040" w:hanging="360"/>
+      </w:pPr>
+      <w:rPr>
+        <w:rFonts w:ascii="Wingdings" w:hAnsi="Wingdings" w:hint="default"/>
+        <w:sz w:val="20"/>
+      </w:rPr>
+    </w:lvl>
+    <w:lvl w:ilvl="7" w:tentative="1">
+      <w:start w:val="1"/>
+      <w:numFmt w:val="bullet"/>
+      <w:lvlText w:val=""/>
+      <w:lvlJc w:val="left"/>
+      <w:pPr>
+        <w:tabs>
+          <w:tab w:val="num" w:pos="5760"/>
+        </w:tabs>
+        <w:ind w:left="5760" w:hanging="360"/>
+      </w:pPr>
+      <w:rPr>
+        <w:rFonts w:ascii="Wingdings" w:hAnsi="Wingdings" w:hint="default"/>
+        <w:sz w:val="20"/>
+      </w:rPr>
+    </w:lvl>
+    <w:lvl w:ilvl="8" w:tentative="1">
+      <w:start w:val="1"/>
+      <w:numFmt w:val="bullet"/>
+      <w:lvlText w:val=""/>
+      <w:lvlJc w:val="left"/>
+      <w:pPr>
+        <w:tabs>
+          <w:tab w:val="num" w:pos="6480"/>
+        </w:tabs>
+        <w:ind w:left="6480" w:hanging="360"/>
+      </w:pPr>
+      <w:rPr>
+        <w:rFonts w:ascii="Wingdings" w:hAnsi="Wingdings" w:hint="default"/>
+        <w:sz w:val="20"/>
+      </w:rPr>
+    </w:lvl>
+  </w:abstractNum>
+  <w:abstractNum w:abstractNumId="19" w15:restartNumberingAfterBreak="0">
     <w:nsid w:val="4929747D"/>
     <w:multiLevelType w:val="multilevel"/>
     <w:tmpl w:val="52ACF000"/>
@@ -6884,7 +5099,7 @@
       </w:rPr>
     </w:lvl>
   </w:abstractNum>
-  <w:abstractNum w:abstractNumId="9" w15:restartNumberingAfterBreak="0">
+  <w:abstractNum w:abstractNumId="20" w15:restartNumberingAfterBreak="0">
     <w:nsid w:val="49BB5A4A"/>
     <w:multiLevelType w:val="multilevel"/>
     <w:tmpl w:val="28F80324"/>
@@ -7033,7 +5248,7 @@
       </w:rPr>
     </w:lvl>
   </w:abstractNum>
-  <w:abstractNum w:abstractNumId="10" w15:restartNumberingAfterBreak="0">
+  <w:abstractNum w:abstractNumId="21" w15:restartNumberingAfterBreak="0">
     <w:nsid w:val="4A427CA0"/>
     <w:multiLevelType w:val="multilevel"/>
     <w:tmpl w:val="D234C556"/>
@@ -7182,7 +5397,156 @@
       </w:rPr>
     </w:lvl>
   </w:abstractNum>
-  <w:abstractNum w:abstractNumId="11" w15:restartNumberingAfterBreak="0">
+  <w:abstractNum w:abstractNumId="22" w15:restartNumberingAfterBreak="0">
+    <w:nsid w:val="4AE21639"/>
+    <w:multiLevelType w:val="multilevel"/>
+    <w:tmpl w:val="86E23060"/>
+    <w:lvl w:ilvl="0">
+      <w:start w:val="1"/>
+      <w:numFmt w:val="bullet"/>
+      <w:lvlText w:val=""/>
+      <w:lvlJc w:val="left"/>
+      <w:pPr>
+        <w:tabs>
+          <w:tab w:val="num" w:pos="720"/>
+        </w:tabs>
+        <w:ind w:left="720" w:hanging="360"/>
+      </w:pPr>
+      <w:rPr>
+        <w:rFonts w:ascii="Symbol" w:hAnsi="Symbol" w:hint="default"/>
+        <w:sz w:val="20"/>
+      </w:rPr>
+    </w:lvl>
+    <w:lvl w:ilvl="1">
+      <w:start w:val="1"/>
+      <w:numFmt w:val="bullet"/>
+      <w:lvlText w:val="o"/>
+      <w:lvlJc w:val="left"/>
+      <w:pPr>
+        <w:tabs>
+          <w:tab w:val="num" w:pos="1440"/>
+        </w:tabs>
+        <w:ind w:left="1440" w:hanging="360"/>
+      </w:pPr>
+      <w:rPr>
+        <w:rFonts w:ascii="Courier New" w:hAnsi="Courier New" w:hint="default"/>
+        <w:sz w:val="20"/>
+      </w:rPr>
+    </w:lvl>
+    <w:lvl w:ilvl="2" w:tentative="1">
+      <w:start w:val="1"/>
+      <w:numFmt w:val="bullet"/>
+      <w:lvlText w:val=""/>
+      <w:lvlJc w:val="left"/>
+      <w:pPr>
+        <w:tabs>
+          <w:tab w:val="num" w:pos="2160"/>
+        </w:tabs>
+        <w:ind w:left="2160" w:hanging="360"/>
+      </w:pPr>
+      <w:rPr>
+        <w:rFonts w:ascii="Wingdings" w:hAnsi="Wingdings" w:hint="default"/>
+        <w:sz w:val="20"/>
+      </w:rPr>
+    </w:lvl>
+    <w:lvl w:ilvl="3" w:tentative="1">
+      <w:start w:val="1"/>
+      <w:numFmt w:val="bullet"/>
+      <w:lvlText w:val=""/>
+      <w:lvlJc w:val="left"/>
+      <w:pPr>
+        <w:tabs>
+          <w:tab w:val="num" w:pos="2880"/>
+        </w:tabs>
+        <w:ind w:left="2880" w:hanging="360"/>
+      </w:pPr>
+      <w:rPr>
+        <w:rFonts w:ascii="Wingdings" w:hAnsi="Wingdings" w:hint="default"/>
+        <w:sz w:val="20"/>
+      </w:rPr>
+    </w:lvl>
+    <w:lvl w:ilvl="4" w:tentative="1">
+      <w:start w:val="1"/>
+      <w:numFmt w:val="bullet"/>
+      <w:lvlText w:val=""/>
+      <w:lvlJc w:val="left"/>
+      <w:pPr>
+        <w:tabs>
+          <w:tab w:val="num" w:pos="3600"/>
+        </w:tabs>
+        <w:ind w:left="3600" w:hanging="360"/>
+      </w:pPr>
+      <w:rPr>
+        <w:rFonts w:ascii="Wingdings" w:hAnsi="Wingdings" w:hint="default"/>
+        <w:sz w:val="20"/>
+      </w:rPr>
+    </w:lvl>
+    <w:lvl w:ilvl="5" w:tentative="1">
+      <w:start w:val="1"/>
+      <w:numFmt w:val="bullet"/>
+      <w:lvlText w:val=""/>
+      <w:lvlJc w:val="left"/>
+      <w:pPr>
+        <w:tabs>
+          <w:tab w:val="num" w:pos="4320"/>
+        </w:tabs>
+        <w:ind w:left="4320" w:hanging="360"/>
+      </w:pPr>
+      <w:rPr>
+        <w:rFonts w:ascii="Wingdings" w:hAnsi="Wingdings" w:hint="default"/>
+        <w:sz w:val="20"/>
+      </w:rPr>
+    </w:lvl>
+    <w:lvl w:ilvl="6" w:tentative="1">
+      <w:start w:val="1"/>
+      <w:numFmt w:val="bullet"/>
+      <w:lvlText w:val=""/>
+      <w:lvlJc w:val="left"/>
+      <w:pPr>
+        <w:tabs>
+          <w:tab w:val="num" w:pos="5040"/>
+        </w:tabs>
+        <w:ind w:left="5040" w:hanging="360"/>
+      </w:pPr>
+      <w:rPr>
+        <w:rFonts w:ascii="Wingdings" w:hAnsi="Wingdings" w:hint="default"/>
+        <w:sz w:val="20"/>
+      </w:rPr>
+    </w:lvl>
+    <w:lvl w:ilvl="7" w:tentative="1">
+      <w:start w:val="1"/>
+      <w:numFmt w:val="bullet"/>
+      <w:lvlText w:val=""/>
+      <w:lvlJc w:val="left"/>
+      <w:pPr>
+        <w:tabs>
+          <w:tab w:val="num" w:pos="5760"/>
+        </w:tabs>
+        <w:ind w:left="5760" w:hanging="360"/>
+      </w:pPr>
+      <w:rPr>
+        <w:rFonts w:ascii="Wingdings" w:hAnsi="Wingdings" w:hint="default"/>
+        <w:sz w:val="20"/>
+      </w:rPr>
+    </w:lvl>
+    <w:lvl w:ilvl="8" w:tentative="1">
+      <w:start w:val="1"/>
+      <w:numFmt w:val="bullet"/>
+      <w:lvlText w:val=""/>
+      <w:lvlJc w:val="left"/>
+      <w:pPr>
+        <w:tabs>
+          <w:tab w:val="num" w:pos="6480"/>
+        </w:tabs>
+        <w:ind w:left="6480" w:hanging="360"/>
+      </w:pPr>
+      <w:rPr>
+        <w:rFonts w:ascii="Wingdings" w:hAnsi="Wingdings" w:hint="default"/>
+        <w:sz w:val="20"/>
+      </w:rPr>
+    </w:lvl>
+  </w:abstractNum>
+  <w:abstractNum w:abstractNumId="23" w15:restartNumberingAfterBreak="0">
     <w:nsid w:val="52363AFD"/>
     <w:multiLevelType w:val="multilevel"/>
     <w:tmpl w:val="5D2278FE"/>
@@ -7295,7 +5659,7 @@
       </w:pPr>
     </w:lvl>
   </w:abstractNum>
-  <w:abstractNum w:abstractNumId="12" w15:restartNumberingAfterBreak="0">
+  <w:abstractNum w:abstractNumId="24" w15:restartNumberingAfterBreak="0">
     <w:nsid w:val="540D50DB"/>
     <w:multiLevelType w:val="multilevel"/>
     <w:tmpl w:val="39AE3332"/>
@@ -7444,7 +5808,120 @@
       </w:rPr>
     </w:lvl>
   </w:abstractNum>
-  <w:abstractNum w:abstractNumId="13" w15:restartNumberingAfterBreak="0">
+  <w:abstractNum w:abstractNumId="25" w15:restartNumberingAfterBreak="0">
+    <w:nsid w:val="545B6F48"/>
+    <w:multiLevelType w:val="multilevel"/>
+    <w:tmpl w:val="D01415FE"/>
+    <w:lvl w:ilvl="0">
+      <w:start w:val="1"/>
+      <w:numFmt w:val="decimal"/>
+      <w:lvlText w:val="%1."/>
+      <w:lvlJc w:val="left"/>
+      <w:pPr>
+        <w:tabs>
+          <w:tab w:val="num" w:pos="720"/>
+        </w:tabs>
+        <w:ind w:left="720" w:hanging="360"/>
+      </w:pPr>
+    </w:lvl>
+    <w:lvl w:ilvl="1" w:tentative="1">
+      <w:start w:val="1"/>
+      <w:numFmt w:val="decimal"/>
+      <w:lvlText w:val="%2."/>
+      <w:lvlJc w:val="left"/>
+      <w:pPr>
+        <w:tabs>
+          <w:tab w:val="num" w:pos="1440"/>
+        </w:tabs>
+        <w:ind w:left="1440" w:hanging="360"/>
+      </w:pPr>
+    </w:lvl>
+    <w:lvl w:ilvl="2" w:tentative="1">
+      <w:start w:val="1"/>
+      <w:numFmt w:val="decimal"/>
+      <w:lvlText w:val="%3."/>
+      <w:lvlJc w:val="left"/>
+      <w:pPr>
+        <w:tabs>
+          <w:tab w:val="num" w:pos="2160"/>
+        </w:tabs>
+        <w:ind w:left="2160" w:hanging="360"/>
+      </w:pPr>
+    </w:lvl>
+    <w:lvl w:ilvl="3" w:tentative="1">
+      <w:start w:val="1"/>
+      <w:numFmt w:val="decimal"/>
+      <w:lvlText w:val="%4."/>
+      <w:lvlJc w:val="left"/>
+      <w:pPr>
+        <w:tabs>
+          <w:tab w:val="num" w:pos="2880"/>
+        </w:tabs>
+        <w:ind w:left="2880" w:hanging="360"/>
+      </w:pPr>
+    </w:lvl>
+    <w:lvl w:ilvl="4" w:tentative="1">
+      <w:start w:val="1"/>
+      <w:numFmt w:val="decimal"/>
+      <w:lvlText w:val="%5."/>
+      <w:lvlJc w:val="left"/>
+      <w:pPr>
+        <w:tabs>
+          <w:tab w:val="num" w:pos="3600"/>
+        </w:tabs>
+        <w:ind w:left="3600" w:hanging="360"/>
+      </w:pPr>
+    </w:lvl>
+    <w:lvl w:ilvl="5" w:tentative="1">
+      <w:start w:val="1"/>
+      <w:numFmt w:val="decimal"/>
+      <w:lvlText w:val="%6."/>
+      <w:lvlJc w:val="left"/>
+      <w:pPr>
+        <w:tabs>
+          <w:tab w:val="num" w:pos="4320"/>
+        </w:tabs>
+        <w:ind w:left="4320" w:hanging="360"/>
+      </w:pPr>
+    </w:lvl>
+    <w:lvl w:ilvl="6" w:tentative="1">
+      <w:start w:val="1"/>
+      <w:numFmt w:val="decimal"/>
+      <w:lvlText w:val="%7."/>
+      <w:lvlJc w:val="left"/>
+      <w:pPr>
+        <w:tabs>
+          <w:tab w:val="num" w:pos="5040"/>
+        </w:tabs>
+        <w:ind w:left="5040" w:hanging="360"/>
+      </w:pPr>
+    </w:lvl>
+    <w:lvl w:ilvl="7" w:tentative="1">
+      <w:start w:val="1"/>
+      <w:numFmt w:val="decimal"/>
+      <w:lvlText w:val="%8."/>
+      <w:lvlJc w:val="left"/>
+      <w:pPr>
+        <w:tabs>
+          <w:tab w:val="num" w:pos="5760"/>
+        </w:tabs>
+        <w:ind w:left="5760" w:hanging="360"/>
+      </w:pPr>
+    </w:lvl>
+    <w:lvl w:ilvl="8" w:tentative="1">
+      <w:start w:val="1"/>
+      <w:numFmt w:val="decimal"/>
+      <w:lvlText w:val="%9."/>
+      <w:lvlJc w:val="left"/>
+      <w:pPr>
+        <w:tabs>
+          <w:tab w:val="num" w:pos="6480"/>
+        </w:tabs>
+        <w:ind w:left="6480" w:hanging="360"/>
+      </w:pPr>
+    </w:lvl>
+  </w:abstractNum>
+  <w:abstractNum w:abstractNumId="26" w15:restartNumberingAfterBreak="0">
     <w:nsid w:val="55236F1D"/>
     <w:multiLevelType w:val="multilevel"/>
     <w:tmpl w:val="036A4D80"/>
@@ -7593,7 +6070,7 @@
       </w:rPr>
     </w:lvl>
   </w:abstractNum>
-  <w:abstractNum w:abstractNumId="14" w15:restartNumberingAfterBreak="0">
+  <w:abstractNum w:abstractNumId="27" w15:restartNumberingAfterBreak="0">
     <w:nsid w:val="57B50734"/>
     <w:multiLevelType w:val="multilevel"/>
     <w:tmpl w:val="024C92C2"/>
@@ -7742,7 +6219,7 @@
       </w:rPr>
     </w:lvl>
   </w:abstractNum>
-  <w:abstractNum w:abstractNumId="15" w15:restartNumberingAfterBreak="0">
+  <w:abstractNum w:abstractNumId="28" w15:restartNumberingAfterBreak="0">
     <w:nsid w:val="586A2D36"/>
     <w:multiLevelType w:val="multilevel"/>
     <w:tmpl w:val="55E81AAC"/>
@@ -7891,7 +6368,305 @@
       </w:rPr>
     </w:lvl>
   </w:abstractNum>
-  <w:abstractNum w:abstractNumId="16" w15:restartNumberingAfterBreak="0">
+  <w:abstractNum w:abstractNumId="29" w15:restartNumberingAfterBreak="0">
+    <w:nsid w:val="5D821C85"/>
+    <w:multiLevelType w:val="multilevel"/>
+    <w:tmpl w:val="86C46F9E"/>
+    <w:lvl w:ilvl="0">
+      <w:start w:val="1"/>
+      <w:numFmt w:val="bullet"/>
+      <w:lvlText w:val=""/>
+      <w:lvlJc w:val="left"/>
+      <w:pPr>
+        <w:tabs>
+          <w:tab w:val="num" w:pos="720"/>
+        </w:tabs>
+        <w:ind w:left="720" w:hanging="360"/>
+      </w:pPr>
+      <w:rPr>
+        <w:rFonts w:ascii="Symbol" w:hAnsi="Symbol" w:hint="default"/>
+        <w:sz w:val="20"/>
+      </w:rPr>
+    </w:lvl>
+    <w:lvl w:ilvl="1" w:tentative="1">
+      <w:start w:val="1"/>
+      <w:numFmt w:val="bullet"/>
+      <w:lvlText w:val="o"/>
+      <w:lvlJc w:val="left"/>
+      <w:pPr>
+        <w:tabs>
+          <w:tab w:val="num" w:pos="1440"/>
+        </w:tabs>
+        <w:ind w:left="1440" w:hanging="360"/>
+      </w:pPr>
+      <w:rPr>
+        <w:rFonts w:ascii="Courier New" w:hAnsi="Courier New" w:hint="default"/>
+        <w:sz w:val="20"/>
+      </w:rPr>
+    </w:lvl>
+    <w:lvl w:ilvl="2" w:tentative="1">
+      <w:start w:val="1"/>
+      <w:numFmt w:val="bullet"/>
+      <w:lvlText w:val=""/>
+      <w:lvlJc w:val="left"/>
+      <w:pPr>
+        <w:tabs>
+          <w:tab w:val="num" w:pos="2160"/>
+        </w:tabs>
+        <w:ind w:left="2160" w:hanging="360"/>
+      </w:pPr>
+      <w:rPr>
+        <w:rFonts w:ascii="Wingdings" w:hAnsi="Wingdings" w:hint="default"/>
+        <w:sz w:val="20"/>
+      </w:rPr>
+    </w:lvl>
+    <w:lvl w:ilvl="3" w:tentative="1">
+      <w:start w:val="1"/>
+      <w:numFmt w:val="bullet"/>
+      <w:lvlText w:val=""/>
+      <w:lvlJc w:val="left"/>
+      <w:pPr>
+        <w:tabs>
+          <w:tab w:val="num" w:pos="2880"/>
+        </w:tabs>
+        <w:ind w:left="2880" w:hanging="360"/>
+      </w:pPr>
+      <w:rPr>
+        <w:rFonts w:ascii="Wingdings" w:hAnsi="Wingdings" w:hint="default"/>
+        <w:sz w:val="20"/>
+      </w:rPr>
+    </w:lvl>
+    <w:lvl w:ilvl="4" w:tentative="1">
+      <w:start w:val="1"/>
+      <w:numFmt w:val="bullet"/>
+      <w:lvlText w:val=""/>
+      <w:lvlJc w:val="left"/>
+      <w:pPr>
+        <w:tabs>
+          <w:tab w:val="num" w:pos="3600"/>
+        </w:tabs>
+        <w:ind w:left="3600" w:hanging="360"/>
+      </w:pPr>
+      <w:rPr>
+        <w:rFonts w:ascii="Wingdings" w:hAnsi="Wingdings" w:hint="default"/>
+        <w:sz w:val="20"/>
+      </w:rPr>
+    </w:lvl>
+    <w:lvl w:ilvl="5" w:tentative="1">
+      <w:start w:val="1"/>
+      <w:numFmt w:val="bullet"/>
+      <w:lvlText w:val=""/>
+      <w:lvlJc w:val="left"/>
+      <w:pPr>
+        <w:tabs>
+          <w:tab w:val="num" w:pos="4320"/>
+        </w:tabs>
+        <w:ind w:left="4320" w:hanging="360"/>
+      </w:pPr>
+      <w:rPr>
+        <w:rFonts w:ascii="Wingdings" w:hAnsi="Wingdings" w:hint="default"/>
+        <w:sz w:val="20"/>
+      </w:rPr>
+    </w:lvl>
+    <w:lvl w:ilvl="6" w:tentative="1">
+      <w:start w:val="1"/>
+      <w:numFmt w:val="bullet"/>
+      <w:lvlText w:val=""/>
+      <w:lvlJc w:val="left"/>
+      <w:pPr>
+        <w:tabs>
+          <w:tab w:val="num" w:pos="5040"/>
+        </w:tabs>
+        <w:ind w:left="5040" w:hanging="360"/>
+      </w:pPr>
+      <w:rPr>
+        <w:rFonts w:ascii="Wingdings" w:hAnsi="Wingdings" w:hint="default"/>
+        <w:sz w:val="20"/>
+      </w:rPr>
+    </w:lvl>
+    <w:lvl w:ilvl="7" w:tentative="1">
+      <w:start w:val="1"/>
+      <w:numFmt w:val="bullet"/>
+      <w:lvlText w:val=""/>
+      <w:lvlJc w:val="left"/>
+      <w:pPr>
+        <w:tabs>
+          <w:tab w:val="num" w:pos="5760"/>
+        </w:tabs>
+        <w:ind w:left="5760" w:hanging="360"/>
+      </w:pPr>
+      <w:rPr>
+        <w:rFonts w:ascii="Wingdings" w:hAnsi="Wingdings" w:hint="default"/>
+        <w:sz w:val="20"/>
+      </w:rPr>
+    </w:lvl>
+    <w:lvl w:ilvl="8" w:tentative="1">
+      <w:start w:val="1"/>
+      <w:numFmt w:val="bullet"/>
+      <w:lvlText w:val=""/>
+      <w:lvlJc w:val="left"/>
+      <w:pPr>
+        <w:tabs>
+          <w:tab w:val="num" w:pos="6480"/>
+        </w:tabs>
+        <w:ind w:left="6480" w:hanging="360"/>
+      </w:pPr>
+      <w:rPr>
+        <w:rFonts w:ascii="Wingdings" w:hAnsi="Wingdings" w:hint="default"/>
+        <w:sz w:val="20"/>
+      </w:rPr>
+    </w:lvl>
+  </w:abstractNum>
+  <w:abstractNum w:abstractNumId="30" w15:restartNumberingAfterBreak="0">
+    <w:nsid w:val="5FB90015"/>
+    <w:multiLevelType w:val="multilevel"/>
+    <w:tmpl w:val="B138239A"/>
+    <w:lvl w:ilvl="0">
+      <w:start w:val="1"/>
+      <w:numFmt w:val="bullet"/>
+      <w:lvlText w:val=""/>
+      <w:lvlJc w:val="left"/>
+      <w:pPr>
+        <w:tabs>
+          <w:tab w:val="num" w:pos="720"/>
+        </w:tabs>
+        <w:ind w:left="720" w:hanging="360"/>
+      </w:pPr>
+      <w:rPr>
+        <w:rFonts w:ascii="Symbol" w:hAnsi="Symbol" w:hint="default"/>
+        <w:sz w:val="20"/>
+      </w:rPr>
+    </w:lvl>
+    <w:lvl w:ilvl="1" w:tentative="1">
+      <w:start w:val="1"/>
+      <w:numFmt w:val="bullet"/>
+      <w:lvlText w:val="o"/>
+      <w:lvlJc w:val="left"/>
+      <w:pPr>
+        <w:tabs>
+          <w:tab w:val="num" w:pos="1440"/>
+        </w:tabs>
+        <w:ind w:left="1440" w:hanging="360"/>
+      </w:pPr>
+      <w:rPr>
+        <w:rFonts w:ascii="Courier New" w:hAnsi="Courier New" w:hint="default"/>
+        <w:sz w:val="20"/>
+      </w:rPr>
+    </w:lvl>
+    <w:lvl w:ilvl="2" w:tentative="1">
+      <w:start w:val="1"/>
+      <w:numFmt w:val="bullet"/>
+      <w:lvlText w:val=""/>
+      <w:lvlJc w:val="left"/>
+      <w:pPr>
+        <w:tabs>
+          <w:tab w:val="num" w:pos="2160"/>
+        </w:tabs>
+        <w:ind w:left="2160" w:hanging="360"/>
+      </w:pPr>
+      <w:rPr>
+        <w:rFonts w:ascii="Wingdings" w:hAnsi="Wingdings" w:hint="default"/>
+        <w:sz w:val="20"/>
+      </w:rPr>
+    </w:lvl>
+    <w:lvl w:ilvl="3" w:tentative="1">
+      <w:start w:val="1"/>
+      <w:numFmt w:val="bullet"/>
+      <w:lvlText w:val=""/>
+      <w:lvlJc w:val="left"/>
+      <w:pPr>
+        <w:tabs>
+          <w:tab w:val="num" w:pos="2880"/>
+        </w:tabs>
+        <w:ind w:left="2880" w:hanging="360"/>
+      </w:pPr>
+      <w:rPr>
+        <w:rFonts w:ascii="Wingdings" w:hAnsi="Wingdings" w:hint="default"/>
+        <w:sz w:val="20"/>
+      </w:rPr>
+    </w:lvl>
+    <w:lvl w:ilvl="4" w:tentative="1">
+      <w:start w:val="1"/>
+      <w:numFmt w:val="bullet"/>
+      <w:lvlText w:val=""/>
+      <w:lvlJc w:val="left"/>
+      <w:pPr>
+        <w:tabs>
+          <w:tab w:val="num" w:pos="3600"/>
+        </w:tabs>
+        <w:ind w:left="3600" w:hanging="360"/>
+      </w:pPr>
+      <w:rPr>
+        <w:rFonts w:ascii="Wingdings" w:hAnsi="Wingdings" w:hint="default"/>
+        <w:sz w:val="20"/>
+      </w:rPr>
+    </w:lvl>
+    <w:lvl w:ilvl="5" w:tentative="1">
+      <w:start w:val="1"/>
+      <w:numFmt w:val="bullet"/>
+      <w:lvlText w:val=""/>
+      <w:lvlJc w:val="left"/>
+      <w:pPr>
+        <w:tabs>
+          <w:tab w:val="num" w:pos="4320"/>
+        </w:tabs>
+        <w:ind w:left="4320" w:hanging="360"/>
+      </w:pPr>
+      <w:rPr>
+        <w:rFonts w:ascii="Wingdings" w:hAnsi="Wingdings" w:hint="default"/>
+        <w:sz w:val="20"/>
+      </w:rPr>
+    </w:lvl>
+    <w:lvl w:ilvl="6" w:tentative="1">
+      <w:start w:val="1"/>
+      <w:numFmt w:val="bullet"/>
+      <w:lvlText w:val=""/>
+      <w:lvlJc w:val="left"/>
+      <w:pPr>
+        <w:tabs>
+          <w:tab w:val="num" w:pos="5040"/>
+        </w:tabs>
+        <w:ind w:left="5040" w:hanging="360"/>
+      </w:pPr>
+      <w:rPr>
+        <w:rFonts w:ascii="Wingdings" w:hAnsi="Wingdings" w:hint="default"/>
+        <w:sz w:val="20"/>
+      </w:rPr>
+    </w:lvl>
+    <w:lvl w:ilvl="7" w:tentative="1">
+      <w:start w:val="1"/>
+      <w:numFmt w:val="bullet"/>
+      <w:lvlText w:val=""/>
+      <w:lvlJc w:val="left"/>
+      <w:pPr>
+        <w:tabs>
+          <w:tab w:val="num" w:pos="5760"/>
+        </w:tabs>
+        <w:ind w:left="5760" w:hanging="360"/>
+      </w:pPr>
+      <w:rPr>
+        <w:rFonts w:ascii="Wingdings" w:hAnsi="Wingdings" w:hint="default"/>
+        <w:sz w:val="20"/>
+      </w:rPr>
+    </w:lvl>
+    <w:lvl w:ilvl="8" w:tentative="1">
+      <w:start w:val="1"/>
+      <w:numFmt w:val="bullet"/>
+      <w:lvlText w:val=""/>
+      <w:lvlJc w:val="left"/>
+      <w:pPr>
+        <w:tabs>
+          <w:tab w:val="num" w:pos="6480"/>
+        </w:tabs>
+        <w:ind w:left="6480" w:hanging="360"/>
+      </w:pPr>
+      <w:rPr>
+        <w:rFonts w:ascii="Wingdings" w:hAnsi="Wingdings" w:hint="default"/>
+        <w:sz w:val="20"/>
+      </w:rPr>
+    </w:lvl>
+  </w:abstractNum>
+  <w:abstractNum w:abstractNumId="31" w15:restartNumberingAfterBreak="0">
     <w:nsid w:val="69E836BD"/>
     <w:multiLevelType w:val="multilevel"/>
     <w:tmpl w:val="63065028"/>
@@ -8040,7 +6815,7 @@
       </w:rPr>
     </w:lvl>
   </w:abstractNum>
-  <w:abstractNum w:abstractNumId="17" w15:restartNumberingAfterBreak="0">
+  <w:abstractNum w:abstractNumId="32" w15:restartNumberingAfterBreak="0">
     <w:nsid w:val="6DCA240B"/>
     <w:multiLevelType w:val="multilevel"/>
     <w:tmpl w:val="CF34B9FC"/>
@@ -8153,7 +6928,7 @@
       </w:pPr>
     </w:lvl>
   </w:abstractNum>
-  <w:abstractNum w:abstractNumId="18" w15:restartNumberingAfterBreak="0">
+  <w:abstractNum w:abstractNumId="33" w15:restartNumberingAfterBreak="0">
     <w:nsid w:val="77FD6902"/>
     <w:multiLevelType w:val="multilevel"/>
     <w:tmpl w:val="62C82EF8"/>
@@ -8302,7 +7077,7 @@
       </w:rPr>
     </w:lvl>
   </w:abstractNum>
-  <w:abstractNum w:abstractNumId="19" w15:restartNumberingAfterBreak="0">
+  <w:abstractNum w:abstractNumId="34" w15:restartNumberingAfterBreak="0">
     <w:nsid w:val="7CC31601"/>
     <w:multiLevelType w:val="multilevel"/>
     <w:tmpl w:val="BF2EED3A"/>
@@ -8415,7 +7190,156 @@
       </w:pPr>
     </w:lvl>
   </w:abstractNum>
-  <w:abstractNum w:abstractNumId="20" w15:restartNumberingAfterBreak="0">
+  <w:abstractNum w:abstractNumId="35" w15:restartNumberingAfterBreak="0">
+    <w:nsid w:val="7D5D30BF"/>
+    <w:multiLevelType w:val="multilevel"/>
+    <w:tmpl w:val="A5180BAE"/>
+    <w:lvl w:ilvl="0">
+      <w:start w:val="1"/>
+      <w:numFmt w:val="bullet"/>
+      <w:lvlText w:val=""/>
+      <w:lvlJc w:val="left"/>
+      <w:pPr>
+        <w:tabs>
+          <w:tab w:val="num" w:pos="720"/>
+        </w:tabs>
+        <w:ind w:left="720" w:hanging="360"/>
+      </w:pPr>
+      <w:rPr>
+        <w:rFonts w:ascii="Symbol" w:hAnsi="Symbol" w:hint="default"/>
+        <w:sz w:val="20"/>
+      </w:rPr>
+    </w:lvl>
+    <w:lvl w:ilvl="1" w:tentative="1">
+      <w:start w:val="1"/>
+      <w:numFmt w:val="bullet"/>
+      <w:lvlText w:val="o"/>
+      <w:lvlJc w:val="left"/>
+      <w:pPr>
+        <w:tabs>
+          <w:tab w:val="num" w:pos="1440"/>
+        </w:tabs>
+        <w:ind w:left="1440" w:hanging="360"/>
+      </w:pPr>
+      <w:rPr>
+        <w:rFonts w:ascii="Courier New" w:hAnsi="Courier New" w:hint="default"/>
+        <w:sz w:val="20"/>
+      </w:rPr>
+    </w:lvl>
+    <w:lvl w:ilvl="2" w:tentative="1">
+      <w:start w:val="1"/>
+      <w:numFmt w:val="bullet"/>
+      <w:lvlText w:val=""/>
+      <w:lvlJc w:val="left"/>
+      <w:pPr>
+        <w:tabs>
+          <w:tab w:val="num" w:pos="2160"/>
+        </w:tabs>
+        <w:ind w:left="2160" w:hanging="360"/>
+      </w:pPr>
+      <w:rPr>
+        <w:rFonts w:ascii="Wingdings" w:hAnsi="Wingdings" w:hint="default"/>
+        <w:sz w:val="20"/>
+      </w:rPr>
+    </w:lvl>
+    <w:lvl w:ilvl="3" w:tentative="1">
+      <w:start w:val="1"/>
+      <w:numFmt w:val="bullet"/>
+      <w:lvlText w:val=""/>
+      <w:lvlJc w:val="left"/>
+      <w:pPr>
+        <w:tabs>
+          <w:tab w:val="num" w:pos="2880"/>
+        </w:tabs>
+        <w:ind w:left="2880" w:hanging="360"/>
+      </w:pPr>
+      <w:rPr>
+        <w:rFonts w:ascii="Wingdings" w:hAnsi="Wingdings" w:hint="default"/>
+        <w:sz w:val="20"/>
+      </w:rPr>
+    </w:lvl>
+    <w:lvl w:ilvl="4" w:tentative="1">
+      <w:start w:val="1"/>
+      <w:numFmt w:val="bullet"/>
+      <w:lvlText w:val=""/>
+      <w:lvlJc w:val="left"/>
+      <w:pPr>
+        <w:tabs>
+          <w:tab w:val="num" w:pos="3600"/>
+        </w:tabs>
+        <w:ind w:left="3600" w:hanging="360"/>
+      </w:pPr>
+      <w:rPr>
+        <w:rFonts w:ascii="Wingdings" w:hAnsi="Wingdings" w:hint="default"/>
+        <w:sz w:val="20"/>
+      </w:rPr>
+    </w:lvl>
+    <w:lvl w:ilvl="5" w:tentative="1">
+      <w:start w:val="1"/>
+      <w:numFmt w:val="bullet"/>
+      <w:lvlText w:val=""/>
+      <w:lvlJc w:val="left"/>
+      <w:pPr>
+        <w:tabs>
+          <w:tab w:val="num" w:pos="4320"/>
+        </w:tabs>
+        <w:ind w:left="4320" w:hanging="360"/>
+      </w:pPr>
+      <w:rPr>
+        <w:rFonts w:ascii="Wingdings" w:hAnsi="Wingdings" w:hint="default"/>
+        <w:sz w:val="20"/>
+      </w:rPr>
+    </w:lvl>
+    <w:lvl w:ilvl="6" w:tentative="1">
+      <w:start w:val="1"/>
+      <w:numFmt w:val="bullet"/>
+      <w:lvlText w:val=""/>
+      <w:lvlJc w:val="left"/>
+      <w:pPr>
+        <w:tabs>
+          <w:tab w:val="num" w:pos="5040"/>
+        </w:tabs>
+        <w:ind w:left="5040" w:hanging="360"/>
+      </w:pPr>
+      <w:rPr>
+        <w:rFonts w:ascii="Wingdings" w:hAnsi="Wingdings" w:hint="default"/>
+        <w:sz w:val="20"/>
+      </w:rPr>
+    </w:lvl>
+    <w:lvl w:ilvl="7" w:tentative="1">
+      <w:start w:val="1"/>
+      <w:numFmt w:val="bullet"/>
+      <w:lvlText w:val=""/>
+      <w:lvlJc w:val="left"/>
+      <w:pPr>
+        <w:tabs>
+          <w:tab w:val="num" w:pos="5760"/>
+        </w:tabs>
+        <w:ind w:left="5760" w:hanging="360"/>
+      </w:pPr>
+      <w:rPr>
+        <w:rFonts w:ascii="Wingdings" w:hAnsi="Wingdings" w:hint="default"/>
+        <w:sz w:val="20"/>
+      </w:rPr>
+    </w:lvl>
+    <w:lvl w:ilvl="8" w:tentative="1">
+      <w:start w:val="1"/>
+      <w:numFmt w:val="bullet"/>
+      <w:lvlText w:val=""/>
+      <w:lvlJc w:val="left"/>
+      <w:pPr>
+        <w:tabs>
+          <w:tab w:val="num" w:pos="6480"/>
+        </w:tabs>
+        <w:ind w:left="6480" w:hanging="360"/>
+      </w:pPr>
+      <w:rPr>
+        <w:rFonts w:ascii="Wingdings" w:hAnsi="Wingdings" w:hint="default"/>
+        <w:sz w:val="20"/>
+      </w:rPr>
+    </w:lvl>
+  </w:abstractNum>
+  <w:abstractNum w:abstractNumId="36" w15:restartNumberingAfterBreak="0">
     <w:nsid w:val="7EE74553"/>
     <w:multiLevelType w:val="multilevel"/>
     <w:tmpl w:val="AD1A5180"/>
@@ -8564,68 +7488,268 @@
       </w:rPr>
     </w:lvl>
   </w:abstractNum>
+  <w:abstractNum w:abstractNumId="37" w15:restartNumberingAfterBreak="0">
+    <w:nsid w:val="7F7F7003"/>
+    <w:multiLevelType w:val="multilevel"/>
+    <w:tmpl w:val="E22C6B9C"/>
+    <w:lvl w:ilvl="0">
+      <w:start w:val="1"/>
+      <w:numFmt w:val="bullet"/>
+      <w:lvlText w:val=""/>
+      <w:lvlJc w:val="left"/>
+      <w:pPr>
+        <w:tabs>
+          <w:tab w:val="num" w:pos="720"/>
+        </w:tabs>
+        <w:ind w:left="720" w:hanging="360"/>
+      </w:pPr>
+      <w:rPr>
+        <w:rFonts w:ascii="Symbol" w:hAnsi="Symbol" w:hint="default"/>
+        <w:sz w:val="20"/>
+      </w:rPr>
+    </w:lvl>
+    <w:lvl w:ilvl="1" w:tentative="1">
+      <w:start w:val="1"/>
+      <w:numFmt w:val="bullet"/>
+      <w:lvlText w:val="o"/>
+      <w:lvlJc w:val="left"/>
+      <w:pPr>
+        <w:tabs>
+          <w:tab w:val="num" w:pos="1440"/>
+        </w:tabs>
+        <w:ind w:left="1440" w:hanging="360"/>
+      </w:pPr>
+      <w:rPr>
+        <w:rFonts w:ascii="Courier New" w:hAnsi="Courier New" w:hint="default"/>
+        <w:sz w:val="20"/>
+      </w:rPr>
+    </w:lvl>
+    <w:lvl w:ilvl="2" w:tentative="1">
+      <w:start w:val="1"/>
+      <w:numFmt w:val="bullet"/>
+      <w:lvlText w:val=""/>
+      <w:lvlJc w:val="left"/>
+      <w:pPr>
+        <w:tabs>
+          <w:tab w:val="num" w:pos="2160"/>
+        </w:tabs>
+        <w:ind w:left="2160" w:hanging="360"/>
+      </w:pPr>
+      <w:rPr>
+        <w:rFonts w:ascii="Wingdings" w:hAnsi="Wingdings" w:hint="default"/>
+        <w:sz w:val="20"/>
+      </w:rPr>
+    </w:lvl>
+    <w:lvl w:ilvl="3" w:tentative="1">
+      <w:start w:val="1"/>
+      <w:numFmt w:val="bullet"/>
+      <w:lvlText w:val=""/>
+      <w:lvlJc w:val="left"/>
+      <w:pPr>
+        <w:tabs>
+          <w:tab w:val="num" w:pos="2880"/>
+        </w:tabs>
+        <w:ind w:left="2880" w:hanging="360"/>
+      </w:pPr>
+      <w:rPr>
+        <w:rFonts w:ascii="Wingdings" w:hAnsi="Wingdings" w:hint="default"/>
+        <w:sz w:val="20"/>
+      </w:rPr>
+    </w:lvl>
+    <w:lvl w:ilvl="4" w:tentative="1">
+      <w:start w:val="1"/>
+      <w:numFmt w:val="bullet"/>
+      <w:lvlText w:val=""/>
+      <w:lvlJc w:val="left"/>
+      <w:pPr>
+        <w:tabs>
+          <w:tab w:val="num" w:pos="3600"/>
+        </w:tabs>
+        <w:ind w:left="3600" w:hanging="360"/>
+      </w:pPr>
+      <w:rPr>
+        <w:rFonts w:ascii="Wingdings" w:hAnsi="Wingdings" w:hint="default"/>
+        <w:sz w:val="20"/>
+      </w:rPr>
+    </w:lvl>
+    <w:lvl w:ilvl="5" w:tentative="1">
+      <w:start w:val="1"/>
+      <w:numFmt w:val="bullet"/>
+      <w:lvlText w:val=""/>
+      <w:lvlJc w:val="left"/>
+      <w:pPr>
+        <w:tabs>
+          <w:tab w:val="num" w:pos="4320"/>
+        </w:tabs>
+        <w:ind w:left="4320" w:hanging="360"/>
+      </w:pPr>
+      <w:rPr>
+        <w:rFonts w:ascii="Wingdings" w:hAnsi="Wingdings" w:hint="default"/>
+        <w:sz w:val="20"/>
+      </w:rPr>
+    </w:lvl>
+    <w:lvl w:ilvl="6" w:tentative="1">
+      <w:start w:val="1"/>
+      <w:numFmt w:val="bullet"/>
+      <w:lvlText w:val=""/>
+      <w:lvlJc w:val="left"/>
+      <w:pPr>
+        <w:tabs>
+          <w:tab w:val="num" w:pos="5040"/>
+        </w:tabs>
+        <w:ind w:left="5040" w:hanging="360"/>
+      </w:pPr>
+      <w:rPr>
+        <w:rFonts w:ascii="Wingdings" w:hAnsi="Wingdings" w:hint="default"/>
+        <w:sz w:val="20"/>
+      </w:rPr>
+    </w:lvl>
+    <w:lvl w:ilvl="7" w:tentative="1">
+      <w:start w:val="1"/>
+      <w:numFmt w:val="bullet"/>
+      <w:lvlText w:val=""/>
+      <w:lvlJc w:val="left"/>
+      <w:pPr>
+        <w:tabs>
+          <w:tab w:val="num" w:pos="5760"/>
+        </w:tabs>
+        <w:ind w:left="5760" w:hanging="360"/>
+      </w:pPr>
+      <w:rPr>
+        <w:rFonts w:ascii="Wingdings" w:hAnsi="Wingdings" w:hint="default"/>
+        <w:sz w:val="20"/>
+      </w:rPr>
+    </w:lvl>
+    <w:lvl w:ilvl="8" w:tentative="1">
+      <w:start w:val="1"/>
+      <w:numFmt w:val="bullet"/>
+      <w:lvlText w:val=""/>
+      <w:lvlJc w:val="left"/>
+      <w:pPr>
+        <w:tabs>
+          <w:tab w:val="num" w:pos="6480"/>
+        </w:tabs>
+        <w:ind w:left="6480" w:hanging="360"/>
+      </w:pPr>
+      <w:rPr>
+        <w:rFonts w:ascii="Wingdings" w:hAnsi="Wingdings" w:hint="default"/>
+        <w:sz w:val="20"/>
+      </w:rPr>
+    </w:lvl>
+  </w:abstractNum>
   <w:num w:numId="1" w16cid:durableId="1242906416">
-    <w:abstractNumId w:val="16"/>
+    <w:abstractNumId w:val="31"/>
   </w:num>
   <w:num w:numId="2" w16cid:durableId="317002491">
+    <w:abstractNumId w:val="21"/>
+  </w:num>
+  <w:num w:numId="3" w16cid:durableId="1510365689">
+    <w:abstractNumId w:val="26"/>
+  </w:num>
+  <w:num w:numId="4" w16cid:durableId="546188262">
+    <w:abstractNumId w:val="33"/>
+  </w:num>
+  <w:num w:numId="5" w16cid:durableId="1492062276">
+    <w:abstractNumId w:val="19"/>
+  </w:num>
+  <w:num w:numId="6" w16cid:durableId="1970435484">
+    <w:abstractNumId w:val="36"/>
+  </w:num>
+  <w:num w:numId="7" w16cid:durableId="760570310">
+    <w:abstractNumId w:val="8"/>
+  </w:num>
+  <w:num w:numId="8" w16cid:durableId="1685866525">
+    <w:abstractNumId w:val="12"/>
+  </w:num>
+  <w:num w:numId="9" w16cid:durableId="428354208">
+    <w:abstractNumId w:val="23"/>
+  </w:num>
+  <w:num w:numId="10" w16cid:durableId="1504512927">
+    <w:abstractNumId w:val="3"/>
+  </w:num>
+  <w:num w:numId="11" w16cid:durableId="1062680584">
+    <w:abstractNumId w:val="4"/>
+  </w:num>
+  <w:num w:numId="12" w16cid:durableId="177736174">
+    <w:abstractNumId w:val="13"/>
+  </w:num>
+  <w:num w:numId="13" w16cid:durableId="1990671342">
+    <w:abstractNumId w:val="7"/>
+  </w:num>
+  <w:num w:numId="14" w16cid:durableId="1361970717">
+    <w:abstractNumId w:val="27"/>
+  </w:num>
+  <w:num w:numId="15" w16cid:durableId="2073775480">
+    <w:abstractNumId w:val="9"/>
+  </w:num>
+  <w:num w:numId="16" w16cid:durableId="1888645654">
     <w:abstractNumId w:val="10"/>
   </w:num>
-  <w:num w:numId="3" w16cid:durableId="1510365689">
-    <w:abstractNumId w:val="13"/>
+  <w:num w:numId="17" w16cid:durableId="698434806">
+    <w:abstractNumId w:val="34"/>
   </w:num>
-  <w:num w:numId="4" w16cid:durableId="546188262">
+  <w:num w:numId="18" w16cid:durableId="1646467595">
+    <w:abstractNumId w:val="20"/>
+  </w:num>
+  <w:num w:numId="19" w16cid:durableId="1131556545">
+    <w:abstractNumId w:val="24"/>
+  </w:num>
+  <w:num w:numId="20" w16cid:durableId="1373379818">
+    <w:abstractNumId w:val="28"/>
+  </w:num>
+  <w:num w:numId="21" w16cid:durableId="1112626572">
+    <w:abstractNumId w:val="32"/>
+  </w:num>
+  <w:num w:numId="22" w16cid:durableId="691299992">
     <w:abstractNumId w:val="18"/>
   </w:num>
-  <w:num w:numId="5" w16cid:durableId="1492062276">
-    <w:abstractNumId w:val="8"/>
+  <w:num w:numId="23" w16cid:durableId="77750708">
+    <w:abstractNumId w:val="5"/>
   </w:num>
-  <w:num w:numId="6" w16cid:durableId="1970435484">
-    <w:abstractNumId w:val="20"/>
+  <w:num w:numId="24" w16cid:durableId="716733654">
+    <w:abstractNumId w:val="0"/>
   </w:num>
-  <w:num w:numId="7" w16cid:durableId="760570310">
-    <w:abstractNumId w:val="3"/>
+  <w:num w:numId="25" w16cid:durableId="2059159266">
+    <w:abstractNumId w:val="2"/>
   </w:num>
-  <w:num w:numId="8" w16cid:durableId="1685866525">
+  <w:num w:numId="26" w16cid:durableId="1453553043">
+    <w:abstractNumId w:val="37"/>
+  </w:num>
+  <w:num w:numId="27" w16cid:durableId="1177772233">
+    <w:abstractNumId w:val="29"/>
+  </w:num>
+  <w:num w:numId="28" w16cid:durableId="214970721">
+    <w:abstractNumId w:val="17"/>
+  </w:num>
+  <w:num w:numId="29" w16cid:durableId="579410473">
     <w:abstractNumId w:val="6"/>
   </w:num>
-  <w:num w:numId="9" w16cid:durableId="428354208">
+  <w:num w:numId="30" w16cid:durableId="694036515">
+    <w:abstractNumId w:val="22"/>
+  </w:num>
+  <w:num w:numId="31" w16cid:durableId="1632202286">
+    <w:abstractNumId w:val="1"/>
+  </w:num>
+  <w:num w:numId="32" w16cid:durableId="942767831">
     <w:abstractNumId w:val="11"/>
   </w:num>
-  <w:num w:numId="10" w16cid:durableId="1504512927">
-    <w:abstractNumId w:val="0"/>
+  <w:num w:numId="33" w16cid:durableId="187302763">
+    <w:abstractNumId w:val="25"/>
   </w:num>
-  <w:num w:numId="11" w16cid:durableId="1062680584">
-    <w:abstractNumId w:val="1"/>
+  <w:num w:numId="34" w16cid:durableId="2011324745">
+    <w:abstractNumId w:val="15"/>
   </w:num>
-  <w:num w:numId="12" w16cid:durableId="177736174">
-    <w:abstractNumId w:val="7"/>
+  <w:num w:numId="35" w16cid:durableId="1177036294">
+    <w:abstractNumId w:val="35"/>
   </w:num>
-  <w:num w:numId="13" w16cid:durableId="1990671342">
-    <w:abstractNumId w:val="2"/>
+  <w:num w:numId="36" w16cid:durableId="370617905">
+    <w:abstractNumId w:val="30"/>
   </w:num>
-  <w:num w:numId="14" w16cid:durableId="1361970717">
+  <w:num w:numId="37" w16cid:durableId="1277256618">
     <w:abstractNumId w:val="14"/>
   </w:num>
-  <w:num w:numId="15" w16cid:durableId="2073775480">
-    <w:abstractNumId w:val="4"/>
-  </w:num>
-  <w:num w:numId="16" w16cid:durableId="1888645654">
-    <w:abstractNumId w:val="5"/>
-  </w:num>
-  <w:num w:numId="17" w16cid:durableId="698434806">
-    <w:abstractNumId w:val="19"/>
-  </w:num>
-  <w:num w:numId="18" w16cid:durableId="1646467595">
-    <w:abstractNumId w:val="9"/>
-  </w:num>
-  <w:num w:numId="19" w16cid:durableId="1131556545">
-    <w:abstractNumId w:val="12"/>
-  </w:num>
-  <w:num w:numId="20" w16cid:durableId="1373379818">
-    <w:abstractNumId w:val="15"/>
-  </w:num>
-  <w:num w:numId="21" w16cid:durableId="1112626572">
-    <w:abstractNumId w:val="17"/>
+  <w:num w:numId="38" w16cid:durableId="1063794835">
+    <w:abstractNumId w:val="16"/>
   </w:num>
 </w:numbering>
 </file>
